--- a/LevelX-Admin-Guide-Simple.docx
+++ b/LevelX-Admin-Guide-Simple.docx
@@ -4758,6 +4758,144 @@
     </w:tbl>
     <w:p>
       <w:pPr>
+        <w:spacing w:after="200"/>
+      </w:pPr>
+    </w:p>
+    <w:tbl>
+      <w:tblPr>
+        <w:bidiVisual/>
+        <w:tblW w:type="dxa" w:w="9026"/>
+        <w:tblBorders>
+          <w:top w:val="single" w:color="B45309" w:sz="2"/>
+          <w:left w:val="single" w:color="B45309" w:sz="20"/>
+          <w:bottom w:val="single" w:color="B45309" w:sz="2"/>
+          <w:right w:val="single" w:color="B45309" w:sz="20"/>
+          <w:insideH w:val="single" w:color="auto" w:sz="4"/>
+          <w:insideV w:val="single" w:color="auto" w:sz="4"/>
+        </w:tblBorders>
+      </w:tblPr>
+      <w:tblGrid>
+        <w:gridCol w:w="9026"/>
+      </w:tblGrid>
+      <w:tr>
+        <w:tc>
+          <w:tcPr>
+            <w:tcW w:type="dxa" w:w="9026"/>
+            <w:shd w:fill="FEF3C7" w:val="clear"/>
+            <w:tcMar>
+              <w:top w:type="dxa" w:w="170"/>
+              <w:left w:type="dxa" w:w="210"/>
+              <w:bottom w:type="dxa" w:w="170"/>
+              <w:right w:type="dxa" w:w="210"/>
+            </w:tcMar>
+          </w:tcPr>
+          <w:p>
+            <w:pPr>
+              <w:bidi/>
+              <w:spacing w:after="90"/>
+              <w:jc w:val="right"/>
+            </w:pPr>
+            <w:r>
+              <w:rPr>
+                <w:rFonts w:ascii="Segoe UI" w:cs="Segoe UI" w:eastAsia="Segoe UI" w:hAnsi="Segoe UI"/>
+                <w:b/>
+                <w:bCs/>
+                <w:color w:val="B45309"/>
+                <w:sz w:val="23"/>
+                <w:szCs w:val="23"/>
+                <w:rtl/>
+              </w:rPr>
+              <w:t xml:space="preserve">الجدول ده لصور المنتجات بس</w:t>
+            </w:r>
+          </w:p>
+          <w:p>
+            <w:pPr>
+              <w:bidi/>
+              <w:spacing w:after="70" w:line="305"/>
+              <w:jc w:val="right"/>
+            </w:pPr>
+            <w:r>
+              <w:rPr>
+                <w:rFonts w:ascii="Segoe UI" w:cs="Segoe UI" w:eastAsia="Segoe UI" w:hAnsi="Segoe UI"/>
+                <w:color w:val="1A1A1A"/>
+                <w:sz w:val="22"/>
+                <w:szCs w:val="22"/>
+                <w:rtl/>
+              </w:rPr>
+              <w:t xml:space="preserve">الصور الكبيرة اللي فوق في الصفحة الرئيسية (السلايدر) </w:t>
+            </w:r>
+            <w:r>
+              <w:rPr>
+                <w:rFonts w:ascii="Segoe UI" w:cs="Segoe UI" w:eastAsia="Segoe UI" w:hAnsi="Segoe UI"/>
+                <w:b/>
+                <w:bCs/>
+                <w:color w:val="B45309"/>
+                <w:sz w:val="22"/>
+                <w:szCs w:val="22"/>
+                <w:rtl/>
+              </w:rPr>
+              <w:t xml:space="preserve">مش بتترفع من اللوحة</w:t>
+            </w:r>
+            <w:r>
+              <w:rPr>
+                <w:rFonts w:ascii="Segoe UI" w:cs="Segoe UI" w:eastAsia="Segoe UI" w:hAnsi="Segoe UI"/>
+                <w:color w:val="1A1A1A"/>
+                <w:sz w:val="22"/>
+                <w:szCs w:val="22"/>
+                <w:rtl/>
+              </w:rPr>
+              <w:t xml:space="preserve"> — دي صور جاهزة مكتوبة جوّه الكود. لو عايز تغيّرها، دي شغلانة للمسؤول التقني.</w:t>
+            </w:r>
+          </w:p>
+          <w:p>
+            <w:pPr>
+              <w:bidi/>
+              <w:spacing w:after="70" w:line="305"/>
+              <w:jc w:val="right"/>
+            </w:pPr>
+            <w:r>
+              <w:rPr>
+                <w:rFonts w:ascii="Segoe UI" w:cs="Segoe UI" w:eastAsia="Segoe UI" w:hAnsi="Segoe UI"/>
+                <w:color w:val="1A1A1A"/>
+                <w:sz w:val="22"/>
+                <w:szCs w:val="22"/>
+                <w:rtl/>
+              </w:rPr>
+              <w:t xml:space="preserve">يعني الصور الوحيدة اللي بتجهّزها إنت هي </w:t>
+            </w:r>
+            <w:r>
+              <w:rPr>
+                <w:rFonts w:ascii="Segoe UI" w:cs="Segoe UI" w:eastAsia="Segoe UI" w:hAnsi="Segoe UI"/>
+                <w:b/>
+                <w:bCs/>
+                <w:color w:val="1A1A1A"/>
+                <w:sz w:val="22"/>
+                <w:szCs w:val="22"/>
+                <w:rtl/>
+              </w:rPr>
+              <w:t xml:space="preserve">صور المنتجات</w:t>
+            </w:r>
+            <w:r>
+              <w:rPr>
+                <w:rFonts w:ascii="Segoe UI" w:cs="Segoe UI" w:eastAsia="Segoe UI" w:hAnsi="Segoe UI"/>
+                <w:color w:val="1A1A1A"/>
+                <w:sz w:val="22"/>
+                <w:szCs w:val="22"/>
+                <w:rtl/>
+              </w:rPr>
+              <w:t xml:space="preserve">.</w:t>
+            </w:r>
+          </w:p>
+        </w:tc>
+      </w:tr>
+    </w:tbl>
+    <w:p>
+      <w:r>
+        <w:br w:type="page"/>
+      </w:r>
+    </w:p>
+    <w:p>
+      <w:pPr>
         <w:pStyle w:val="Heading1"/>
         <w:pBdr>
           <w:bottom w:val="single" w:color="24BE90" w:sz="12" w:space="6"/>
@@ -4776,7 +4914,4459 @@
           <w:szCs w:val="32"/>
           <w:rtl/>
         </w:rPr>
-        <w:t xml:space="preserve">٧. لو حصلت مشكلة</w:t>
+        <w:t xml:space="preserve">٧. الأقسام — Categories</w:t>
+      </w:r>
+    </w:p>
+    <w:p>
+      <w:pPr>
+        <w:bidi/>
+        <w:spacing w:after="130" w:line="310"/>
+        <w:jc w:val="right"/>
+      </w:pPr>
+      <w:r>
+        <w:rPr>
+          <w:rFonts w:ascii="Segoe UI" w:cs="Segoe UI" w:eastAsia="Segoe UI" w:hAnsi="Segoe UI"/>
+          <w:color w:val="1A1A1A"/>
+          <w:sz w:val="22"/>
+          <w:szCs w:val="22"/>
+          <w:rtl/>
+        </w:rPr>
+        <w:t xml:space="preserve">القسم هو المجموعة اللي بتحط فيها المنتجات المتشابهة — زي «إكسسوارات الموبايل».</w:t>
+      </w:r>
+    </w:p>
+    <w:p>
+      <w:pPr>
+        <w:bidi/>
+        <w:spacing w:after="130" w:line="310"/>
+        <w:jc w:val="right"/>
+      </w:pPr>
+      <w:r>
+        <w:rPr>
+          <w:rFonts w:ascii="Segoe UI" w:cs="Segoe UI" w:eastAsia="Segoe UI" w:hAnsi="Segoe UI"/>
+          <w:color w:val="1A1A1A"/>
+          <w:sz w:val="22"/>
+          <w:szCs w:val="22"/>
+          <w:rtl/>
+        </w:rPr>
+        <w:t xml:space="preserve">الأقسام بتظهر في مكانين: الشريط اللي فوق في كل الصفحات، والمربعات الملوّنة في الصفحة الرئيسية.</w:t>
+      </w:r>
+    </w:p>
+    <w:p>
+      <w:pPr>
+        <w:pStyle w:val="Heading2"/>
+        <w:bidi/>
+        <w:spacing w:after="150" w:before="300"/>
+        <w:jc w:val="right"/>
+      </w:pPr>
+      <w:r>
+        <w:rPr>
+          <w:rFonts w:ascii="Segoe UI" w:cs="Segoe UI" w:eastAsia="Segoe UI" w:hAnsi="Segoe UI"/>
+          <w:b/>
+          <w:bCs/>
+          <w:color w:val="1A1A1A"/>
+          <w:sz w:val="25"/>
+          <w:szCs w:val="25"/>
+          <w:rtl/>
+        </w:rPr>
+        <w:t xml:space="preserve">الخانات اللي هتلاقيها</w:t>
+      </w:r>
+    </w:p>
+    <w:tbl>
+      <w:tblPr>
+        <w:bidiVisual/>
+        <w:tblW w:type="dxa" w:w="9026"/>
+        <w:tblBorders>
+          <w:top w:val="single" w:color="D8DEDC" w:sz="2"/>
+          <w:left w:val="single" w:color="D8DEDC" w:sz="2"/>
+          <w:bottom w:val="single" w:color="D8DEDC" w:sz="2"/>
+          <w:right w:val="single" w:color="D8DEDC" w:sz="2"/>
+          <w:insideH w:val="single" w:color="E8EDEB" w:sz="2"/>
+          <w:insideV w:val="single" w:color="E8EDEB" w:sz="2"/>
+        </w:tblBorders>
+      </w:tblPr>
+      <w:tblGrid>
+        <w:gridCol w:w="2900"/>
+        <w:gridCol w:w="6126"/>
+      </w:tblGrid>
+      <w:tr>
+        <w:trPr>
+          <w:tblHeader/>
+        </w:trPr>
+        <w:tc>
+          <w:tcPr>
+            <w:tcW w:type="dxa" w:w="2900"/>
+            <w:shd w:fill="F1F5F4" w:val="clear"/>
+            <w:tcMar>
+              <w:top w:type="dxa" w:w="100"/>
+              <w:left w:type="dxa" w:w="130"/>
+              <w:bottom w:type="dxa" w:w="100"/>
+              <w:right w:type="dxa" w:w="130"/>
+            </w:tcMar>
+          </w:tcPr>
+          <w:p>
+            <w:pPr>
+              <w:bidi/>
+              <w:spacing w:after="0"/>
+              <w:jc w:val="right"/>
+            </w:pPr>
+            <w:r>
+              <w:rPr>
+                <w:rFonts w:ascii="Segoe UI" w:cs="Segoe UI" w:eastAsia="Segoe UI" w:hAnsi="Segoe UI"/>
+                <w:b/>
+                <w:bCs/>
+                <w:color w:val="1A1A1A"/>
+                <w:sz w:val="20"/>
+                <w:szCs w:val="20"/>
+                <w:rtl/>
+              </w:rPr>
+              <w:t xml:space="preserve">الخانة</w:t>
+            </w:r>
+          </w:p>
+        </w:tc>
+        <w:tc>
+          <w:tcPr>
+            <w:tcW w:type="dxa" w:w="6126"/>
+            <w:shd w:fill="F1F5F4" w:val="clear"/>
+            <w:tcMar>
+              <w:top w:type="dxa" w:w="100"/>
+              <w:left w:type="dxa" w:w="130"/>
+              <w:bottom w:type="dxa" w:w="100"/>
+              <w:right w:type="dxa" w:w="130"/>
+            </w:tcMar>
+          </w:tcPr>
+          <w:p>
+            <w:pPr>
+              <w:bidi/>
+              <w:spacing w:after="0"/>
+              <w:jc w:val="right"/>
+            </w:pPr>
+            <w:r>
+              <w:rPr>
+                <w:rFonts w:ascii="Segoe UI" w:cs="Segoe UI" w:eastAsia="Segoe UI" w:hAnsi="Segoe UI"/>
+                <w:b/>
+                <w:bCs/>
+                <w:color w:val="1A1A1A"/>
+                <w:sz w:val="20"/>
+                <w:szCs w:val="20"/>
+                <w:rtl/>
+              </w:rPr>
+              <w:t xml:space="preserve">معناها</w:t>
+            </w:r>
+          </w:p>
+        </w:tc>
+      </w:tr>
+      <w:tr>
+        <w:tc>
+          <w:tcPr>
+            <w:tcW w:type="dxa" w:w="2900"/>
+            <w:tcMar>
+              <w:top w:type="dxa" w:w="100"/>
+              <w:left w:type="dxa" w:w="130"/>
+              <w:bottom w:type="dxa" w:w="100"/>
+              <w:right w:type="dxa" w:w="130"/>
+            </w:tcMar>
+          </w:tcPr>
+          <w:p>
+            <w:pPr>
+              <w:bidi/>
+              <w:spacing w:after="0"/>
+              <w:jc w:val="right"/>
+            </w:pPr>
+            <w:r>
+              <w:rPr>
+                <w:rFonts w:ascii="Consolas" w:cs="Consolas" w:eastAsia="Consolas" w:hAnsi="Consolas"/>
+                <w:b/>
+                <w:bCs/>
+                <w:color w:val="1A1A1A"/>
+                <w:sz w:val="20"/>
+                <w:szCs w:val="20"/>
+                <w:rtl w:val="false"/>
+              </w:rPr>
+              <w:t xml:space="preserve">Name</w:t>
+            </w:r>
+          </w:p>
+        </w:tc>
+        <w:tc>
+          <w:tcPr>
+            <w:tcW w:type="dxa" w:w="6126"/>
+            <w:tcMar>
+              <w:top w:type="dxa" w:w="100"/>
+              <w:left w:type="dxa" w:w="130"/>
+              <w:bottom w:type="dxa" w:w="100"/>
+              <w:right w:type="dxa" w:w="130"/>
+            </w:tcMar>
+          </w:tcPr>
+          <w:p>
+            <w:pPr>
+              <w:bidi/>
+              <w:spacing w:after="0"/>
+              <w:jc w:val="right"/>
+            </w:pPr>
+            <w:r>
+              <w:rPr>
+                <w:rFonts w:ascii="Segoe UI" w:cs="Segoe UI" w:eastAsia="Segoe UI" w:hAnsi="Segoe UI"/>
+                <w:b w:val="false"/>
+                <w:bCs w:val="false"/>
+                <w:color w:val="5B6470"/>
+                <w:sz w:val="20"/>
+                <w:szCs w:val="20"/>
+                <w:rtl/>
+              </w:rPr>
+              <w:t xml:space="preserve">اسم القسم — إجباري</w:t>
+            </w:r>
+          </w:p>
+        </w:tc>
+      </w:tr>
+      <w:tr>
+        <w:tc>
+          <w:tcPr>
+            <w:tcW w:type="dxa" w:w="2900"/>
+            <w:tcMar>
+              <w:top w:type="dxa" w:w="100"/>
+              <w:left w:type="dxa" w:w="130"/>
+              <w:bottom w:type="dxa" w:w="100"/>
+              <w:right w:type="dxa" w:w="130"/>
+            </w:tcMar>
+          </w:tcPr>
+          <w:p>
+            <w:pPr>
+              <w:bidi/>
+              <w:spacing w:after="0"/>
+              <w:jc w:val="right"/>
+            </w:pPr>
+            <w:r>
+              <w:rPr>
+                <w:rFonts w:ascii="Consolas" w:cs="Consolas" w:eastAsia="Consolas" w:hAnsi="Consolas"/>
+                <w:color w:val="1A1A1A"/>
+                <w:sz w:val="20"/>
+                <w:szCs w:val="20"/>
+                <w:rtl w:val="false"/>
+              </w:rPr>
+              <w:t xml:space="preserve">Slug</w:t>
+            </w:r>
+          </w:p>
+        </w:tc>
+        <w:tc>
+          <w:tcPr>
+            <w:tcW w:type="dxa" w:w="6126"/>
+            <w:tcMar>
+              <w:top w:type="dxa" w:w="100"/>
+              <w:left w:type="dxa" w:w="130"/>
+              <w:bottom w:type="dxa" w:w="100"/>
+              <w:right w:type="dxa" w:w="130"/>
+            </w:tcMar>
+          </w:tcPr>
+          <w:p>
+            <w:pPr>
+              <w:bidi/>
+              <w:spacing w:after="0"/>
+              <w:jc w:val="right"/>
+            </w:pPr>
+            <w:r>
+              <w:rPr>
+                <w:rFonts w:ascii="Segoe UI" w:cs="Segoe UI" w:eastAsia="Segoe UI" w:hAnsi="Segoe UI"/>
+                <w:b w:val="false"/>
+                <w:bCs w:val="false"/>
+                <w:color w:val="5B6470"/>
+                <w:sz w:val="20"/>
+                <w:szCs w:val="20"/>
+                <w:rtl/>
+              </w:rPr>
+              <w:t xml:space="preserve">اسمه في الرابط — إنجليزي وبشرطات</w:t>
+            </w:r>
+          </w:p>
+        </w:tc>
+      </w:tr>
+      <w:tr>
+        <w:tc>
+          <w:tcPr>
+            <w:tcW w:type="dxa" w:w="2900"/>
+            <w:tcMar>
+              <w:top w:type="dxa" w:w="100"/>
+              <w:left w:type="dxa" w:w="130"/>
+              <w:bottom w:type="dxa" w:w="100"/>
+              <w:right w:type="dxa" w:w="130"/>
+            </w:tcMar>
+          </w:tcPr>
+          <w:p>
+            <w:pPr>
+              <w:bidi/>
+              <w:spacing w:after="0"/>
+              <w:jc w:val="right"/>
+            </w:pPr>
+            <w:r>
+              <w:rPr>
+                <w:rFonts w:ascii="Consolas" w:cs="Consolas" w:eastAsia="Consolas" w:hAnsi="Consolas"/>
+                <w:color w:val="1A1A1A"/>
+                <w:sz w:val="20"/>
+                <w:szCs w:val="20"/>
+                <w:rtl w:val="false"/>
+              </w:rPr>
+              <w:t xml:space="preserve">Parent Category</w:t>
+            </w:r>
+          </w:p>
+        </w:tc>
+        <w:tc>
+          <w:tcPr>
+            <w:tcW w:type="dxa" w:w="6126"/>
+            <w:tcMar>
+              <w:top w:type="dxa" w:w="100"/>
+              <w:left w:type="dxa" w:w="130"/>
+              <w:bottom w:type="dxa" w:w="100"/>
+              <w:right w:type="dxa" w:w="130"/>
+            </w:tcMar>
+          </w:tcPr>
+          <w:p>
+            <w:pPr>
+              <w:bidi/>
+              <w:spacing w:after="0"/>
+              <w:jc w:val="right"/>
+            </w:pPr>
+            <w:r>
+              <w:rPr>
+                <w:rFonts w:ascii="Segoe UI" w:cs="Segoe UI" w:eastAsia="Segoe UI" w:hAnsi="Segoe UI"/>
+                <w:b w:val="false"/>
+                <w:bCs w:val="false"/>
+                <w:color w:val="5B6470"/>
+                <w:sz w:val="20"/>
+                <w:szCs w:val="20"/>
+                <w:rtl/>
+              </w:rPr>
+              <w:t xml:space="preserve">لو القسم ده جوّه قسم أكبر. سيبها فاضية لو رئيسي</w:t>
+            </w:r>
+          </w:p>
+        </w:tc>
+      </w:tr>
+      <w:tr>
+        <w:tc>
+          <w:tcPr>
+            <w:tcW w:type="dxa" w:w="2900"/>
+            <w:tcMar>
+              <w:top w:type="dxa" w:w="100"/>
+              <w:left w:type="dxa" w:w="130"/>
+              <w:bottom w:type="dxa" w:w="100"/>
+              <w:right w:type="dxa" w:w="130"/>
+            </w:tcMar>
+          </w:tcPr>
+          <w:p>
+            <w:pPr>
+              <w:bidi/>
+              <w:spacing w:after="0"/>
+              <w:jc w:val="right"/>
+            </w:pPr>
+            <w:r>
+              <w:rPr>
+                <w:rFonts w:ascii="Consolas" w:cs="Consolas" w:eastAsia="Consolas" w:hAnsi="Consolas"/>
+                <w:color w:val="1A1A1A"/>
+                <w:sz w:val="20"/>
+                <w:szCs w:val="20"/>
+                <w:rtl w:val="false"/>
+              </w:rPr>
+              <w:t xml:space="preserve">Visible to customers</w:t>
+            </w:r>
+          </w:p>
+        </w:tc>
+        <w:tc>
+          <w:tcPr>
+            <w:tcW w:type="dxa" w:w="6126"/>
+            <w:tcMar>
+              <w:top w:type="dxa" w:w="100"/>
+              <w:left w:type="dxa" w:w="130"/>
+              <w:bottom w:type="dxa" w:w="100"/>
+              <w:right w:type="dxa" w:w="130"/>
+            </w:tcMar>
+          </w:tcPr>
+          <w:p>
+            <w:pPr>
+              <w:bidi/>
+              <w:spacing w:after="0"/>
+              <w:jc w:val="right"/>
+            </w:pPr>
+            <w:r>
+              <w:rPr>
+                <w:rFonts w:ascii="Segoe UI" w:cs="Segoe UI" w:eastAsia="Segoe UI" w:hAnsi="Segoe UI"/>
+                <w:b w:val="false"/>
+                <w:bCs w:val="false"/>
+                <w:color w:val="5B6470"/>
+                <w:sz w:val="20"/>
+                <w:szCs w:val="20"/>
+                <w:rtl/>
+              </w:rPr>
+              <w:t xml:space="preserve">يظهر للزباين ولا لأ</w:t>
+            </w:r>
+          </w:p>
+        </w:tc>
+      </w:tr>
+      <w:tr>
+        <w:tc>
+          <w:tcPr>
+            <w:tcW w:type="dxa" w:w="2900"/>
+            <w:tcMar>
+              <w:top w:type="dxa" w:w="100"/>
+              <w:left w:type="dxa" w:w="130"/>
+              <w:bottom w:type="dxa" w:w="100"/>
+              <w:right w:type="dxa" w:w="130"/>
+            </w:tcMar>
+          </w:tcPr>
+          <w:p>
+            <w:pPr>
+              <w:bidi/>
+              <w:spacing w:after="0"/>
+              <w:jc w:val="right"/>
+            </w:pPr>
+            <w:r>
+              <w:rPr>
+                <w:rFonts w:ascii="Consolas" w:cs="Consolas" w:eastAsia="Consolas" w:hAnsi="Consolas"/>
+                <w:color w:val="1A1A1A"/>
+                <w:sz w:val="20"/>
+                <w:szCs w:val="20"/>
+                <w:rtl w:val="false"/>
+              </w:rPr>
+              <w:t xml:space="preserve">Show on home page</w:t>
+            </w:r>
+          </w:p>
+        </w:tc>
+        <w:tc>
+          <w:tcPr>
+            <w:tcW w:type="dxa" w:w="6126"/>
+            <w:tcMar>
+              <w:top w:type="dxa" w:w="100"/>
+              <w:left w:type="dxa" w:w="130"/>
+              <w:bottom w:type="dxa" w:w="100"/>
+              <w:right w:type="dxa" w:w="130"/>
+            </w:tcMar>
+          </w:tcPr>
+          <w:p>
+            <w:pPr>
+              <w:bidi/>
+              <w:spacing w:after="0"/>
+              <w:jc w:val="right"/>
+            </w:pPr>
+            <w:r>
+              <w:rPr>
+                <w:rFonts w:ascii="Segoe UI" w:cs="Segoe UI" w:eastAsia="Segoe UI" w:hAnsi="Segoe UI"/>
+                <w:b w:val="false"/>
+                <w:bCs w:val="false"/>
+                <w:color w:val="5B6470"/>
+                <w:sz w:val="20"/>
+                <w:szCs w:val="20"/>
+                <w:rtl/>
+              </w:rPr>
+              <w:t xml:space="preserve">يظهر في مربعات الصفحة الرئيسية</w:t>
+            </w:r>
+          </w:p>
+        </w:tc>
+      </w:tr>
+      <w:tr>
+        <w:tc>
+          <w:tcPr>
+            <w:tcW w:type="dxa" w:w="2900"/>
+            <w:tcMar>
+              <w:top w:type="dxa" w:w="100"/>
+              <w:left w:type="dxa" w:w="130"/>
+              <w:bottom w:type="dxa" w:w="100"/>
+              <w:right w:type="dxa" w:w="130"/>
+            </w:tcMar>
+          </w:tcPr>
+          <w:p>
+            <w:pPr>
+              <w:bidi/>
+              <w:spacing w:after="0"/>
+              <w:jc w:val="right"/>
+            </w:pPr>
+            <w:r>
+              <w:rPr>
+                <w:rFonts w:ascii="Consolas" w:cs="Consolas" w:eastAsia="Consolas" w:hAnsi="Consolas"/>
+                <w:color w:val="1A1A1A"/>
+                <w:sz w:val="20"/>
+                <w:szCs w:val="20"/>
+                <w:rtl w:val="false"/>
+              </w:rPr>
+              <w:t xml:space="preserve">Order</w:t>
+            </w:r>
+          </w:p>
+        </w:tc>
+        <w:tc>
+          <w:tcPr>
+            <w:tcW w:type="dxa" w:w="6126"/>
+            <w:tcMar>
+              <w:top w:type="dxa" w:w="100"/>
+              <w:left w:type="dxa" w:w="130"/>
+              <w:bottom w:type="dxa" w:w="100"/>
+              <w:right w:type="dxa" w:w="130"/>
+            </w:tcMar>
+          </w:tcPr>
+          <w:p>
+            <w:pPr>
+              <w:bidi/>
+              <w:spacing w:after="0"/>
+              <w:jc w:val="right"/>
+            </w:pPr>
+            <w:r>
+              <w:rPr>
+                <w:rFonts w:ascii="Segoe UI" w:cs="Segoe UI" w:eastAsia="Segoe UI" w:hAnsi="Segoe UI"/>
+                <w:b w:val="false"/>
+                <w:bCs w:val="false"/>
+                <w:color w:val="5B6470"/>
+                <w:sz w:val="20"/>
+                <w:szCs w:val="20"/>
+                <w:rtl/>
+              </w:rPr>
+              <w:t xml:space="preserve">الترتيب — الرقم الأصغر بيظهر الأول</w:t>
+            </w:r>
+          </w:p>
+        </w:tc>
+      </w:tr>
+      <w:tr>
+        <w:tc>
+          <w:tcPr>
+            <w:tcW w:type="dxa" w:w="2900"/>
+            <w:tcMar>
+              <w:top w:type="dxa" w:w="100"/>
+              <w:left w:type="dxa" w:w="130"/>
+              <w:bottom w:type="dxa" w:w="100"/>
+              <w:right w:type="dxa" w:w="130"/>
+            </w:tcMar>
+          </w:tcPr>
+          <w:p>
+            <w:pPr>
+              <w:bidi/>
+              <w:spacing w:after="0"/>
+              <w:jc w:val="right"/>
+            </w:pPr>
+            <w:r>
+              <w:rPr>
+                <w:rFonts w:ascii="Consolas" w:cs="Consolas" w:eastAsia="Consolas" w:hAnsi="Consolas"/>
+                <w:color w:val="1A1A1A"/>
+                <w:sz w:val="20"/>
+                <w:szCs w:val="20"/>
+                <w:rtl w:val="false"/>
+              </w:rPr>
+              <w:t xml:space="preserve">Icon</w:t>
+            </w:r>
+          </w:p>
+        </w:tc>
+        <w:tc>
+          <w:tcPr>
+            <w:tcW w:type="dxa" w:w="6126"/>
+            <w:tcMar>
+              <w:top w:type="dxa" w:w="100"/>
+              <w:left w:type="dxa" w:w="130"/>
+              <w:bottom w:type="dxa" w:w="100"/>
+              <w:right w:type="dxa" w:w="130"/>
+            </w:tcMar>
+          </w:tcPr>
+          <w:p>
+            <w:pPr>
+              <w:bidi/>
+              <w:spacing w:after="0"/>
+              <w:jc w:val="right"/>
+            </w:pPr>
+            <w:r>
+              <w:rPr>
+                <w:rFonts w:ascii="Segoe UI" w:cs="Segoe UI" w:eastAsia="Segoe UI" w:hAnsi="Segoe UI"/>
+                <w:b w:val="false"/>
+                <w:bCs w:val="false"/>
+                <w:color w:val="5B6470"/>
+                <w:sz w:val="20"/>
+                <w:szCs w:val="20"/>
+                <w:rtl/>
+              </w:rPr>
+              <w:t xml:space="preserve">الأيقونة — تختار من ٢٢ أيقونة</w:t>
+            </w:r>
+          </w:p>
+        </w:tc>
+      </w:tr>
+      <w:tr>
+        <w:tc>
+          <w:tcPr>
+            <w:tcW w:type="dxa" w:w="2900"/>
+            <w:tcMar>
+              <w:top w:type="dxa" w:w="100"/>
+              <w:left w:type="dxa" w:w="130"/>
+              <w:bottom w:type="dxa" w:w="100"/>
+              <w:right w:type="dxa" w:w="130"/>
+            </w:tcMar>
+          </w:tcPr>
+          <w:p>
+            <w:pPr>
+              <w:bidi/>
+              <w:spacing w:after="0"/>
+              <w:jc w:val="right"/>
+            </w:pPr>
+            <w:r>
+              <w:rPr>
+                <w:rFonts w:ascii="Consolas" w:cs="Consolas" w:eastAsia="Consolas" w:hAnsi="Consolas"/>
+                <w:color w:val="1A1A1A"/>
+                <w:sz w:val="20"/>
+                <w:szCs w:val="20"/>
+                <w:rtl w:val="false"/>
+              </w:rPr>
+              <w:t xml:space="preserve">Colour</w:t>
+            </w:r>
+          </w:p>
+        </w:tc>
+        <w:tc>
+          <w:tcPr>
+            <w:tcW w:type="dxa" w:w="6126"/>
+            <w:tcMar>
+              <w:top w:type="dxa" w:w="100"/>
+              <w:left w:type="dxa" w:w="130"/>
+              <w:bottom w:type="dxa" w:w="100"/>
+              <w:right w:type="dxa" w:w="130"/>
+            </w:tcMar>
+          </w:tcPr>
+          <w:p>
+            <w:pPr>
+              <w:bidi/>
+              <w:spacing w:after="0"/>
+              <w:jc w:val="right"/>
+            </w:pPr>
+            <w:r>
+              <w:rPr>
+                <w:rFonts w:ascii="Segoe UI" w:cs="Segoe UI" w:eastAsia="Segoe UI" w:hAnsi="Segoe UI"/>
+                <w:b w:val="false"/>
+                <w:bCs w:val="false"/>
+                <w:color w:val="5B6470"/>
+                <w:sz w:val="20"/>
+                <w:szCs w:val="20"/>
+                <w:rtl/>
+              </w:rPr>
+              <w:t xml:space="preserve">لون المربع — ٨ ألوان</w:t>
+            </w:r>
+          </w:p>
+        </w:tc>
+      </w:tr>
+      <w:tr>
+        <w:tc>
+          <w:tcPr>
+            <w:tcW w:type="dxa" w:w="2900"/>
+            <w:tcMar>
+              <w:top w:type="dxa" w:w="100"/>
+              <w:left w:type="dxa" w:w="130"/>
+              <w:bottom w:type="dxa" w:w="100"/>
+              <w:right w:type="dxa" w:w="130"/>
+            </w:tcMar>
+          </w:tcPr>
+          <w:p>
+            <w:pPr>
+              <w:bidi/>
+              <w:spacing w:after="0"/>
+              <w:jc w:val="right"/>
+            </w:pPr>
+            <w:r>
+              <w:rPr>
+                <w:rFonts w:ascii="Consolas" w:cs="Consolas" w:eastAsia="Consolas" w:hAnsi="Consolas"/>
+                <w:color w:val="1A1A1A"/>
+                <w:sz w:val="20"/>
+                <w:szCs w:val="20"/>
+                <w:rtl w:val="false"/>
+              </w:rPr>
+              <w:t xml:space="preserve">Short label</w:t>
+            </w:r>
+          </w:p>
+        </w:tc>
+        <w:tc>
+          <w:tcPr>
+            <w:tcW w:type="dxa" w:w="6126"/>
+            <w:tcMar>
+              <w:top w:type="dxa" w:w="100"/>
+              <w:left w:type="dxa" w:w="130"/>
+              <w:bottom w:type="dxa" w:w="100"/>
+              <w:right w:type="dxa" w:w="130"/>
+            </w:tcMar>
+          </w:tcPr>
+          <w:p>
+            <w:pPr>
+              <w:bidi/>
+              <w:spacing w:after="0"/>
+              <w:jc w:val="right"/>
+            </w:pPr>
+            <w:r>
+              <w:rPr>
+                <w:rFonts w:ascii="Segoe UI" w:cs="Segoe UI" w:eastAsia="Segoe UI" w:hAnsi="Segoe UI"/>
+                <w:b w:val="false"/>
+                <w:bCs w:val="false"/>
+                <w:color w:val="5B6470"/>
+                <w:sz w:val="20"/>
+                <w:szCs w:val="20"/>
+                <w:rtl/>
+              </w:rPr>
+              <w:t xml:space="preserve">اسم مختصر لو الأصلي طويل ومش بيظبط في المربع</w:t>
+            </w:r>
+          </w:p>
+        </w:tc>
+      </w:tr>
+    </w:tbl>
+    <w:p>
+      <w:pPr>
+        <w:pStyle w:val="Heading2"/>
+        <w:bidi/>
+        <w:spacing w:after="150" w:before="300"/>
+        <w:jc w:val="right"/>
+      </w:pPr>
+      <w:r>
+        <w:rPr>
+          <w:rFonts w:ascii="Segoe UI" w:cs="Segoe UI" w:eastAsia="Segoe UI" w:hAnsi="Segoe UI"/>
+          <w:b/>
+          <w:bCs/>
+          <w:color w:val="1A1A1A"/>
+          <w:sz w:val="25"/>
+          <w:szCs w:val="25"/>
+          <w:rtl/>
+        </w:rPr>
+        <w:t xml:space="preserve">الأيقونات الـ ٢٢</w:t>
+      </w:r>
+    </w:p>
+    <w:p>
+      <w:pPr>
+        <w:bidi/>
+        <w:spacing w:after="130" w:line="310"/>
+        <w:jc w:val="right"/>
+      </w:pPr>
+      <w:r>
+        <w:rPr>
+          <w:rFonts w:ascii="Segoe UI" w:cs="Segoe UI" w:eastAsia="Segoe UI" w:hAnsi="Segoe UI"/>
+          <w:color w:val="1A1A1A"/>
+          <w:sz w:val="22"/>
+          <w:szCs w:val="22"/>
+          <w:rtl/>
+        </w:rPr>
+        <w:t xml:space="preserve">مكتوبة بالإنجليزي في القائمة. دي معانيها:</w:t>
+      </w:r>
+    </w:p>
+    <w:tbl>
+      <w:tblPr>
+        <w:bidiVisual/>
+        <w:tblW w:type="dxa" w:w="9026"/>
+        <w:tblBorders>
+          <w:top w:val="single" w:color="D8DEDC" w:sz="2"/>
+          <w:left w:val="single" w:color="D8DEDC" w:sz="2"/>
+          <w:bottom w:val="single" w:color="D8DEDC" w:sz="2"/>
+          <w:right w:val="single" w:color="D8DEDC" w:sz="2"/>
+          <w:insideH w:val="single" w:color="E8EDEB" w:sz="2"/>
+          <w:insideV w:val="single" w:color="E8EDEB" w:sz="2"/>
+        </w:tblBorders>
+      </w:tblPr>
+      <w:tblGrid>
+        <w:gridCol w:w="2100"/>
+        <w:gridCol w:w="2400"/>
+        <w:gridCol w:w="2100"/>
+        <w:gridCol w:w="2426"/>
+      </w:tblGrid>
+      <w:tr>
+        <w:trPr>
+          <w:tblHeader/>
+        </w:trPr>
+        <w:tc>
+          <w:tcPr>
+            <w:tcW w:type="dxa" w:w="2100"/>
+            <w:shd w:fill="F1F5F4" w:val="clear"/>
+            <w:tcMar>
+              <w:top w:type="dxa" w:w="100"/>
+              <w:left w:type="dxa" w:w="130"/>
+              <w:bottom w:type="dxa" w:w="100"/>
+              <w:right w:type="dxa" w:w="130"/>
+            </w:tcMar>
+          </w:tcPr>
+          <w:p>
+            <w:pPr>
+              <w:bidi/>
+              <w:spacing w:after="0"/>
+              <w:jc w:val="right"/>
+            </w:pPr>
+            <w:r>
+              <w:rPr>
+                <w:rFonts w:ascii="Segoe UI" w:cs="Segoe UI" w:eastAsia="Segoe UI" w:hAnsi="Segoe UI"/>
+                <w:b/>
+                <w:bCs/>
+                <w:color w:val="1A1A1A"/>
+                <w:sz w:val="20"/>
+                <w:szCs w:val="20"/>
+                <w:rtl/>
+              </w:rPr>
+              <w:t xml:space="preserve">الأيقونة</w:t>
+            </w:r>
+          </w:p>
+        </w:tc>
+        <w:tc>
+          <w:tcPr>
+            <w:tcW w:type="dxa" w:w="2400"/>
+            <w:shd w:fill="F1F5F4" w:val="clear"/>
+            <w:tcMar>
+              <w:top w:type="dxa" w:w="100"/>
+              <w:left w:type="dxa" w:w="130"/>
+              <w:bottom w:type="dxa" w:w="100"/>
+              <w:right w:type="dxa" w:w="130"/>
+            </w:tcMar>
+          </w:tcPr>
+          <w:p>
+            <w:pPr>
+              <w:bidi/>
+              <w:spacing w:after="0"/>
+              <w:jc w:val="right"/>
+            </w:pPr>
+            <w:r>
+              <w:rPr>
+                <w:rFonts w:ascii="Segoe UI" w:cs="Segoe UI" w:eastAsia="Segoe UI" w:hAnsi="Segoe UI"/>
+                <w:b/>
+                <w:bCs/>
+                <w:color w:val="1A1A1A"/>
+                <w:sz w:val="20"/>
+                <w:szCs w:val="20"/>
+                <w:rtl/>
+              </w:rPr>
+              <w:t xml:space="preserve">معناها</w:t>
+            </w:r>
+          </w:p>
+        </w:tc>
+        <w:tc>
+          <w:tcPr>
+            <w:tcW w:type="dxa" w:w="2100"/>
+            <w:shd w:fill="F1F5F4" w:val="clear"/>
+            <w:tcMar>
+              <w:top w:type="dxa" w:w="100"/>
+              <w:left w:type="dxa" w:w="130"/>
+              <w:bottom w:type="dxa" w:w="100"/>
+              <w:right w:type="dxa" w:w="130"/>
+            </w:tcMar>
+          </w:tcPr>
+          <w:p>
+            <w:pPr>
+              <w:bidi/>
+              <w:spacing w:after="0"/>
+              <w:jc w:val="right"/>
+            </w:pPr>
+            <w:r>
+              <w:rPr>
+                <w:rFonts w:ascii="Segoe UI" w:cs="Segoe UI" w:eastAsia="Segoe UI" w:hAnsi="Segoe UI"/>
+                <w:b/>
+                <w:bCs/>
+                <w:color w:val="1A1A1A"/>
+                <w:sz w:val="20"/>
+                <w:szCs w:val="20"/>
+                <w:rtl/>
+              </w:rPr>
+              <w:t xml:space="preserve">الأيقونة</w:t>
+            </w:r>
+          </w:p>
+        </w:tc>
+        <w:tc>
+          <w:tcPr>
+            <w:tcW w:type="dxa" w:w="2426"/>
+            <w:shd w:fill="F1F5F4" w:val="clear"/>
+            <w:tcMar>
+              <w:top w:type="dxa" w:w="100"/>
+              <w:left w:type="dxa" w:w="130"/>
+              <w:bottom w:type="dxa" w:w="100"/>
+              <w:right w:type="dxa" w:w="130"/>
+            </w:tcMar>
+          </w:tcPr>
+          <w:p>
+            <w:pPr>
+              <w:bidi/>
+              <w:spacing w:after="0"/>
+              <w:jc w:val="right"/>
+            </w:pPr>
+            <w:r>
+              <w:rPr>
+                <w:rFonts w:ascii="Segoe UI" w:cs="Segoe UI" w:eastAsia="Segoe UI" w:hAnsi="Segoe UI"/>
+                <w:b/>
+                <w:bCs/>
+                <w:color w:val="1A1A1A"/>
+                <w:sz w:val="20"/>
+                <w:szCs w:val="20"/>
+                <w:rtl/>
+              </w:rPr>
+              <w:t xml:space="preserve">معناها</w:t>
+            </w:r>
+          </w:p>
+        </w:tc>
+      </w:tr>
+      <w:tr>
+        <w:tc>
+          <w:tcPr>
+            <w:tcW w:type="dxa" w:w="2100"/>
+            <w:tcMar>
+              <w:top w:type="dxa" w:w="100"/>
+              <w:left w:type="dxa" w:w="130"/>
+              <w:bottom w:type="dxa" w:w="100"/>
+              <w:right w:type="dxa" w:w="130"/>
+            </w:tcMar>
+          </w:tcPr>
+          <w:p>
+            <w:pPr>
+              <w:bidi/>
+              <w:spacing w:after="0"/>
+              <w:jc w:val="right"/>
+            </w:pPr>
+            <w:r>
+              <w:rPr>
+                <w:rFonts w:ascii="Consolas" w:cs="Consolas" w:eastAsia="Consolas" w:hAnsi="Consolas"/>
+                <w:color w:val="1A1A1A"/>
+                <w:sz w:val="19"/>
+                <w:szCs w:val="19"/>
+                <w:rtl w:val="false"/>
+              </w:rPr>
+              <w:t xml:space="preserve">Smartphone</w:t>
+            </w:r>
+          </w:p>
+        </w:tc>
+        <w:tc>
+          <w:tcPr>
+            <w:tcW w:type="dxa" w:w="2400"/>
+            <w:tcMar>
+              <w:top w:type="dxa" w:w="100"/>
+              <w:left w:type="dxa" w:w="130"/>
+              <w:bottom w:type="dxa" w:w="100"/>
+              <w:right w:type="dxa" w:w="130"/>
+            </w:tcMar>
+          </w:tcPr>
+          <w:p>
+            <w:pPr>
+              <w:bidi/>
+              <w:spacing w:after="0"/>
+              <w:jc w:val="right"/>
+            </w:pPr>
+            <w:r>
+              <w:rPr>
+                <w:rFonts w:ascii="Segoe UI" w:cs="Segoe UI" w:eastAsia="Segoe UI" w:hAnsi="Segoe UI"/>
+                <w:b w:val="false"/>
+                <w:bCs w:val="false"/>
+                <w:color w:val="5B6470"/>
+                <w:sz w:val="20"/>
+                <w:szCs w:val="20"/>
+                <w:rtl/>
+              </w:rPr>
+              <w:t xml:space="preserve">موبايل</w:t>
+            </w:r>
+          </w:p>
+        </w:tc>
+        <w:tc>
+          <w:tcPr>
+            <w:tcW w:type="dxa" w:w="2100"/>
+            <w:tcMar>
+              <w:top w:type="dxa" w:w="100"/>
+              <w:left w:type="dxa" w:w="130"/>
+              <w:bottom w:type="dxa" w:w="100"/>
+              <w:right w:type="dxa" w:w="130"/>
+            </w:tcMar>
+          </w:tcPr>
+          <w:p>
+            <w:pPr>
+              <w:bidi/>
+              <w:spacing w:after="0"/>
+              <w:jc w:val="right"/>
+            </w:pPr>
+            <w:r>
+              <w:rPr>
+                <w:rFonts w:ascii="Consolas" w:cs="Consolas" w:eastAsia="Consolas" w:hAnsi="Consolas"/>
+                <w:color w:val="1A1A1A"/>
+                <w:sz w:val="19"/>
+                <w:szCs w:val="19"/>
+                <w:rtl w:val="false"/>
+              </w:rPr>
+              <w:t xml:space="preserve">Keyboard</w:t>
+            </w:r>
+          </w:p>
+        </w:tc>
+        <w:tc>
+          <w:tcPr>
+            <w:tcW w:type="dxa" w:w="2426"/>
+            <w:tcMar>
+              <w:top w:type="dxa" w:w="100"/>
+              <w:left w:type="dxa" w:w="130"/>
+              <w:bottom w:type="dxa" w:w="100"/>
+              <w:right w:type="dxa" w:w="130"/>
+            </w:tcMar>
+          </w:tcPr>
+          <w:p>
+            <w:pPr>
+              <w:bidi/>
+              <w:spacing w:after="0"/>
+              <w:jc w:val="right"/>
+            </w:pPr>
+            <w:r>
+              <w:rPr>
+                <w:rFonts w:ascii="Segoe UI" w:cs="Segoe UI" w:eastAsia="Segoe UI" w:hAnsi="Segoe UI"/>
+                <w:b w:val="false"/>
+                <w:bCs w:val="false"/>
+                <w:color w:val="5B6470"/>
+                <w:sz w:val="20"/>
+                <w:szCs w:val="20"/>
+                <w:rtl/>
+              </w:rPr>
+              <w:t xml:space="preserve">كيبورد</w:t>
+            </w:r>
+          </w:p>
+        </w:tc>
+      </w:tr>
+      <w:tr>
+        <w:tc>
+          <w:tcPr>
+            <w:tcW w:type="dxa" w:w="2100"/>
+            <w:tcMar>
+              <w:top w:type="dxa" w:w="100"/>
+              <w:left w:type="dxa" w:w="130"/>
+              <w:bottom w:type="dxa" w:w="100"/>
+              <w:right w:type="dxa" w:w="130"/>
+            </w:tcMar>
+          </w:tcPr>
+          <w:p>
+            <w:pPr>
+              <w:bidi/>
+              <w:spacing w:after="0"/>
+              <w:jc w:val="right"/>
+            </w:pPr>
+            <w:r>
+              <w:rPr>
+                <w:rFonts w:ascii="Consolas" w:cs="Consolas" w:eastAsia="Consolas" w:hAnsi="Consolas"/>
+                <w:color w:val="1A1A1A"/>
+                <w:sz w:val="19"/>
+                <w:szCs w:val="19"/>
+                <w:rtl w:val="false"/>
+              </w:rPr>
+              <w:t xml:space="preserve">Laptop</w:t>
+            </w:r>
+          </w:p>
+        </w:tc>
+        <w:tc>
+          <w:tcPr>
+            <w:tcW w:type="dxa" w:w="2400"/>
+            <w:tcMar>
+              <w:top w:type="dxa" w:w="100"/>
+              <w:left w:type="dxa" w:w="130"/>
+              <w:bottom w:type="dxa" w:w="100"/>
+              <w:right w:type="dxa" w:w="130"/>
+            </w:tcMar>
+          </w:tcPr>
+          <w:p>
+            <w:pPr>
+              <w:bidi/>
+              <w:spacing w:after="0"/>
+              <w:jc w:val="right"/>
+            </w:pPr>
+            <w:r>
+              <w:rPr>
+                <w:rFonts w:ascii="Segoe UI" w:cs="Segoe UI" w:eastAsia="Segoe UI" w:hAnsi="Segoe UI"/>
+                <w:b w:val="false"/>
+                <w:bCs w:val="false"/>
+                <w:color w:val="5B6470"/>
+                <w:sz w:val="20"/>
+                <w:szCs w:val="20"/>
+                <w:rtl/>
+              </w:rPr>
+              <w:t xml:space="preserve">لابتوب</w:t>
+            </w:r>
+          </w:p>
+        </w:tc>
+        <w:tc>
+          <w:tcPr>
+            <w:tcW w:type="dxa" w:w="2100"/>
+            <w:tcMar>
+              <w:top w:type="dxa" w:w="100"/>
+              <w:left w:type="dxa" w:w="130"/>
+              <w:bottom w:type="dxa" w:w="100"/>
+              <w:right w:type="dxa" w:w="130"/>
+            </w:tcMar>
+          </w:tcPr>
+          <w:p>
+            <w:pPr>
+              <w:bidi/>
+              <w:spacing w:after="0"/>
+              <w:jc w:val="right"/>
+            </w:pPr>
+            <w:r>
+              <w:rPr>
+                <w:rFonts w:ascii="Consolas" w:cs="Consolas" w:eastAsia="Consolas" w:hAnsi="Consolas"/>
+                <w:color w:val="1A1A1A"/>
+                <w:sz w:val="19"/>
+                <w:szCs w:val="19"/>
+                <w:rtl w:val="false"/>
+              </w:rPr>
+              <w:t xml:space="preserve">Mouse</w:t>
+            </w:r>
+          </w:p>
+        </w:tc>
+        <w:tc>
+          <w:tcPr>
+            <w:tcW w:type="dxa" w:w="2426"/>
+            <w:tcMar>
+              <w:top w:type="dxa" w:w="100"/>
+              <w:left w:type="dxa" w:w="130"/>
+              <w:bottom w:type="dxa" w:w="100"/>
+              <w:right w:type="dxa" w:w="130"/>
+            </w:tcMar>
+          </w:tcPr>
+          <w:p>
+            <w:pPr>
+              <w:bidi/>
+              <w:spacing w:after="0"/>
+              <w:jc w:val="right"/>
+            </w:pPr>
+            <w:r>
+              <w:rPr>
+                <w:rFonts w:ascii="Segoe UI" w:cs="Segoe UI" w:eastAsia="Segoe UI" w:hAnsi="Segoe UI"/>
+                <w:b w:val="false"/>
+                <w:bCs w:val="false"/>
+                <w:color w:val="5B6470"/>
+                <w:sz w:val="20"/>
+                <w:szCs w:val="20"/>
+                <w:rtl/>
+              </w:rPr>
+              <w:t xml:space="preserve">ماوس</w:t>
+            </w:r>
+          </w:p>
+        </w:tc>
+      </w:tr>
+      <w:tr>
+        <w:tc>
+          <w:tcPr>
+            <w:tcW w:type="dxa" w:w="2100"/>
+            <w:tcMar>
+              <w:top w:type="dxa" w:w="100"/>
+              <w:left w:type="dxa" w:w="130"/>
+              <w:bottom w:type="dxa" w:w="100"/>
+              <w:right w:type="dxa" w:w="130"/>
+            </w:tcMar>
+          </w:tcPr>
+          <w:p>
+            <w:pPr>
+              <w:bidi/>
+              <w:spacing w:after="0"/>
+              <w:jc w:val="right"/>
+            </w:pPr>
+            <w:r>
+              <w:rPr>
+                <w:rFonts w:ascii="Consolas" w:cs="Consolas" w:eastAsia="Consolas" w:hAnsi="Consolas"/>
+                <w:color w:val="1A1A1A"/>
+                <w:sz w:val="19"/>
+                <w:szCs w:val="19"/>
+                <w:rtl w:val="false"/>
+              </w:rPr>
+              <w:t xml:space="preserve">Tablet</w:t>
+            </w:r>
+          </w:p>
+        </w:tc>
+        <w:tc>
+          <w:tcPr>
+            <w:tcW w:type="dxa" w:w="2400"/>
+            <w:tcMar>
+              <w:top w:type="dxa" w:w="100"/>
+              <w:left w:type="dxa" w:w="130"/>
+              <w:bottom w:type="dxa" w:w="100"/>
+              <w:right w:type="dxa" w:w="130"/>
+            </w:tcMar>
+          </w:tcPr>
+          <w:p>
+            <w:pPr>
+              <w:bidi/>
+              <w:spacing w:after="0"/>
+              <w:jc w:val="right"/>
+            </w:pPr>
+            <w:r>
+              <w:rPr>
+                <w:rFonts w:ascii="Segoe UI" w:cs="Segoe UI" w:eastAsia="Segoe UI" w:hAnsi="Segoe UI"/>
+                <w:b w:val="false"/>
+                <w:bCs w:val="false"/>
+                <w:color w:val="5B6470"/>
+                <w:sz w:val="20"/>
+                <w:szCs w:val="20"/>
+                <w:rtl/>
+              </w:rPr>
+              <w:t xml:space="preserve">تابلت</w:t>
+            </w:r>
+          </w:p>
+        </w:tc>
+        <w:tc>
+          <w:tcPr>
+            <w:tcW w:type="dxa" w:w="2100"/>
+            <w:tcMar>
+              <w:top w:type="dxa" w:w="100"/>
+              <w:left w:type="dxa" w:w="130"/>
+              <w:bottom w:type="dxa" w:w="100"/>
+              <w:right w:type="dxa" w:w="130"/>
+            </w:tcMar>
+          </w:tcPr>
+          <w:p>
+            <w:pPr>
+              <w:bidi/>
+              <w:spacing w:after="0"/>
+              <w:jc w:val="right"/>
+            </w:pPr>
+            <w:r>
+              <w:rPr>
+                <w:rFonts w:ascii="Consolas" w:cs="Consolas" w:eastAsia="Consolas" w:hAnsi="Consolas"/>
+                <w:color w:val="1A1A1A"/>
+                <w:sz w:val="19"/>
+                <w:szCs w:val="19"/>
+                <w:rtl w:val="false"/>
+              </w:rPr>
+              <w:t xml:space="preserve">Monitor</w:t>
+            </w:r>
+          </w:p>
+        </w:tc>
+        <w:tc>
+          <w:tcPr>
+            <w:tcW w:type="dxa" w:w="2426"/>
+            <w:tcMar>
+              <w:top w:type="dxa" w:w="100"/>
+              <w:left w:type="dxa" w:w="130"/>
+              <w:bottom w:type="dxa" w:w="100"/>
+              <w:right w:type="dxa" w:w="130"/>
+            </w:tcMar>
+          </w:tcPr>
+          <w:p>
+            <w:pPr>
+              <w:bidi/>
+              <w:spacing w:after="0"/>
+              <w:jc w:val="right"/>
+            </w:pPr>
+            <w:r>
+              <w:rPr>
+                <w:rFonts w:ascii="Segoe UI" w:cs="Segoe UI" w:eastAsia="Segoe UI" w:hAnsi="Segoe UI"/>
+                <w:b w:val="false"/>
+                <w:bCs w:val="false"/>
+                <w:color w:val="5B6470"/>
+                <w:sz w:val="20"/>
+                <w:szCs w:val="20"/>
+                <w:rtl/>
+              </w:rPr>
+              <w:t xml:space="preserve">شاشة</w:t>
+            </w:r>
+          </w:p>
+        </w:tc>
+      </w:tr>
+      <w:tr>
+        <w:tc>
+          <w:tcPr>
+            <w:tcW w:type="dxa" w:w="2100"/>
+            <w:tcMar>
+              <w:top w:type="dxa" w:w="100"/>
+              <w:left w:type="dxa" w:w="130"/>
+              <w:bottom w:type="dxa" w:w="100"/>
+              <w:right w:type="dxa" w:w="130"/>
+            </w:tcMar>
+          </w:tcPr>
+          <w:p>
+            <w:pPr>
+              <w:bidi/>
+              <w:spacing w:after="0"/>
+              <w:jc w:val="right"/>
+            </w:pPr>
+            <w:r>
+              <w:rPr>
+                <w:rFonts w:ascii="Consolas" w:cs="Consolas" w:eastAsia="Consolas" w:hAnsi="Consolas"/>
+                <w:color w:val="1A1A1A"/>
+                <w:sz w:val="19"/>
+                <w:szCs w:val="19"/>
+                <w:rtl w:val="false"/>
+              </w:rPr>
+              <w:t xml:space="preserve">Gamepad2</w:t>
+            </w:r>
+          </w:p>
+        </w:tc>
+        <w:tc>
+          <w:tcPr>
+            <w:tcW w:type="dxa" w:w="2400"/>
+            <w:tcMar>
+              <w:top w:type="dxa" w:w="100"/>
+              <w:left w:type="dxa" w:w="130"/>
+              <w:bottom w:type="dxa" w:w="100"/>
+              <w:right w:type="dxa" w:w="130"/>
+            </w:tcMar>
+          </w:tcPr>
+          <w:p>
+            <w:pPr>
+              <w:bidi/>
+              <w:spacing w:after="0"/>
+              <w:jc w:val="right"/>
+            </w:pPr>
+            <w:r>
+              <w:rPr>
+                <w:rFonts w:ascii="Segoe UI" w:cs="Segoe UI" w:eastAsia="Segoe UI" w:hAnsi="Segoe UI"/>
+                <w:b w:val="false"/>
+                <w:bCs w:val="false"/>
+                <w:color w:val="5B6470"/>
+                <w:sz w:val="20"/>
+                <w:szCs w:val="20"/>
+                <w:rtl/>
+              </w:rPr>
+              <w:t xml:space="preserve">دراع ألعاب</w:t>
+            </w:r>
+          </w:p>
+        </w:tc>
+        <w:tc>
+          <w:tcPr>
+            <w:tcW w:type="dxa" w:w="2100"/>
+            <w:tcMar>
+              <w:top w:type="dxa" w:w="100"/>
+              <w:left w:type="dxa" w:w="130"/>
+              <w:bottom w:type="dxa" w:w="100"/>
+              <w:right w:type="dxa" w:w="130"/>
+            </w:tcMar>
+          </w:tcPr>
+          <w:p>
+            <w:pPr>
+              <w:bidi/>
+              <w:spacing w:after="0"/>
+              <w:jc w:val="right"/>
+            </w:pPr>
+            <w:r>
+              <w:rPr>
+                <w:rFonts w:ascii="Consolas" w:cs="Consolas" w:eastAsia="Consolas" w:hAnsi="Consolas"/>
+                <w:color w:val="1A1A1A"/>
+                <w:sz w:val="19"/>
+                <w:szCs w:val="19"/>
+                <w:rtl w:val="false"/>
+              </w:rPr>
+              <w:t xml:space="preserve">Tv</w:t>
+            </w:r>
+          </w:p>
+        </w:tc>
+        <w:tc>
+          <w:tcPr>
+            <w:tcW w:type="dxa" w:w="2426"/>
+            <w:tcMar>
+              <w:top w:type="dxa" w:w="100"/>
+              <w:left w:type="dxa" w:w="130"/>
+              <w:bottom w:type="dxa" w:w="100"/>
+              <w:right w:type="dxa" w:w="130"/>
+            </w:tcMar>
+          </w:tcPr>
+          <w:p>
+            <w:pPr>
+              <w:bidi/>
+              <w:spacing w:after="0"/>
+              <w:jc w:val="right"/>
+            </w:pPr>
+            <w:r>
+              <w:rPr>
+                <w:rFonts w:ascii="Segoe UI" w:cs="Segoe UI" w:eastAsia="Segoe UI" w:hAnsi="Segoe UI"/>
+                <w:b w:val="false"/>
+                <w:bCs w:val="false"/>
+                <w:color w:val="5B6470"/>
+                <w:sz w:val="20"/>
+                <w:szCs w:val="20"/>
+                <w:rtl/>
+              </w:rPr>
+              <w:t xml:space="preserve">تليفزيون</w:t>
+            </w:r>
+          </w:p>
+        </w:tc>
+      </w:tr>
+      <w:tr>
+        <w:tc>
+          <w:tcPr>
+            <w:tcW w:type="dxa" w:w="2100"/>
+            <w:tcMar>
+              <w:top w:type="dxa" w:w="100"/>
+              <w:left w:type="dxa" w:w="130"/>
+              <w:bottom w:type="dxa" w:w="100"/>
+              <w:right w:type="dxa" w:w="130"/>
+            </w:tcMar>
+          </w:tcPr>
+          <w:p>
+            <w:pPr>
+              <w:bidi/>
+              <w:spacing w:after="0"/>
+              <w:jc w:val="right"/>
+            </w:pPr>
+            <w:r>
+              <w:rPr>
+                <w:rFonts w:ascii="Consolas" w:cs="Consolas" w:eastAsia="Consolas" w:hAnsi="Consolas"/>
+                <w:color w:val="1A1A1A"/>
+                <w:sz w:val="19"/>
+                <w:szCs w:val="19"/>
+                <w:rtl w:val="false"/>
+              </w:rPr>
+              <w:t xml:space="preserve">Watch</w:t>
+            </w:r>
+          </w:p>
+        </w:tc>
+        <w:tc>
+          <w:tcPr>
+            <w:tcW w:type="dxa" w:w="2400"/>
+            <w:tcMar>
+              <w:top w:type="dxa" w:w="100"/>
+              <w:left w:type="dxa" w:w="130"/>
+              <w:bottom w:type="dxa" w:w="100"/>
+              <w:right w:type="dxa" w:w="130"/>
+            </w:tcMar>
+          </w:tcPr>
+          <w:p>
+            <w:pPr>
+              <w:bidi/>
+              <w:spacing w:after="0"/>
+              <w:jc w:val="right"/>
+            </w:pPr>
+            <w:r>
+              <w:rPr>
+                <w:rFonts w:ascii="Segoe UI" w:cs="Segoe UI" w:eastAsia="Segoe UI" w:hAnsi="Segoe UI"/>
+                <w:b w:val="false"/>
+                <w:bCs w:val="false"/>
+                <w:color w:val="5B6470"/>
+                <w:sz w:val="20"/>
+                <w:szCs w:val="20"/>
+                <w:rtl/>
+              </w:rPr>
+              <w:t xml:space="preserve">ساعة</w:t>
+            </w:r>
+          </w:p>
+        </w:tc>
+        <w:tc>
+          <w:tcPr>
+            <w:tcW w:type="dxa" w:w="2100"/>
+            <w:tcMar>
+              <w:top w:type="dxa" w:w="100"/>
+              <w:left w:type="dxa" w:w="130"/>
+              <w:bottom w:type="dxa" w:w="100"/>
+              <w:right w:type="dxa" w:w="130"/>
+            </w:tcMar>
+          </w:tcPr>
+          <w:p>
+            <w:pPr>
+              <w:bidi/>
+              <w:spacing w:after="0"/>
+              <w:jc w:val="right"/>
+            </w:pPr>
+            <w:r>
+              <w:rPr>
+                <w:rFonts w:ascii="Consolas" w:cs="Consolas" w:eastAsia="Consolas" w:hAnsi="Consolas"/>
+                <w:color w:val="1A1A1A"/>
+                <w:sz w:val="19"/>
+                <w:szCs w:val="19"/>
+                <w:rtl w:val="false"/>
+              </w:rPr>
+              <w:t xml:space="preserve">Speaker</w:t>
+            </w:r>
+          </w:p>
+        </w:tc>
+        <w:tc>
+          <w:tcPr>
+            <w:tcW w:type="dxa" w:w="2426"/>
+            <w:tcMar>
+              <w:top w:type="dxa" w:w="100"/>
+              <w:left w:type="dxa" w:w="130"/>
+              <w:bottom w:type="dxa" w:w="100"/>
+              <w:right w:type="dxa" w:w="130"/>
+            </w:tcMar>
+          </w:tcPr>
+          <w:p>
+            <w:pPr>
+              <w:bidi/>
+              <w:spacing w:after="0"/>
+              <w:jc w:val="right"/>
+            </w:pPr>
+            <w:r>
+              <w:rPr>
+                <w:rFonts w:ascii="Segoe UI" w:cs="Segoe UI" w:eastAsia="Segoe UI" w:hAnsi="Segoe UI"/>
+                <w:b w:val="false"/>
+                <w:bCs w:val="false"/>
+                <w:color w:val="5B6470"/>
+                <w:sz w:val="20"/>
+                <w:szCs w:val="20"/>
+                <w:rtl/>
+              </w:rPr>
+              <w:t xml:space="preserve">سماعة كبيرة</w:t>
+            </w:r>
+          </w:p>
+        </w:tc>
+      </w:tr>
+      <w:tr>
+        <w:tc>
+          <w:tcPr>
+            <w:tcW w:type="dxa" w:w="2100"/>
+            <w:tcMar>
+              <w:top w:type="dxa" w:w="100"/>
+              <w:left w:type="dxa" w:w="130"/>
+              <w:bottom w:type="dxa" w:w="100"/>
+              <w:right w:type="dxa" w:w="130"/>
+            </w:tcMar>
+          </w:tcPr>
+          <w:p>
+            <w:pPr>
+              <w:bidi/>
+              <w:spacing w:after="0"/>
+              <w:jc w:val="right"/>
+            </w:pPr>
+            <w:r>
+              <w:rPr>
+                <w:rFonts w:ascii="Consolas" w:cs="Consolas" w:eastAsia="Consolas" w:hAnsi="Consolas"/>
+                <w:color w:val="1A1A1A"/>
+                <w:sz w:val="19"/>
+                <w:szCs w:val="19"/>
+                <w:rtl w:val="false"/>
+              </w:rPr>
+              <w:t xml:space="preserve">Headphones</w:t>
+            </w:r>
+          </w:p>
+        </w:tc>
+        <w:tc>
+          <w:tcPr>
+            <w:tcW w:type="dxa" w:w="2400"/>
+            <w:tcMar>
+              <w:top w:type="dxa" w:w="100"/>
+              <w:left w:type="dxa" w:w="130"/>
+              <w:bottom w:type="dxa" w:w="100"/>
+              <w:right w:type="dxa" w:w="130"/>
+            </w:tcMar>
+          </w:tcPr>
+          <w:p>
+            <w:pPr>
+              <w:bidi/>
+              <w:spacing w:after="0"/>
+              <w:jc w:val="right"/>
+            </w:pPr>
+            <w:r>
+              <w:rPr>
+                <w:rFonts w:ascii="Segoe UI" w:cs="Segoe UI" w:eastAsia="Segoe UI" w:hAnsi="Segoe UI"/>
+                <w:b w:val="false"/>
+                <w:bCs w:val="false"/>
+                <w:color w:val="5B6470"/>
+                <w:sz w:val="20"/>
+                <w:szCs w:val="20"/>
+                <w:rtl/>
+              </w:rPr>
+              <w:t xml:space="preserve">سماعة راس</w:t>
+            </w:r>
+          </w:p>
+        </w:tc>
+        <w:tc>
+          <w:tcPr>
+            <w:tcW w:type="dxa" w:w="2100"/>
+            <w:tcMar>
+              <w:top w:type="dxa" w:w="100"/>
+              <w:left w:type="dxa" w:w="130"/>
+              <w:bottom w:type="dxa" w:w="100"/>
+              <w:right w:type="dxa" w:w="130"/>
+            </w:tcMar>
+          </w:tcPr>
+          <w:p>
+            <w:pPr>
+              <w:bidi/>
+              <w:spacing w:after="0"/>
+              <w:jc w:val="right"/>
+            </w:pPr>
+            <w:r>
+              <w:rPr>
+                <w:rFonts w:ascii="Consolas" w:cs="Consolas" w:eastAsia="Consolas" w:hAnsi="Consolas"/>
+                <w:color w:val="1A1A1A"/>
+                <w:sz w:val="19"/>
+                <w:szCs w:val="19"/>
+                <w:rtl w:val="false"/>
+              </w:rPr>
+              <w:t xml:space="preserve">Lightbulb</w:t>
+            </w:r>
+          </w:p>
+        </w:tc>
+        <w:tc>
+          <w:tcPr>
+            <w:tcW w:type="dxa" w:w="2426"/>
+            <w:tcMar>
+              <w:top w:type="dxa" w:w="100"/>
+              <w:left w:type="dxa" w:w="130"/>
+              <w:bottom w:type="dxa" w:w="100"/>
+              <w:right w:type="dxa" w:w="130"/>
+            </w:tcMar>
+          </w:tcPr>
+          <w:p>
+            <w:pPr>
+              <w:bidi/>
+              <w:spacing w:after="0"/>
+              <w:jc w:val="right"/>
+            </w:pPr>
+            <w:r>
+              <w:rPr>
+                <w:rFonts w:ascii="Segoe UI" w:cs="Segoe UI" w:eastAsia="Segoe UI" w:hAnsi="Segoe UI"/>
+                <w:b w:val="false"/>
+                <w:bCs w:val="false"/>
+                <w:color w:val="5B6470"/>
+                <w:sz w:val="20"/>
+                <w:szCs w:val="20"/>
+                <w:rtl/>
+              </w:rPr>
+              <w:t xml:space="preserve">لمبة</w:t>
+            </w:r>
+          </w:p>
+        </w:tc>
+      </w:tr>
+      <w:tr>
+        <w:tc>
+          <w:tcPr>
+            <w:tcW w:type="dxa" w:w="2100"/>
+            <w:tcMar>
+              <w:top w:type="dxa" w:w="100"/>
+              <w:left w:type="dxa" w:w="130"/>
+              <w:bottom w:type="dxa" w:w="100"/>
+              <w:right w:type="dxa" w:w="130"/>
+            </w:tcMar>
+          </w:tcPr>
+          <w:p>
+            <w:pPr>
+              <w:bidi/>
+              <w:spacing w:after="0"/>
+              <w:jc w:val="right"/>
+            </w:pPr>
+            <w:r>
+              <w:rPr>
+                <w:rFonts w:ascii="Consolas" w:cs="Consolas" w:eastAsia="Consolas" w:hAnsi="Consolas"/>
+                <w:color w:val="1A1A1A"/>
+                <w:sz w:val="19"/>
+                <w:szCs w:val="19"/>
+                <w:rtl w:val="false"/>
+              </w:rPr>
+              <w:t xml:space="preserve">Camera</w:t>
+            </w:r>
+          </w:p>
+        </w:tc>
+        <w:tc>
+          <w:tcPr>
+            <w:tcW w:type="dxa" w:w="2400"/>
+            <w:tcMar>
+              <w:top w:type="dxa" w:w="100"/>
+              <w:left w:type="dxa" w:w="130"/>
+              <w:bottom w:type="dxa" w:w="100"/>
+              <w:right w:type="dxa" w:w="130"/>
+            </w:tcMar>
+          </w:tcPr>
+          <w:p>
+            <w:pPr>
+              <w:bidi/>
+              <w:spacing w:after="0"/>
+              <w:jc w:val="right"/>
+            </w:pPr>
+            <w:r>
+              <w:rPr>
+                <w:rFonts w:ascii="Segoe UI" w:cs="Segoe UI" w:eastAsia="Segoe UI" w:hAnsi="Segoe UI"/>
+                <w:b w:val="false"/>
+                <w:bCs w:val="false"/>
+                <w:color w:val="5B6470"/>
+                <w:sz w:val="20"/>
+                <w:szCs w:val="20"/>
+                <w:rtl/>
+              </w:rPr>
+              <w:t xml:space="preserve">كاميرا</w:t>
+            </w:r>
+          </w:p>
+        </w:tc>
+        <w:tc>
+          <w:tcPr>
+            <w:tcW w:type="dxa" w:w="2100"/>
+            <w:tcMar>
+              <w:top w:type="dxa" w:w="100"/>
+              <w:left w:type="dxa" w:w="130"/>
+              <w:bottom w:type="dxa" w:w="100"/>
+              <w:right w:type="dxa" w:w="130"/>
+            </w:tcMar>
+          </w:tcPr>
+          <w:p>
+            <w:pPr>
+              <w:bidi/>
+              <w:spacing w:after="0"/>
+              <w:jc w:val="right"/>
+            </w:pPr>
+            <w:r>
+              <w:rPr>
+                <w:rFonts w:ascii="Consolas" w:cs="Consolas" w:eastAsia="Consolas" w:hAnsi="Consolas"/>
+                <w:color w:val="1A1A1A"/>
+                <w:sz w:val="19"/>
+                <w:szCs w:val="19"/>
+                <w:rtl w:val="false"/>
+              </w:rPr>
+              <w:t xml:space="preserve">Wifi</w:t>
+            </w:r>
+          </w:p>
+        </w:tc>
+        <w:tc>
+          <w:tcPr>
+            <w:tcW w:type="dxa" w:w="2426"/>
+            <w:tcMar>
+              <w:top w:type="dxa" w:w="100"/>
+              <w:left w:type="dxa" w:w="130"/>
+              <w:bottom w:type="dxa" w:w="100"/>
+              <w:right w:type="dxa" w:w="130"/>
+            </w:tcMar>
+          </w:tcPr>
+          <w:p>
+            <w:pPr>
+              <w:bidi/>
+              <w:spacing w:after="0"/>
+              <w:jc w:val="right"/>
+            </w:pPr>
+            <w:r>
+              <w:rPr>
+                <w:rFonts w:ascii="Segoe UI" w:cs="Segoe UI" w:eastAsia="Segoe UI" w:hAnsi="Segoe UI"/>
+                <w:b w:val="false"/>
+                <w:bCs w:val="false"/>
+                <w:color w:val="5B6470"/>
+                <w:sz w:val="20"/>
+                <w:szCs w:val="20"/>
+                <w:rtl/>
+              </w:rPr>
+              <w:t xml:space="preserve">واي فاي</w:t>
+            </w:r>
+          </w:p>
+        </w:tc>
+      </w:tr>
+      <w:tr>
+        <w:tc>
+          <w:tcPr>
+            <w:tcW w:type="dxa" w:w="2100"/>
+            <w:tcMar>
+              <w:top w:type="dxa" w:w="100"/>
+              <w:left w:type="dxa" w:w="130"/>
+              <w:bottom w:type="dxa" w:w="100"/>
+              <w:right w:type="dxa" w:w="130"/>
+            </w:tcMar>
+          </w:tcPr>
+          <w:p>
+            <w:pPr>
+              <w:bidi/>
+              <w:spacing w:after="0"/>
+              <w:jc w:val="right"/>
+            </w:pPr>
+            <w:r>
+              <w:rPr>
+                <w:rFonts w:ascii="Consolas" w:cs="Consolas" w:eastAsia="Consolas" w:hAnsi="Consolas"/>
+                <w:color w:val="1A1A1A"/>
+                <w:sz w:val="19"/>
+                <w:szCs w:val="19"/>
+                <w:rtl w:val="false"/>
+              </w:rPr>
+              <w:t xml:space="preserve">Cable</w:t>
+            </w:r>
+          </w:p>
+        </w:tc>
+        <w:tc>
+          <w:tcPr>
+            <w:tcW w:type="dxa" w:w="2400"/>
+            <w:tcMar>
+              <w:top w:type="dxa" w:w="100"/>
+              <w:left w:type="dxa" w:w="130"/>
+              <w:bottom w:type="dxa" w:w="100"/>
+              <w:right w:type="dxa" w:w="130"/>
+            </w:tcMar>
+          </w:tcPr>
+          <w:p>
+            <w:pPr>
+              <w:bidi/>
+              <w:spacing w:after="0"/>
+              <w:jc w:val="right"/>
+            </w:pPr>
+            <w:r>
+              <w:rPr>
+                <w:rFonts w:ascii="Segoe UI" w:cs="Segoe UI" w:eastAsia="Segoe UI" w:hAnsi="Segoe UI"/>
+                <w:b w:val="false"/>
+                <w:bCs w:val="false"/>
+                <w:color w:val="5B6470"/>
+                <w:sz w:val="20"/>
+                <w:szCs w:val="20"/>
+                <w:rtl/>
+              </w:rPr>
+              <w:t xml:space="preserve">كابل</w:t>
+            </w:r>
+          </w:p>
+        </w:tc>
+        <w:tc>
+          <w:tcPr>
+            <w:tcW w:type="dxa" w:w="2100"/>
+            <w:tcMar>
+              <w:top w:type="dxa" w:w="100"/>
+              <w:left w:type="dxa" w:w="130"/>
+              <w:bottom w:type="dxa" w:w="100"/>
+              <w:right w:type="dxa" w:w="130"/>
+            </w:tcMar>
+          </w:tcPr>
+          <w:p>
+            <w:pPr>
+              <w:bidi/>
+              <w:spacing w:after="0"/>
+              <w:jc w:val="right"/>
+            </w:pPr>
+            <w:r>
+              <w:rPr>
+                <w:rFonts w:ascii="Consolas" w:cs="Consolas" w:eastAsia="Consolas" w:hAnsi="Consolas"/>
+                <w:color w:val="1A1A1A"/>
+                <w:sz w:val="19"/>
+                <w:szCs w:val="19"/>
+                <w:rtl w:val="false"/>
+              </w:rPr>
+              <w:t xml:space="preserve">Cpu</w:t>
+            </w:r>
+          </w:p>
+        </w:tc>
+        <w:tc>
+          <w:tcPr>
+            <w:tcW w:type="dxa" w:w="2426"/>
+            <w:tcMar>
+              <w:top w:type="dxa" w:w="100"/>
+              <w:left w:type="dxa" w:w="130"/>
+              <w:bottom w:type="dxa" w:w="100"/>
+              <w:right w:type="dxa" w:w="130"/>
+            </w:tcMar>
+          </w:tcPr>
+          <w:p>
+            <w:pPr>
+              <w:bidi/>
+              <w:spacing w:after="0"/>
+              <w:jc w:val="right"/>
+            </w:pPr>
+            <w:r>
+              <w:rPr>
+                <w:rFonts w:ascii="Segoe UI" w:cs="Segoe UI" w:eastAsia="Segoe UI" w:hAnsi="Segoe UI"/>
+                <w:b w:val="false"/>
+                <w:bCs w:val="false"/>
+                <w:color w:val="5B6470"/>
+                <w:sz w:val="20"/>
+                <w:szCs w:val="20"/>
+                <w:rtl/>
+              </w:rPr>
+              <w:t xml:space="preserve">معالج</w:t>
+            </w:r>
+          </w:p>
+        </w:tc>
+      </w:tr>
+      <w:tr>
+        <w:tc>
+          <w:tcPr>
+            <w:tcW w:type="dxa" w:w="2100"/>
+            <w:tcMar>
+              <w:top w:type="dxa" w:w="100"/>
+              <w:left w:type="dxa" w:w="130"/>
+              <w:bottom w:type="dxa" w:w="100"/>
+              <w:right w:type="dxa" w:w="130"/>
+            </w:tcMar>
+          </w:tcPr>
+          <w:p>
+            <w:pPr>
+              <w:bidi/>
+              <w:spacing w:after="0"/>
+              <w:jc w:val="right"/>
+            </w:pPr>
+            <w:r>
+              <w:rPr>
+                <w:rFonts w:ascii="Consolas" w:cs="Consolas" w:eastAsia="Consolas" w:hAnsi="Consolas"/>
+                <w:color w:val="1A1A1A"/>
+                <w:sz w:val="19"/>
+                <w:szCs w:val="19"/>
+                <w:rtl w:val="false"/>
+              </w:rPr>
+              <w:t xml:space="preserve">BatteryCharging</w:t>
+            </w:r>
+          </w:p>
+        </w:tc>
+        <w:tc>
+          <w:tcPr>
+            <w:tcW w:type="dxa" w:w="2400"/>
+            <w:tcMar>
+              <w:top w:type="dxa" w:w="100"/>
+              <w:left w:type="dxa" w:w="130"/>
+              <w:bottom w:type="dxa" w:w="100"/>
+              <w:right w:type="dxa" w:w="130"/>
+            </w:tcMar>
+          </w:tcPr>
+          <w:p>
+            <w:pPr>
+              <w:bidi/>
+              <w:spacing w:after="0"/>
+              <w:jc w:val="right"/>
+            </w:pPr>
+            <w:r>
+              <w:rPr>
+                <w:rFonts w:ascii="Segoe UI" w:cs="Segoe UI" w:eastAsia="Segoe UI" w:hAnsi="Segoe UI"/>
+                <w:b w:val="false"/>
+                <w:bCs w:val="false"/>
+                <w:color w:val="5B6470"/>
+                <w:sz w:val="20"/>
+                <w:szCs w:val="20"/>
+                <w:rtl/>
+              </w:rPr>
+              <w:t xml:space="preserve">شاحن/بطارية</w:t>
+            </w:r>
+          </w:p>
+        </w:tc>
+        <w:tc>
+          <w:tcPr>
+            <w:tcW w:type="dxa" w:w="2100"/>
+            <w:tcMar>
+              <w:top w:type="dxa" w:w="100"/>
+              <w:left w:type="dxa" w:w="130"/>
+              <w:bottom w:type="dxa" w:w="100"/>
+              <w:right w:type="dxa" w:w="130"/>
+            </w:tcMar>
+          </w:tcPr>
+          <w:p>
+            <w:pPr>
+              <w:bidi/>
+              <w:spacing w:after="0"/>
+              <w:jc w:val="right"/>
+            </w:pPr>
+            <w:r>
+              <w:rPr>
+                <w:rFonts w:ascii="Consolas" w:cs="Consolas" w:eastAsia="Consolas" w:hAnsi="Consolas"/>
+                <w:color w:val="1A1A1A"/>
+                <w:sz w:val="19"/>
+                <w:szCs w:val="19"/>
+                <w:rtl w:val="false"/>
+              </w:rPr>
+              <w:t xml:space="preserve">Car</w:t>
+            </w:r>
+          </w:p>
+        </w:tc>
+        <w:tc>
+          <w:tcPr>
+            <w:tcW w:type="dxa" w:w="2426"/>
+            <w:tcMar>
+              <w:top w:type="dxa" w:w="100"/>
+              <w:left w:type="dxa" w:w="130"/>
+              <w:bottom w:type="dxa" w:w="100"/>
+              <w:right w:type="dxa" w:w="130"/>
+            </w:tcMar>
+          </w:tcPr>
+          <w:p>
+            <w:pPr>
+              <w:bidi/>
+              <w:spacing w:after="0"/>
+              <w:jc w:val="right"/>
+            </w:pPr>
+            <w:r>
+              <w:rPr>
+                <w:rFonts w:ascii="Segoe UI" w:cs="Segoe UI" w:eastAsia="Segoe UI" w:hAnsi="Segoe UI"/>
+                <w:b w:val="false"/>
+                <w:bCs w:val="false"/>
+                <w:color w:val="5B6470"/>
+                <w:sz w:val="20"/>
+                <w:szCs w:val="20"/>
+                <w:rtl/>
+              </w:rPr>
+              <w:t xml:space="preserve">عربية</w:t>
+            </w:r>
+          </w:p>
+        </w:tc>
+      </w:tr>
+      <w:tr>
+        <w:tc>
+          <w:tcPr>
+            <w:tcW w:type="dxa" w:w="2100"/>
+            <w:tcMar>
+              <w:top w:type="dxa" w:w="100"/>
+              <w:left w:type="dxa" w:w="130"/>
+              <w:bottom w:type="dxa" w:w="100"/>
+              <w:right w:type="dxa" w:w="130"/>
+            </w:tcMar>
+          </w:tcPr>
+          <w:p>
+            <w:pPr>
+              <w:bidi/>
+              <w:spacing w:after="0"/>
+              <w:jc w:val="right"/>
+            </w:pPr>
+            <w:r>
+              <w:rPr>
+                <w:rFonts w:ascii="Consolas" w:cs="Consolas" w:eastAsia="Consolas" w:hAnsi="Consolas"/>
+                <w:color w:val="1A1A1A"/>
+                <w:sz w:val="19"/>
+                <w:szCs w:val="19"/>
+                <w:rtl w:val="false"/>
+              </w:rPr>
+              <w:t xml:space="preserve">Home</w:t>
+            </w:r>
+          </w:p>
+        </w:tc>
+        <w:tc>
+          <w:tcPr>
+            <w:tcW w:type="dxa" w:w="2400"/>
+            <w:tcMar>
+              <w:top w:type="dxa" w:w="100"/>
+              <w:left w:type="dxa" w:w="130"/>
+              <w:bottom w:type="dxa" w:w="100"/>
+              <w:right w:type="dxa" w:w="130"/>
+            </w:tcMar>
+          </w:tcPr>
+          <w:p>
+            <w:pPr>
+              <w:bidi/>
+              <w:spacing w:after="0"/>
+              <w:jc w:val="right"/>
+            </w:pPr>
+            <w:r>
+              <w:rPr>
+                <w:rFonts w:ascii="Segoe UI" w:cs="Segoe UI" w:eastAsia="Segoe UI" w:hAnsi="Segoe UI"/>
+                <w:b w:val="false"/>
+                <w:bCs w:val="false"/>
+                <w:color w:val="5B6470"/>
+                <w:sz w:val="20"/>
+                <w:szCs w:val="20"/>
+                <w:rtl/>
+              </w:rPr>
+              <w:t xml:space="preserve">بيت</w:t>
+            </w:r>
+          </w:p>
+        </w:tc>
+        <w:tc>
+          <w:tcPr>
+            <w:tcW w:type="dxa" w:w="2100"/>
+            <w:tcMar>
+              <w:top w:type="dxa" w:w="100"/>
+              <w:left w:type="dxa" w:w="130"/>
+              <w:bottom w:type="dxa" w:w="100"/>
+              <w:right w:type="dxa" w:w="130"/>
+            </w:tcMar>
+          </w:tcPr>
+          <w:p>
+            <w:pPr>
+              <w:bidi/>
+              <w:spacing w:after="0"/>
+              <w:jc w:val="right"/>
+            </w:pPr>
+            <w:r>
+              <w:rPr>
+                <w:rFonts w:ascii="Consolas" w:cs="Consolas" w:eastAsia="Consolas" w:hAnsi="Consolas"/>
+                <w:color w:val="1A1A1A"/>
+                <w:sz w:val="19"/>
+                <w:szCs w:val="19"/>
+                <w:rtl w:val="false"/>
+              </w:rPr>
+              <w:t xml:space="preserve">Plane</w:t>
+            </w:r>
+          </w:p>
+        </w:tc>
+        <w:tc>
+          <w:tcPr>
+            <w:tcW w:type="dxa" w:w="2426"/>
+            <w:tcMar>
+              <w:top w:type="dxa" w:w="100"/>
+              <w:left w:type="dxa" w:w="130"/>
+              <w:bottom w:type="dxa" w:w="100"/>
+              <w:right w:type="dxa" w:w="130"/>
+            </w:tcMar>
+          </w:tcPr>
+          <w:p>
+            <w:pPr>
+              <w:bidi/>
+              <w:spacing w:after="0"/>
+              <w:jc w:val="right"/>
+            </w:pPr>
+            <w:r>
+              <w:rPr>
+                <w:rFonts w:ascii="Segoe UI" w:cs="Segoe UI" w:eastAsia="Segoe UI" w:hAnsi="Segoe UI"/>
+                <w:b w:val="false"/>
+                <w:bCs w:val="false"/>
+                <w:color w:val="5B6470"/>
+                <w:sz w:val="20"/>
+                <w:szCs w:val="20"/>
+                <w:rtl/>
+              </w:rPr>
+              <w:t xml:space="preserve">طيارة/سفر</w:t>
+            </w:r>
+          </w:p>
+        </w:tc>
+      </w:tr>
+      <w:tr>
+        <w:tc>
+          <w:tcPr>
+            <w:tcW w:type="dxa" w:w="2100"/>
+            <w:tcMar>
+              <w:top w:type="dxa" w:w="100"/>
+              <w:left w:type="dxa" w:w="130"/>
+              <w:bottom w:type="dxa" w:w="100"/>
+              <w:right w:type="dxa" w:w="130"/>
+            </w:tcMar>
+          </w:tcPr>
+          <w:p>
+            <w:pPr>
+              <w:bidi/>
+              <w:spacing w:after="0"/>
+              <w:jc w:val="right"/>
+            </w:pPr>
+            <w:r>
+              <w:rPr>
+                <w:rFonts w:ascii="Consolas" w:cs="Consolas" w:eastAsia="Consolas" w:hAnsi="Consolas"/>
+                <w:color w:val="1A1A1A"/>
+                <w:sz w:val="19"/>
+                <w:szCs w:val="19"/>
+                <w:rtl w:val="false"/>
+              </w:rPr>
+              <w:t xml:space="preserve">Package</w:t>
+            </w:r>
+          </w:p>
+        </w:tc>
+        <w:tc>
+          <w:tcPr>
+            <w:tcW w:type="dxa" w:w="2400"/>
+            <w:tcMar>
+              <w:top w:type="dxa" w:w="100"/>
+              <w:left w:type="dxa" w:w="130"/>
+              <w:bottom w:type="dxa" w:w="100"/>
+              <w:right w:type="dxa" w:w="130"/>
+            </w:tcMar>
+          </w:tcPr>
+          <w:p>
+            <w:pPr>
+              <w:bidi/>
+              <w:spacing w:after="0"/>
+              <w:jc w:val="right"/>
+            </w:pPr>
+            <w:r>
+              <w:rPr>
+                <w:rFonts w:ascii="Segoe UI" w:cs="Segoe UI" w:eastAsia="Segoe UI" w:hAnsi="Segoe UI"/>
+                <w:b w:val="false"/>
+                <w:bCs w:val="false"/>
+                <w:color w:val="5B6470"/>
+                <w:sz w:val="20"/>
+                <w:szCs w:val="20"/>
+                <w:rtl/>
+              </w:rPr>
+              <w:t xml:space="preserve">علبة</w:t>
+            </w:r>
+          </w:p>
+        </w:tc>
+        <w:tc>
+          <w:tcPr>
+            <w:tcW w:type="dxa" w:w="2100"/>
+            <w:tcMar>
+              <w:top w:type="dxa" w:w="100"/>
+              <w:left w:type="dxa" w:w="130"/>
+              <w:bottom w:type="dxa" w:w="100"/>
+              <w:right w:type="dxa" w:w="130"/>
+            </w:tcMar>
+          </w:tcPr>
+          <w:p>
+            <w:pPr>
+              <w:bidi/>
+              <w:spacing w:after="0"/>
+              <w:jc w:val="right"/>
+            </w:pPr>
+            <w:r>
+              <w:rPr>
+                <w:rFonts w:ascii="Consolas" w:cs="Consolas" w:eastAsia="Consolas" w:hAnsi="Consolas"/>
+                <w:color w:val="1A1A1A"/>
+                <w:sz w:val="19"/>
+                <w:szCs w:val="19"/>
+                <w:rtl w:val="false"/>
+              </w:rPr>
+              <w:t xml:space="preserve">ShoppingBag</w:t>
+            </w:r>
+          </w:p>
+        </w:tc>
+        <w:tc>
+          <w:tcPr>
+            <w:tcW w:type="dxa" w:w="2426"/>
+            <w:tcMar>
+              <w:top w:type="dxa" w:w="100"/>
+              <w:left w:type="dxa" w:w="130"/>
+              <w:bottom w:type="dxa" w:w="100"/>
+              <w:right w:type="dxa" w:w="130"/>
+            </w:tcMar>
+          </w:tcPr>
+          <w:p>
+            <w:pPr>
+              <w:bidi/>
+              <w:spacing w:after="0"/>
+              <w:jc w:val="right"/>
+            </w:pPr>
+            <w:r>
+              <w:rPr>
+                <w:rFonts w:ascii="Segoe UI" w:cs="Segoe UI" w:eastAsia="Segoe UI" w:hAnsi="Segoe UI"/>
+                <w:b w:val="false"/>
+                <w:bCs w:val="false"/>
+                <w:color w:val="5B6470"/>
+                <w:sz w:val="20"/>
+                <w:szCs w:val="20"/>
+                <w:rtl/>
+              </w:rPr>
+              <w:t xml:space="preserve">شنطة تسوّق</w:t>
+            </w:r>
+          </w:p>
+        </w:tc>
+      </w:tr>
+    </w:tbl>
+    <w:p>
+      <w:pPr>
+        <w:spacing w:after="180"/>
+      </w:pPr>
+    </w:p>
+    <w:tbl>
+      <w:tblPr>
+        <w:bidiVisual/>
+        <w:tblW w:type="dxa" w:w="9026"/>
+        <w:tblBorders>
+          <w:top w:val="single" w:color="0F766E" w:sz="2"/>
+          <w:left w:val="single" w:color="0F766E" w:sz="20"/>
+          <w:bottom w:val="single" w:color="0F766E" w:sz="2"/>
+          <w:right w:val="single" w:color="0F766E" w:sz="20"/>
+          <w:insideH w:val="single" w:color="auto" w:sz="4"/>
+          <w:insideV w:val="single" w:color="auto" w:sz="4"/>
+        </w:tblBorders>
+      </w:tblPr>
+      <w:tblGrid>
+        <w:gridCol w:w="9026"/>
+      </w:tblGrid>
+      <w:tr>
+        <w:tc>
+          <w:tcPr>
+            <w:tcW w:type="dxa" w:w="9026"/>
+            <w:shd w:fill="ECFDF5" w:val="clear"/>
+            <w:tcMar>
+              <w:top w:type="dxa" w:w="170"/>
+              <w:left w:type="dxa" w:w="210"/>
+              <w:bottom w:type="dxa" w:w="170"/>
+              <w:right w:type="dxa" w:w="210"/>
+            </w:tcMar>
+          </w:tcPr>
+          <w:p>
+            <w:pPr>
+              <w:bidi/>
+              <w:spacing w:after="90"/>
+              <w:jc w:val="right"/>
+            </w:pPr>
+            <w:r>
+              <w:rPr>
+                <w:rFonts w:ascii="Segoe UI" w:cs="Segoe UI" w:eastAsia="Segoe UI" w:hAnsi="Segoe UI"/>
+                <w:b/>
+                <w:bCs/>
+                <w:color w:val="0F766E"/>
+                <w:sz w:val="23"/>
+                <w:szCs w:val="23"/>
+                <w:rtl/>
+              </w:rPr>
+              <w:t xml:space="preserve">لو اخترت أيقونة والاسم مكتوب غلط</w:t>
+            </w:r>
+          </w:p>
+          <w:p>
+            <w:pPr>
+              <w:bidi/>
+              <w:spacing w:after="70" w:line="305"/>
+              <w:jc w:val="right"/>
+            </w:pPr>
+            <w:r>
+              <w:rPr>
+                <w:rFonts w:ascii="Segoe UI" w:cs="Segoe UI" w:eastAsia="Segoe UI" w:hAnsi="Segoe UI"/>
+                <w:color w:val="1A1A1A"/>
+                <w:sz w:val="22"/>
+                <w:szCs w:val="22"/>
+                <w:rtl/>
+              </w:rPr>
+              <w:t xml:space="preserve">الموقع مش هيقع — هيحط أيقونة الشنطة </w:t>
+            </w:r>
+            <w:r>
+              <w:rPr>
+                <w:rFonts w:ascii="Consolas" w:cs="Consolas" w:eastAsia="Consolas" w:hAnsi="Consolas"/>
+                <w:color w:val="1A1A1A"/>
+                <w:sz w:val="20"/>
+                <w:szCs w:val="20"/>
+                <w:rtl w:val="false"/>
+              </w:rPr>
+              <w:t xml:space="preserve">ShoppingBag</w:t>
+            </w:r>
+            <w:r>
+              <w:rPr>
+                <w:rFonts w:ascii="Segoe UI" w:cs="Segoe UI" w:eastAsia="Segoe UI" w:hAnsi="Segoe UI"/>
+                <w:color w:val="1A1A1A"/>
+                <w:sz w:val="22"/>
+                <w:szCs w:val="22"/>
+                <w:rtl/>
+              </w:rPr>
+              <w:t xml:space="preserve"> مكانها. فلو لقيت شنطة في مكان متوقعتهاش، غالباً الاسم متكتب غلط.</w:t>
+            </w:r>
+          </w:p>
+        </w:tc>
+      </w:tr>
+    </w:tbl>
+    <w:p>
+      <w:pPr>
+        <w:pStyle w:val="Heading2"/>
+        <w:bidi/>
+        <w:spacing w:after="150" w:before="300"/>
+        <w:jc w:val="right"/>
+      </w:pPr>
+      <w:r>
+        <w:rPr>
+          <w:rFonts w:ascii="Segoe UI" w:cs="Segoe UI" w:eastAsia="Segoe UI" w:hAnsi="Segoe UI"/>
+          <w:b/>
+          <w:bCs/>
+          <w:color w:val="1A1A1A"/>
+          <w:sz w:val="25"/>
+          <w:szCs w:val="25"/>
+          <w:rtl/>
+        </w:rPr>
+        <w:t xml:space="preserve">الألوان الـ ٨</w:t>
+      </w:r>
+    </w:p>
+    <w:p>
+      <w:pPr>
+        <w:bidi/>
+        <w:spacing w:after="130" w:line="310"/>
+        <w:jc w:val="right"/>
+      </w:pPr>
+      <w:r>
+        <w:rPr>
+          <w:rFonts w:ascii="Segoe UI" w:cs="Segoe UI" w:eastAsia="Segoe UI" w:hAnsi="Segoe UI"/>
+          <w:color w:val="1A1A1A"/>
+          <w:sz w:val="22"/>
+          <w:szCs w:val="22"/>
+          <w:rtl/>
+        </w:rPr>
+        <w:t xml:space="preserve">الأسماء إنجليزي لكنها مجرد أسماء ألوان — تقدر تستخدم أي لون لأي قسم:</w:t>
+      </w:r>
+    </w:p>
+    <w:tbl>
+      <w:tblPr>
+        <w:bidiVisual/>
+        <w:tblW w:type="dxa" w:w="9026"/>
+        <w:tblBorders>
+          <w:top w:val="single" w:color="D8DEDC" w:sz="2"/>
+          <w:left w:val="single" w:color="D8DEDC" w:sz="2"/>
+          <w:bottom w:val="single" w:color="D8DEDC" w:sz="2"/>
+          <w:right w:val="single" w:color="D8DEDC" w:sz="2"/>
+          <w:insideH w:val="single" w:color="E8EDEB" w:sz="2"/>
+          <w:insideV w:val="single" w:color="E8EDEB" w:sz="2"/>
+        </w:tblBorders>
+      </w:tblPr>
+      <w:tblGrid>
+        <w:gridCol w:w="2256"/>
+        <w:gridCol w:w="2256"/>
+        <w:gridCol w:w="2256"/>
+        <w:gridCol w:w="2258"/>
+      </w:tblGrid>
+      <w:tr>
+        <w:trPr>
+          <w:tblHeader/>
+        </w:trPr>
+        <w:tc>
+          <w:tcPr>
+            <w:tcW w:type="dxa" w:w="2256"/>
+            <w:shd w:fill="F1F5F4" w:val="clear"/>
+            <w:tcMar>
+              <w:top w:type="dxa" w:w="100"/>
+              <w:left w:type="dxa" w:w="130"/>
+              <w:bottom w:type="dxa" w:w="100"/>
+              <w:right w:type="dxa" w:w="130"/>
+            </w:tcMar>
+          </w:tcPr>
+          <w:p>
+            <w:pPr>
+              <w:bidi/>
+              <w:spacing w:after="0"/>
+              <w:jc w:val="right"/>
+            </w:pPr>
+            <w:r>
+              <w:rPr>
+                <w:rFonts w:ascii="Segoe UI" w:cs="Segoe UI" w:eastAsia="Segoe UI" w:hAnsi="Segoe UI"/>
+                <w:b/>
+                <w:bCs/>
+                <w:color w:val="1A1A1A"/>
+                <w:sz w:val="20"/>
+                <w:szCs w:val="20"/>
+                <w:rtl/>
+              </w:rPr>
+              <w:t xml:space="preserve">الاسم</w:t>
+            </w:r>
+          </w:p>
+        </w:tc>
+        <w:tc>
+          <w:tcPr>
+            <w:tcW w:type="dxa" w:w="2256"/>
+            <w:shd w:fill="F1F5F4" w:val="clear"/>
+            <w:tcMar>
+              <w:top w:type="dxa" w:w="100"/>
+              <w:left w:type="dxa" w:w="130"/>
+              <w:bottom w:type="dxa" w:w="100"/>
+              <w:right w:type="dxa" w:w="130"/>
+            </w:tcMar>
+          </w:tcPr>
+          <w:p>
+            <w:pPr>
+              <w:bidi/>
+              <w:spacing w:after="0"/>
+              <w:jc w:val="right"/>
+            </w:pPr>
+            <w:r>
+              <w:rPr>
+                <w:rFonts w:ascii="Segoe UI" w:cs="Segoe UI" w:eastAsia="Segoe UI" w:hAnsi="Segoe UI"/>
+                <w:b/>
+                <w:bCs/>
+                <w:color w:val="1A1A1A"/>
+                <w:sz w:val="20"/>
+                <w:szCs w:val="20"/>
+                <w:rtl/>
+              </w:rPr>
+              <w:t xml:space="preserve">الاسم</w:t>
+            </w:r>
+          </w:p>
+        </w:tc>
+        <w:tc>
+          <w:tcPr>
+            <w:tcW w:type="dxa" w:w="2256"/>
+            <w:shd w:fill="F1F5F4" w:val="clear"/>
+            <w:tcMar>
+              <w:top w:type="dxa" w:w="100"/>
+              <w:left w:type="dxa" w:w="130"/>
+              <w:bottom w:type="dxa" w:w="100"/>
+              <w:right w:type="dxa" w:w="130"/>
+            </w:tcMar>
+          </w:tcPr>
+          <w:p>
+            <w:pPr>
+              <w:bidi/>
+              <w:spacing w:after="0"/>
+              <w:jc w:val="right"/>
+            </w:pPr>
+            <w:r>
+              <w:rPr>
+                <w:rFonts w:ascii="Segoe UI" w:cs="Segoe UI" w:eastAsia="Segoe UI" w:hAnsi="Segoe UI"/>
+                <w:b/>
+                <w:bCs/>
+                <w:color w:val="1A1A1A"/>
+                <w:sz w:val="20"/>
+                <w:szCs w:val="20"/>
+                <w:rtl/>
+              </w:rPr>
+              <w:t xml:space="preserve">الاسم</w:t>
+            </w:r>
+          </w:p>
+        </w:tc>
+        <w:tc>
+          <w:tcPr>
+            <w:tcW w:type="dxa" w:w="2258"/>
+            <w:shd w:fill="F1F5F4" w:val="clear"/>
+            <w:tcMar>
+              <w:top w:type="dxa" w:w="100"/>
+              <w:left w:type="dxa" w:w="130"/>
+              <w:bottom w:type="dxa" w:w="100"/>
+              <w:right w:type="dxa" w:w="130"/>
+            </w:tcMar>
+          </w:tcPr>
+          <w:p>
+            <w:pPr>
+              <w:bidi/>
+              <w:spacing w:after="0"/>
+              <w:jc w:val="right"/>
+            </w:pPr>
+            <w:r>
+              <w:rPr>
+                <w:rFonts w:ascii="Segoe UI" w:cs="Segoe UI" w:eastAsia="Segoe UI" w:hAnsi="Segoe UI"/>
+                <w:b/>
+                <w:bCs/>
+                <w:color w:val="1A1A1A"/>
+                <w:sz w:val="20"/>
+                <w:szCs w:val="20"/>
+                <w:rtl/>
+              </w:rPr>
+              <w:t xml:space="preserve">الاسم</w:t>
+            </w:r>
+          </w:p>
+        </w:tc>
+      </w:tr>
+      <w:tr>
+        <w:tc>
+          <w:tcPr>
+            <w:tcW w:type="dxa" w:w="2256"/>
+            <w:tcMar>
+              <w:top w:type="dxa" w:w="100"/>
+              <w:left w:type="dxa" w:w="130"/>
+              <w:bottom w:type="dxa" w:w="100"/>
+              <w:right w:type="dxa" w:w="130"/>
+            </w:tcMar>
+          </w:tcPr>
+          <w:p>
+            <w:pPr>
+              <w:bidi/>
+              <w:spacing w:after="0"/>
+              <w:jc w:val="right"/>
+            </w:pPr>
+            <w:r>
+              <w:rPr>
+                <w:rFonts w:ascii="Consolas" w:cs="Consolas" w:eastAsia="Consolas" w:hAnsi="Consolas"/>
+                <w:color w:val="1A1A1A"/>
+                <w:sz w:val="19"/>
+                <w:szCs w:val="19"/>
+                <w:rtl w:val="false"/>
+              </w:rPr>
+              <w:t xml:space="preserve">smartphones</w:t>
+            </w:r>
+          </w:p>
+        </w:tc>
+        <w:tc>
+          <w:tcPr>
+            <w:tcW w:type="dxa" w:w="2256"/>
+            <w:tcMar>
+              <w:top w:type="dxa" w:w="100"/>
+              <w:left w:type="dxa" w:w="130"/>
+              <w:bottom w:type="dxa" w:w="100"/>
+              <w:right w:type="dxa" w:w="130"/>
+            </w:tcMar>
+          </w:tcPr>
+          <w:p>
+            <w:pPr>
+              <w:bidi/>
+              <w:spacing w:after="0"/>
+              <w:jc w:val="right"/>
+            </w:pPr>
+            <w:r>
+              <w:rPr>
+                <w:rFonts w:ascii="Consolas" w:cs="Consolas" w:eastAsia="Consolas" w:hAnsi="Consolas"/>
+                <w:color w:val="1A1A1A"/>
+                <w:sz w:val="19"/>
+                <w:szCs w:val="19"/>
+                <w:rtl w:val="false"/>
+              </w:rPr>
+              <w:t xml:space="preserve">laptops</w:t>
+            </w:r>
+          </w:p>
+        </w:tc>
+        <w:tc>
+          <w:tcPr>
+            <w:tcW w:type="dxa" w:w="2256"/>
+            <w:tcMar>
+              <w:top w:type="dxa" w:w="100"/>
+              <w:left w:type="dxa" w:w="130"/>
+              <w:bottom w:type="dxa" w:w="100"/>
+              <w:right w:type="dxa" w:w="130"/>
+            </w:tcMar>
+          </w:tcPr>
+          <w:p>
+            <w:pPr>
+              <w:bidi/>
+              <w:spacing w:after="0"/>
+              <w:jc w:val="right"/>
+            </w:pPr>
+            <w:r>
+              <w:rPr>
+                <w:rFonts w:ascii="Consolas" w:cs="Consolas" w:eastAsia="Consolas" w:hAnsi="Consolas"/>
+                <w:color w:val="1A1A1A"/>
+                <w:sz w:val="19"/>
+                <w:szCs w:val="19"/>
+                <w:rtl w:val="false"/>
+              </w:rPr>
+              <w:t xml:space="preserve">tablets</w:t>
+            </w:r>
+          </w:p>
+        </w:tc>
+        <w:tc>
+          <w:tcPr>
+            <w:tcW w:type="dxa" w:w="2258"/>
+            <w:tcMar>
+              <w:top w:type="dxa" w:w="100"/>
+              <w:left w:type="dxa" w:w="130"/>
+              <w:bottom w:type="dxa" w:w="100"/>
+              <w:right w:type="dxa" w:w="130"/>
+            </w:tcMar>
+          </w:tcPr>
+          <w:p>
+            <w:pPr>
+              <w:bidi/>
+              <w:spacing w:after="0"/>
+              <w:jc w:val="right"/>
+            </w:pPr>
+            <w:r>
+              <w:rPr>
+                <w:rFonts w:ascii="Consolas" w:cs="Consolas" w:eastAsia="Consolas" w:hAnsi="Consolas"/>
+                <w:color w:val="1A1A1A"/>
+                <w:sz w:val="19"/>
+                <w:szCs w:val="19"/>
+                <w:rtl w:val="false"/>
+              </w:rPr>
+              <w:t xml:space="preserve">consoles</w:t>
+            </w:r>
+          </w:p>
+        </w:tc>
+      </w:tr>
+      <w:tr>
+        <w:tc>
+          <w:tcPr>
+            <w:tcW w:type="dxa" w:w="2256"/>
+            <w:tcMar>
+              <w:top w:type="dxa" w:w="100"/>
+              <w:left w:type="dxa" w:w="130"/>
+              <w:bottom w:type="dxa" w:w="100"/>
+              <w:right w:type="dxa" w:w="130"/>
+            </w:tcMar>
+          </w:tcPr>
+          <w:p>
+            <w:pPr>
+              <w:bidi/>
+              <w:spacing w:after="0"/>
+              <w:jc w:val="right"/>
+            </w:pPr>
+            <w:r>
+              <w:rPr>
+                <w:rFonts w:ascii="Consolas" w:cs="Consolas" w:eastAsia="Consolas" w:hAnsi="Consolas"/>
+                <w:color w:val="1A1A1A"/>
+                <w:sz w:val="19"/>
+                <w:szCs w:val="19"/>
+                <w:rtl w:val="false"/>
+              </w:rPr>
+              <w:t xml:space="preserve">watches</w:t>
+            </w:r>
+          </w:p>
+        </w:tc>
+        <w:tc>
+          <w:tcPr>
+            <w:tcW w:type="dxa" w:w="2256"/>
+            <w:tcMar>
+              <w:top w:type="dxa" w:w="100"/>
+              <w:left w:type="dxa" w:w="130"/>
+              <w:bottom w:type="dxa" w:w="100"/>
+              <w:right w:type="dxa" w:w="130"/>
+            </w:tcMar>
+          </w:tcPr>
+          <w:p>
+            <w:pPr>
+              <w:bidi/>
+              <w:spacing w:after="0"/>
+              <w:jc w:val="right"/>
+            </w:pPr>
+            <w:r>
+              <w:rPr>
+                <w:rFonts w:ascii="Consolas" w:cs="Consolas" w:eastAsia="Consolas" w:hAnsi="Consolas"/>
+                <w:color w:val="1A1A1A"/>
+                <w:sz w:val="19"/>
+                <w:szCs w:val="19"/>
+                <w:rtl w:val="false"/>
+              </w:rPr>
+              <w:t xml:space="preserve">audio</w:t>
+            </w:r>
+          </w:p>
+        </w:tc>
+        <w:tc>
+          <w:tcPr>
+            <w:tcW w:type="dxa" w:w="2256"/>
+            <w:tcMar>
+              <w:top w:type="dxa" w:w="100"/>
+              <w:left w:type="dxa" w:w="130"/>
+              <w:bottom w:type="dxa" w:w="100"/>
+              <w:right w:type="dxa" w:w="130"/>
+            </w:tcMar>
+          </w:tcPr>
+          <w:p>
+            <w:pPr>
+              <w:bidi/>
+              <w:spacing w:after="0"/>
+              <w:jc w:val="right"/>
+            </w:pPr>
+            <w:r>
+              <w:rPr>
+                <w:rFonts w:ascii="Consolas" w:cs="Consolas" w:eastAsia="Consolas" w:hAnsi="Consolas"/>
+                <w:color w:val="1A1A1A"/>
+                <w:sz w:val="19"/>
+                <w:szCs w:val="19"/>
+                <w:rtl w:val="false"/>
+              </w:rPr>
+              <w:t xml:space="preserve">home</w:t>
+            </w:r>
+          </w:p>
+        </w:tc>
+        <w:tc>
+          <w:tcPr>
+            <w:tcW w:type="dxa" w:w="2258"/>
+            <w:tcMar>
+              <w:top w:type="dxa" w:w="100"/>
+              <w:left w:type="dxa" w:w="130"/>
+              <w:bottom w:type="dxa" w:w="100"/>
+              <w:right w:type="dxa" w:w="130"/>
+            </w:tcMar>
+          </w:tcPr>
+          <w:p>
+            <w:pPr>
+              <w:bidi/>
+              <w:spacing w:after="0"/>
+              <w:jc w:val="right"/>
+            </w:pPr>
+            <w:r>
+              <w:rPr>
+                <w:rFonts w:ascii="Consolas" w:cs="Consolas" w:eastAsia="Consolas" w:hAnsi="Consolas"/>
+                <w:color w:val="1A1A1A"/>
+                <w:sz w:val="19"/>
+                <w:szCs w:val="19"/>
+                <w:rtl w:val="false"/>
+              </w:rPr>
+              <w:t xml:space="preserve">deals</w:t>
+            </w:r>
+          </w:p>
+        </w:tc>
+      </w:tr>
+    </w:tbl>
+    <w:p>
+      <w:pPr>
+        <w:spacing w:after="180"/>
+      </w:pPr>
+    </w:p>
+    <w:tbl>
+      <w:tblPr>
+        <w:bidiVisual/>
+        <w:tblW w:type="dxa" w:w="9026"/>
+        <w:tblBorders>
+          <w:top w:val="single" w:color="0F766E" w:sz="2"/>
+          <w:left w:val="single" w:color="0F766E" w:sz="20"/>
+          <w:bottom w:val="single" w:color="0F766E" w:sz="2"/>
+          <w:right w:val="single" w:color="0F766E" w:sz="20"/>
+          <w:insideH w:val="single" w:color="auto" w:sz="4"/>
+          <w:insideV w:val="single" w:color="auto" w:sz="4"/>
+        </w:tblBorders>
+      </w:tblPr>
+      <w:tblGrid>
+        <w:gridCol w:w="9026"/>
+      </w:tblGrid>
+      <w:tr>
+        <w:tc>
+          <w:tcPr>
+            <w:tcW w:type="dxa" w:w="9026"/>
+            <w:shd w:fill="ECFDF5" w:val="clear"/>
+            <w:tcMar>
+              <w:top w:type="dxa" w:w="170"/>
+              <w:left w:type="dxa" w:w="210"/>
+              <w:bottom w:type="dxa" w:w="170"/>
+              <w:right w:type="dxa" w:w="210"/>
+            </w:tcMar>
+          </w:tcPr>
+          <w:p>
+            <w:pPr>
+              <w:bidi/>
+              <w:spacing w:after="90"/>
+              <w:jc w:val="right"/>
+            </w:pPr>
+            <w:r>
+              <w:rPr>
+                <w:rFonts w:ascii="Segoe UI" w:cs="Segoe UI" w:eastAsia="Segoe UI" w:hAnsi="Segoe UI"/>
+                <w:b/>
+                <w:bCs/>
+                <w:color w:val="0F766E"/>
+                <w:sz w:val="23"/>
+                <w:szCs w:val="23"/>
+                <w:rtl/>
+              </w:rPr>
+              <w:t xml:space="preserve">👁️ فيه معاينة حيّة</w:t>
+            </w:r>
+          </w:p>
+          <w:p>
+            <w:pPr>
+              <w:bidi/>
+              <w:spacing w:after="70" w:line="305"/>
+              <w:jc w:val="right"/>
+            </w:pPr>
+            <w:r>
+              <w:rPr>
+                <w:rFonts w:ascii="Segoe UI" w:cs="Segoe UI" w:eastAsia="Segoe UI" w:hAnsi="Segoe UI"/>
+                <w:color w:val="1A1A1A"/>
+                <w:sz w:val="22"/>
+                <w:szCs w:val="22"/>
+                <w:rtl/>
+              </w:rPr>
+              <w:t xml:space="preserve">جنب الخانات فيه مربع اسمه </w:t>
+            </w:r>
+            <w:r>
+              <w:rPr>
+                <w:rFonts w:ascii="Consolas" w:cs="Consolas" w:eastAsia="Consolas" w:hAnsi="Consolas"/>
+                <w:b/>
+                <w:bCs/>
+                <w:color w:val="1A1A1A"/>
+                <w:sz w:val="20"/>
+                <w:szCs w:val="20"/>
+                <w:rtl w:val="false"/>
+              </w:rPr>
+              <w:t xml:space="preserve">Preview</w:t>
+            </w:r>
+            <w:r>
+              <w:rPr>
+                <w:rFonts w:ascii="Segoe UI" w:cs="Segoe UI" w:eastAsia="Segoe UI" w:hAnsi="Segoe UI"/>
+                <w:color w:val="1A1A1A"/>
+                <w:sz w:val="22"/>
+                <w:szCs w:val="22"/>
+                <w:rtl/>
+              </w:rPr>
+              <w:t xml:space="preserve"> بيوريك شكل القسم وإنت بتغيّر — قبل ما تحفظ. جرّب فيه براحتك.</w:t>
+            </w:r>
+          </w:p>
+        </w:tc>
+      </w:tr>
+    </w:tbl>
+    <w:p>
+      <w:pPr>
+        <w:spacing w:after="160"/>
+      </w:pPr>
+    </w:p>
+    <w:tbl>
+      <w:tblPr>
+        <w:bidiVisual/>
+        <w:tblW w:type="dxa" w:w="9026"/>
+        <w:tblBorders>
+          <w:top w:val="single" w:color="B45309" w:sz="2"/>
+          <w:left w:val="single" w:color="B45309" w:sz="20"/>
+          <w:bottom w:val="single" w:color="B45309" w:sz="2"/>
+          <w:right w:val="single" w:color="B45309" w:sz="20"/>
+          <w:insideH w:val="single" w:color="auto" w:sz="4"/>
+          <w:insideV w:val="single" w:color="auto" w:sz="4"/>
+        </w:tblBorders>
+      </w:tblPr>
+      <w:tblGrid>
+        <w:gridCol w:w="9026"/>
+      </w:tblGrid>
+      <w:tr>
+        <w:tc>
+          <w:tcPr>
+            <w:tcW w:type="dxa" w:w="9026"/>
+            <w:shd w:fill="FEF3C7" w:val="clear"/>
+            <w:tcMar>
+              <w:top w:type="dxa" w:w="170"/>
+              <w:left w:type="dxa" w:w="210"/>
+              <w:bottom w:type="dxa" w:w="170"/>
+              <w:right w:type="dxa" w:w="210"/>
+            </w:tcMar>
+          </w:tcPr>
+          <w:p>
+            <w:pPr>
+              <w:bidi/>
+              <w:spacing w:after="90"/>
+              <w:jc w:val="right"/>
+            </w:pPr>
+            <w:r>
+              <w:rPr>
+                <w:rFonts w:ascii="Segoe UI" w:cs="Segoe UI" w:eastAsia="Segoe UI" w:hAnsi="Segoe UI"/>
+                <w:b/>
+                <w:bCs/>
+                <w:color w:val="B45309"/>
+                <w:sz w:val="23"/>
+                <w:szCs w:val="23"/>
+                <w:rtl/>
+              </w:rPr>
+              <w:t xml:space="preserve">متحذفش قسم — اخفيه</w:t>
+            </w:r>
+          </w:p>
+          <w:p>
+            <w:pPr>
+              <w:bidi/>
+              <w:spacing w:after="70" w:line="305"/>
+              <w:jc w:val="right"/>
+            </w:pPr>
+            <w:r>
+              <w:rPr>
+                <w:rFonts w:ascii="Segoe UI" w:cs="Segoe UI" w:eastAsia="Segoe UI" w:hAnsi="Segoe UI"/>
+                <w:color w:val="1A1A1A"/>
+                <w:sz w:val="22"/>
+                <w:szCs w:val="22"/>
+                <w:rtl/>
+              </w:rPr>
+              <w:t xml:space="preserve">لو حذفت قسم، المنتجات اللي جواه بتفقد ارتباطها بيه. الأأمن إنك تقفل </w:t>
+            </w:r>
+            <w:r>
+              <w:rPr>
+                <w:rFonts w:ascii="Consolas" w:cs="Consolas" w:eastAsia="Consolas" w:hAnsi="Consolas"/>
+                <w:b/>
+                <w:bCs/>
+                <w:color w:val="1A1A1A"/>
+                <w:sz w:val="20"/>
+                <w:szCs w:val="20"/>
+                <w:rtl w:val="false"/>
+              </w:rPr>
+              <w:t xml:space="preserve">Visible to customers</w:t>
+            </w:r>
+            <w:r>
+              <w:rPr>
+                <w:rFonts w:ascii="Segoe UI" w:cs="Segoe UI" w:eastAsia="Segoe UI" w:hAnsi="Segoe UI"/>
+                <w:color w:val="1A1A1A"/>
+                <w:sz w:val="22"/>
+                <w:szCs w:val="22"/>
+                <w:rtl/>
+              </w:rPr>
+              <w:t xml:space="preserve">.</w:t>
+            </w:r>
+          </w:p>
+        </w:tc>
+      </w:tr>
+    </w:tbl>
+    <w:p>
+      <w:r>
+        <w:br w:type="page"/>
+      </w:r>
+    </w:p>
+    <w:p>
+      <w:pPr>
+        <w:pStyle w:val="Heading1"/>
+        <w:pBdr>
+          <w:bottom w:val="single" w:color="24BE90" w:sz="12" w:space="6"/>
+        </w:pBdr>
+        <w:bidi/>
+        <w:spacing w:after="200" w:before="420"/>
+        <w:jc w:val="right"/>
+      </w:pPr>
+      <w:r>
+        <w:rPr>
+          <w:rFonts w:ascii="Segoe UI" w:cs="Segoe UI" w:eastAsia="Segoe UI" w:hAnsi="Segoe UI"/>
+          <w:b/>
+          <w:bCs/>
+          <w:color w:val="1A1A1A"/>
+          <w:sz w:val="32"/>
+          <w:szCs w:val="32"/>
+          <w:rtl/>
+        </w:rPr>
+        <w:t xml:space="preserve">٨. شكل المتجر — Storefront Builder</w:t>
+      </w:r>
+    </w:p>
+    <w:p>
+      <w:pPr>
+        <w:bidi/>
+        <w:spacing w:after="130" w:line="310"/>
+        <w:jc w:val="right"/>
+      </w:pPr>
+      <w:r>
+        <w:rPr>
+          <w:rFonts w:ascii="Segoe UI" w:cs="Segoe UI" w:eastAsia="Segoe UI" w:hAnsi="Segoe UI"/>
+          <w:color w:val="1A1A1A"/>
+          <w:sz w:val="22"/>
+          <w:szCs w:val="22"/>
+          <w:rtl/>
+        </w:rPr>
+        <w:t xml:space="preserve">من هنا بتتحكم في ألوان المتجر وترتيب الصفحة الرئيسية. ده أكتر قسم ممتع، وأكتر واحد كمان لازم تاخد بالك فيه.</w:t>
+      </w:r>
+    </w:p>
+    <w:p>
+      <w:pPr>
+        <w:pStyle w:val="Heading2"/>
+        <w:bidi/>
+        <w:spacing w:after="150" w:before="300"/>
+        <w:jc w:val="right"/>
+      </w:pPr>
+      <w:r>
+        <w:rPr>
+          <w:rFonts w:ascii="Segoe UI" w:cs="Segoe UI" w:eastAsia="Segoe UI" w:hAnsi="Segoe UI"/>
+          <w:b/>
+          <w:bCs/>
+          <w:color w:val="1A1A1A"/>
+          <w:sz w:val="25"/>
+          <w:szCs w:val="25"/>
+          <w:rtl/>
+        </w:rPr>
+        <w:t xml:space="preserve">الألوان الأربعة</w:t>
+      </w:r>
+    </w:p>
+    <w:tbl>
+      <w:tblPr>
+        <w:bidiVisual/>
+        <w:tblW w:type="dxa" w:w="9026"/>
+        <w:tblBorders>
+          <w:top w:val="single" w:color="D8DEDC" w:sz="2"/>
+          <w:left w:val="single" w:color="D8DEDC" w:sz="2"/>
+          <w:bottom w:val="single" w:color="D8DEDC" w:sz="2"/>
+          <w:right w:val="single" w:color="D8DEDC" w:sz="2"/>
+          <w:insideH w:val="single" w:color="E8EDEB" w:sz="2"/>
+          <w:insideV w:val="single" w:color="E8EDEB" w:sz="2"/>
+        </w:tblBorders>
+      </w:tblPr>
+      <w:tblGrid>
+        <w:gridCol w:w="2600"/>
+        <w:gridCol w:w="6426"/>
+      </w:tblGrid>
+      <w:tr>
+        <w:trPr>
+          <w:tblHeader/>
+        </w:trPr>
+        <w:tc>
+          <w:tcPr>
+            <w:tcW w:type="dxa" w:w="2600"/>
+            <w:shd w:fill="F1F5F4" w:val="clear"/>
+            <w:tcMar>
+              <w:top w:type="dxa" w:w="100"/>
+              <w:left w:type="dxa" w:w="130"/>
+              <w:bottom w:type="dxa" w:w="100"/>
+              <w:right w:type="dxa" w:w="130"/>
+            </w:tcMar>
+          </w:tcPr>
+          <w:p>
+            <w:pPr>
+              <w:bidi/>
+              <w:spacing w:after="0"/>
+              <w:jc w:val="right"/>
+            </w:pPr>
+            <w:r>
+              <w:rPr>
+                <w:rFonts w:ascii="Segoe UI" w:cs="Segoe UI" w:eastAsia="Segoe UI" w:hAnsi="Segoe UI"/>
+                <w:b/>
+                <w:bCs/>
+                <w:color w:val="1A1A1A"/>
+                <w:sz w:val="20"/>
+                <w:szCs w:val="20"/>
+                <w:rtl/>
+              </w:rPr>
+              <w:t xml:space="preserve">الخانة</w:t>
+            </w:r>
+          </w:p>
+        </w:tc>
+        <w:tc>
+          <w:tcPr>
+            <w:tcW w:type="dxa" w:w="6426"/>
+            <w:shd w:fill="F1F5F4" w:val="clear"/>
+            <w:tcMar>
+              <w:top w:type="dxa" w:w="100"/>
+              <w:left w:type="dxa" w:w="130"/>
+              <w:bottom w:type="dxa" w:w="100"/>
+              <w:right w:type="dxa" w:w="130"/>
+            </w:tcMar>
+          </w:tcPr>
+          <w:p>
+            <w:pPr>
+              <w:bidi/>
+              <w:spacing w:after="0"/>
+              <w:jc w:val="right"/>
+            </w:pPr>
+            <w:r>
+              <w:rPr>
+                <w:rFonts w:ascii="Segoe UI" w:cs="Segoe UI" w:eastAsia="Segoe UI" w:hAnsi="Segoe UI"/>
+                <w:b/>
+                <w:bCs/>
+                <w:color w:val="1A1A1A"/>
+                <w:sz w:val="20"/>
+                <w:szCs w:val="20"/>
+                <w:rtl/>
+              </w:rPr>
+              <w:t xml:space="preserve">بتتحكم في إيه</w:t>
+            </w:r>
+          </w:p>
+        </w:tc>
+      </w:tr>
+      <w:tr>
+        <w:tc>
+          <w:tcPr>
+            <w:tcW w:type="dxa" w:w="2600"/>
+            <w:tcMar>
+              <w:top w:type="dxa" w:w="100"/>
+              <w:left w:type="dxa" w:w="130"/>
+              <w:bottom w:type="dxa" w:w="100"/>
+              <w:right w:type="dxa" w:w="130"/>
+            </w:tcMar>
+          </w:tcPr>
+          <w:p>
+            <w:pPr>
+              <w:bidi/>
+              <w:spacing w:after="0"/>
+              <w:jc w:val="right"/>
+            </w:pPr>
+            <w:r>
+              <w:rPr>
+                <w:rFonts w:ascii="Consolas" w:cs="Consolas" w:eastAsia="Consolas" w:hAnsi="Consolas"/>
+                <w:b/>
+                <w:bCs/>
+                <w:color w:val="1A1A1A"/>
+                <w:sz w:val="20"/>
+                <w:szCs w:val="20"/>
+                <w:rtl w:val="false"/>
+              </w:rPr>
+              <w:t xml:space="preserve">Primary</w:t>
+            </w:r>
+          </w:p>
+        </w:tc>
+        <w:tc>
+          <w:tcPr>
+            <w:tcW w:type="dxa" w:w="6426"/>
+            <w:tcMar>
+              <w:top w:type="dxa" w:w="100"/>
+              <w:left w:type="dxa" w:w="130"/>
+              <w:bottom w:type="dxa" w:w="100"/>
+              <w:right w:type="dxa" w:w="130"/>
+            </w:tcMar>
+          </w:tcPr>
+          <w:p>
+            <w:pPr>
+              <w:bidi/>
+              <w:spacing w:after="0"/>
+              <w:jc w:val="right"/>
+            </w:pPr>
+            <w:r>
+              <w:rPr>
+                <w:rFonts w:ascii="Segoe UI" w:cs="Segoe UI" w:eastAsia="Segoe UI" w:hAnsi="Segoe UI"/>
+                <w:b w:val="false"/>
+                <w:bCs w:val="false"/>
+                <w:color w:val="5B6470"/>
+                <w:sz w:val="20"/>
+                <w:szCs w:val="20"/>
+                <w:rtl/>
+              </w:rPr>
+              <w:t xml:space="preserve">اللون الأساسي — الأزرار الرئيسية</w:t>
+            </w:r>
+          </w:p>
+        </w:tc>
+      </w:tr>
+      <w:tr>
+        <w:tc>
+          <w:tcPr>
+            <w:tcW w:type="dxa" w:w="2600"/>
+            <w:tcMar>
+              <w:top w:type="dxa" w:w="100"/>
+              <w:left w:type="dxa" w:w="130"/>
+              <w:bottom w:type="dxa" w:w="100"/>
+              <w:right w:type="dxa" w:w="130"/>
+            </w:tcMar>
+          </w:tcPr>
+          <w:p>
+            <w:pPr>
+              <w:bidi/>
+              <w:spacing w:after="0"/>
+              <w:jc w:val="right"/>
+            </w:pPr>
+            <w:r>
+              <w:rPr>
+                <w:rFonts w:ascii="Consolas" w:cs="Consolas" w:eastAsia="Consolas" w:hAnsi="Consolas"/>
+                <w:color w:val="1A1A1A"/>
+                <w:sz w:val="20"/>
+                <w:szCs w:val="20"/>
+                <w:rtl w:val="false"/>
+              </w:rPr>
+              <w:t xml:space="preserve">Secondary</w:t>
+            </w:r>
+          </w:p>
+        </w:tc>
+        <w:tc>
+          <w:tcPr>
+            <w:tcW w:type="dxa" w:w="6426"/>
+            <w:tcMar>
+              <w:top w:type="dxa" w:w="100"/>
+              <w:left w:type="dxa" w:w="130"/>
+              <w:bottom w:type="dxa" w:w="100"/>
+              <w:right w:type="dxa" w:w="130"/>
+            </w:tcMar>
+          </w:tcPr>
+          <w:p>
+            <w:pPr>
+              <w:bidi/>
+              <w:spacing w:after="0"/>
+              <w:jc w:val="right"/>
+            </w:pPr>
+            <w:r>
+              <w:rPr>
+                <w:rFonts w:ascii="Segoe UI" w:cs="Segoe UI" w:eastAsia="Segoe UI" w:hAnsi="Segoe UI"/>
+                <w:b w:val="false"/>
+                <w:bCs w:val="false"/>
+                <w:color w:val="5B6470"/>
+                <w:sz w:val="20"/>
+                <w:szCs w:val="20"/>
+                <w:rtl/>
+              </w:rPr>
+              <w:t xml:space="preserve">اللون الثانوي — العناصر الأقل أهمية</w:t>
+            </w:r>
+          </w:p>
+        </w:tc>
+      </w:tr>
+      <w:tr>
+        <w:tc>
+          <w:tcPr>
+            <w:tcW w:type="dxa" w:w="2600"/>
+            <w:tcMar>
+              <w:top w:type="dxa" w:w="100"/>
+              <w:left w:type="dxa" w:w="130"/>
+              <w:bottom w:type="dxa" w:w="100"/>
+              <w:right w:type="dxa" w:w="130"/>
+            </w:tcMar>
+          </w:tcPr>
+          <w:p>
+            <w:pPr>
+              <w:bidi/>
+              <w:spacing w:after="0"/>
+              <w:jc w:val="right"/>
+            </w:pPr>
+            <w:r>
+              <w:rPr>
+                <w:rFonts w:ascii="Consolas" w:cs="Consolas" w:eastAsia="Consolas" w:hAnsi="Consolas"/>
+                <w:color w:val="1A1A1A"/>
+                <w:sz w:val="20"/>
+                <w:szCs w:val="20"/>
+                <w:rtl w:val="false"/>
+              </w:rPr>
+              <w:t xml:space="preserve">Accent</w:t>
+            </w:r>
+          </w:p>
+        </w:tc>
+        <w:tc>
+          <w:tcPr>
+            <w:tcW w:type="dxa" w:w="6426"/>
+            <w:tcMar>
+              <w:top w:type="dxa" w:w="100"/>
+              <w:left w:type="dxa" w:w="130"/>
+              <w:bottom w:type="dxa" w:w="100"/>
+              <w:right w:type="dxa" w:w="130"/>
+            </w:tcMar>
+          </w:tcPr>
+          <w:p>
+            <w:pPr>
+              <w:bidi/>
+              <w:spacing w:after="0"/>
+              <w:jc w:val="right"/>
+            </w:pPr>
+            <w:r>
+              <w:rPr>
+                <w:rFonts w:ascii="Segoe UI" w:cs="Segoe UI" w:eastAsia="Segoe UI" w:hAnsi="Segoe UI"/>
+                <w:b w:val="false"/>
+                <w:bCs w:val="false"/>
+                <w:color w:val="5B6470"/>
+                <w:sz w:val="20"/>
+                <w:szCs w:val="20"/>
+                <w:rtl/>
+              </w:rPr>
+              <w:t xml:space="preserve">لون التمييز — التخفيضات والتنبيهات</w:t>
+            </w:r>
+          </w:p>
+        </w:tc>
+      </w:tr>
+      <w:tr>
+        <w:tc>
+          <w:tcPr>
+            <w:tcW w:type="dxa" w:w="2600"/>
+            <w:tcMar>
+              <w:top w:type="dxa" w:w="100"/>
+              <w:left w:type="dxa" w:w="130"/>
+              <w:bottom w:type="dxa" w:w="100"/>
+              <w:right w:type="dxa" w:w="130"/>
+            </w:tcMar>
+          </w:tcPr>
+          <w:p>
+            <w:pPr>
+              <w:bidi/>
+              <w:spacing w:after="0"/>
+              <w:jc w:val="right"/>
+            </w:pPr>
+            <w:r>
+              <w:rPr>
+                <w:rFonts w:ascii="Consolas" w:cs="Consolas" w:eastAsia="Consolas" w:hAnsi="Consolas"/>
+                <w:color w:val="1A1A1A"/>
+                <w:sz w:val="20"/>
+                <w:szCs w:val="20"/>
+                <w:rtl w:val="false"/>
+              </w:rPr>
+              <w:t xml:space="preserve">Surface</w:t>
+            </w:r>
+          </w:p>
+        </w:tc>
+        <w:tc>
+          <w:tcPr>
+            <w:tcW w:type="dxa" w:w="6426"/>
+            <w:tcMar>
+              <w:top w:type="dxa" w:w="100"/>
+              <w:left w:type="dxa" w:w="130"/>
+              <w:bottom w:type="dxa" w:w="100"/>
+              <w:right w:type="dxa" w:w="130"/>
+            </w:tcMar>
+          </w:tcPr>
+          <w:p>
+            <w:pPr>
+              <w:bidi/>
+              <w:spacing w:after="0"/>
+              <w:jc w:val="right"/>
+            </w:pPr>
+            <w:r>
+              <w:rPr>
+                <w:rFonts w:ascii="Segoe UI" w:cs="Segoe UI" w:eastAsia="Segoe UI" w:hAnsi="Segoe UI"/>
+                <w:b w:val="false"/>
+                <w:bCs w:val="false"/>
+                <w:color w:val="5B6470"/>
+                <w:sz w:val="20"/>
+                <w:szCs w:val="20"/>
+                <w:rtl/>
+              </w:rPr>
+              <w:t xml:space="preserve">لون الخلفيات والكروت</w:t>
+            </w:r>
+          </w:p>
+        </w:tc>
+      </w:tr>
+    </w:tbl>
+    <w:p>
+      <w:pPr>
+        <w:pStyle w:val="Heading2"/>
+        <w:bidi/>
+        <w:spacing w:after="150" w:before="300"/>
+        <w:jc w:val="right"/>
+      </w:pPr>
+      <w:r>
+        <w:rPr>
+          <w:rFonts w:ascii="Segoe UI" w:cs="Segoe UI" w:eastAsia="Segoe UI" w:hAnsi="Segoe UI"/>
+          <w:b/>
+          <w:bCs/>
+          <w:color w:val="1A1A1A"/>
+          <w:sz w:val="25"/>
+          <w:szCs w:val="25"/>
+          <w:rtl/>
+        </w:rPr>
+        <w:t xml:space="preserve">استدارة الحواف — Radius</w:t>
+      </w:r>
+    </w:p>
+    <w:p>
+      <w:pPr>
+        <w:bidi/>
+        <w:spacing w:after="130" w:line="310"/>
+        <w:jc w:val="right"/>
+      </w:pPr>
+      <w:r>
+        <w:rPr>
+          <w:rFonts w:ascii="Segoe UI" w:cs="Segoe UI" w:eastAsia="Segoe UI" w:hAnsi="Segoe UI"/>
+          <w:color w:val="1A1A1A"/>
+          <w:sz w:val="22"/>
+          <w:szCs w:val="22"/>
+          <w:rtl/>
+        </w:rPr>
+        <w:t xml:space="preserve">بتغيّر شكل الأزرار والكروت من حواف حادة لدايرية:</w:t>
+      </w:r>
+    </w:p>
+    <w:tbl>
+      <w:tblPr>
+        <w:bidiVisual/>
+        <w:tblW w:type="dxa" w:w="9026"/>
+        <w:tblBorders>
+          <w:top w:val="single" w:color="D8DEDC" w:sz="2"/>
+          <w:left w:val="single" w:color="D8DEDC" w:sz="2"/>
+          <w:bottom w:val="single" w:color="D8DEDC" w:sz="2"/>
+          <w:right w:val="single" w:color="D8DEDC" w:sz="2"/>
+          <w:insideH w:val="single" w:color="E8EDEB" w:sz="2"/>
+          <w:insideV w:val="single" w:color="E8EDEB" w:sz="2"/>
+        </w:tblBorders>
+      </w:tblPr>
+      <w:tblGrid>
+        <w:gridCol w:w="2400"/>
+        <w:gridCol w:w="6626"/>
+      </w:tblGrid>
+      <w:tr>
+        <w:trPr>
+          <w:tblHeader/>
+        </w:trPr>
+        <w:tc>
+          <w:tcPr>
+            <w:tcW w:type="dxa" w:w="2400"/>
+            <w:shd w:fill="F1F5F4" w:val="clear"/>
+            <w:tcMar>
+              <w:top w:type="dxa" w:w="100"/>
+              <w:left w:type="dxa" w:w="130"/>
+              <w:bottom w:type="dxa" w:w="100"/>
+              <w:right w:type="dxa" w:w="130"/>
+            </w:tcMar>
+          </w:tcPr>
+          <w:p>
+            <w:pPr>
+              <w:bidi/>
+              <w:spacing w:after="0"/>
+              <w:jc w:val="right"/>
+            </w:pPr>
+            <w:r>
+              <w:rPr>
+                <w:rFonts w:ascii="Segoe UI" w:cs="Segoe UI" w:eastAsia="Segoe UI" w:hAnsi="Segoe UI"/>
+                <w:b/>
+                <w:bCs/>
+                <w:color w:val="1A1A1A"/>
+                <w:sz w:val="20"/>
+                <w:szCs w:val="20"/>
+                <w:rtl/>
+              </w:rPr>
+              <w:t xml:space="preserve">الاختيار</w:t>
+            </w:r>
+          </w:p>
+        </w:tc>
+        <w:tc>
+          <w:tcPr>
+            <w:tcW w:type="dxa" w:w="6626"/>
+            <w:shd w:fill="F1F5F4" w:val="clear"/>
+            <w:tcMar>
+              <w:top w:type="dxa" w:w="100"/>
+              <w:left w:type="dxa" w:w="130"/>
+              <w:bottom w:type="dxa" w:w="100"/>
+              <w:right w:type="dxa" w:w="130"/>
+            </w:tcMar>
+          </w:tcPr>
+          <w:p>
+            <w:pPr>
+              <w:bidi/>
+              <w:spacing w:after="0"/>
+              <w:jc w:val="right"/>
+            </w:pPr>
+            <w:r>
+              <w:rPr>
+                <w:rFonts w:ascii="Segoe UI" w:cs="Segoe UI" w:eastAsia="Segoe UI" w:hAnsi="Segoe UI"/>
+                <w:b/>
+                <w:bCs/>
+                <w:color w:val="1A1A1A"/>
+                <w:sz w:val="20"/>
+                <w:szCs w:val="20"/>
+                <w:rtl/>
+              </w:rPr>
+              <w:t xml:space="preserve">الشكل</w:t>
+            </w:r>
+          </w:p>
+        </w:tc>
+      </w:tr>
+      <w:tr>
+        <w:tc>
+          <w:tcPr>
+            <w:tcW w:type="dxa" w:w="2400"/>
+            <w:tcMar>
+              <w:top w:type="dxa" w:w="100"/>
+              <w:left w:type="dxa" w:w="130"/>
+              <w:bottom w:type="dxa" w:w="100"/>
+              <w:right w:type="dxa" w:w="130"/>
+            </w:tcMar>
+          </w:tcPr>
+          <w:p>
+            <w:pPr>
+              <w:bidi/>
+              <w:spacing w:after="0"/>
+              <w:jc w:val="right"/>
+            </w:pPr>
+            <w:r>
+              <w:rPr>
+                <w:rFonts w:ascii="Consolas" w:cs="Consolas" w:eastAsia="Consolas" w:hAnsi="Consolas"/>
+                <w:color w:val="1A1A1A"/>
+                <w:sz w:val="20"/>
+                <w:szCs w:val="20"/>
+                <w:rtl w:val="false"/>
+              </w:rPr>
+              <w:t xml:space="preserve">Sharp</w:t>
+            </w:r>
+          </w:p>
+        </w:tc>
+        <w:tc>
+          <w:tcPr>
+            <w:tcW w:type="dxa" w:w="6626"/>
+            <w:tcMar>
+              <w:top w:type="dxa" w:w="100"/>
+              <w:left w:type="dxa" w:w="130"/>
+              <w:bottom w:type="dxa" w:w="100"/>
+              <w:right w:type="dxa" w:w="130"/>
+            </w:tcMar>
+          </w:tcPr>
+          <w:p>
+            <w:pPr>
+              <w:bidi/>
+              <w:spacing w:after="0"/>
+              <w:jc w:val="right"/>
+            </w:pPr>
+            <w:r>
+              <w:rPr>
+                <w:rFonts w:ascii="Segoe UI" w:cs="Segoe UI" w:eastAsia="Segoe UI" w:hAnsi="Segoe UI"/>
+                <w:b w:val="false"/>
+                <w:bCs w:val="false"/>
+                <w:color w:val="5B6470"/>
+                <w:sz w:val="20"/>
+                <w:szCs w:val="20"/>
+                <w:rtl/>
+              </w:rPr>
+              <w:t xml:space="preserve">حواف حادة تماماً — شكل جاد</w:t>
+            </w:r>
+          </w:p>
+        </w:tc>
+      </w:tr>
+      <w:tr>
+        <w:tc>
+          <w:tcPr>
+            <w:tcW w:type="dxa" w:w="2400"/>
+            <w:tcMar>
+              <w:top w:type="dxa" w:w="100"/>
+              <w:left w:type="dxa" w:w="130"/>
+              <w:bottom w:type="dxa" w:w="100"/>
+              <w:right w:type="dxa" w:w="130"/>
+            </w:tcMar>
+          </w:tcPr>
+          <w:p>
+            <w:pPr>
+              <w:bidi/>
+              <w:spacing w:after="0"/>
+              <w:jc w:val="right"/>
+            </w:pPr>
+            <w:r>
+              <w:rPr>
+                <w:rFonts w:ascii="Consolas" w:cs="Consolas" w:eastAsia="Consolas" w:hAnsi="Consolas"/>
+                <w:color w:val="1A1A1A"/>
+                <w:sz w:val="20"/>
+                <w:szCs w:val="20"/>
+                <w:rtl w:val="false"/>
+              </w:rPr>
+              <w:t xml:space="preserve">Small</w:t>
+            </w:r>
+          </w:p>
+        </w:tc>
+        <w:tc>
+          <w:tcPr>
+            <w:tcW w:type="dxa" w:w="6626"/>
+            <w:tcMar>
+              <w:top w:type="dxa" w:w="100"/>
+              <w:left w:type="dxa" w:w="130"/>
+              <w:bottom w:type="dxa" w:w="100"/>
+              <w:right w:type="dxa" w:w="130"/>
+            </w:tcMar>
+          </w:tcPr>
+          <w:p>
+            <w:pPr>
+              <w:bidi/>
+              <w:spacing w:after="0"/>
+              <w:jc w:val="right"/>
+            </w:pPr>
+            <w:r>
+              <w:rPr>
+                <w:rFonts w:ascii="Segoe UI" w:cs="Segoe UI" w:eastAsia="Segoe UI" w:hAnsi="Segoe UI"/>
+                <w:b w:val="false"/>
+                <w:bCs w:val="false"/>
+                <w:color w:val="5B6470"/>
+                <w:sz w:val="20"/>
+                <w:szCs w:val="20"/>
+                <w:rtl/>
+              </w:rPr>
+              <w:t xml:space="preserve">استدارة خفيفة جداً</w:t>
+            </w:r>
+          </w:p>
+        </w:tc>
+      </w:tr>
+      <w:tr>
+        <w:tc>
+          <w:tcPr>
+            <w:tcW w:type="dxa" w:w="2400"/>
+            <w:tcMar>
+              <w:top w:type="dxa" w:w="100"/>
+              <w:left w:type="dxa" w:w="130"/>
+              <w:bottom w:type="dxa" w:w="100"/>
+              <w:right w:type="dxa" w:w="130"/>
+            </w:tcMar>
+          </w:tcPr>
+          <w:p>
+            <w:pPr>
+              <w:bidi/>
+              <w:spacing w:after="0"/>
+              <w:jc w:val="right"/>
+            </w:pPr>
+            <w:r>
+              <w:rPr>
+                <w:rFonts w:ascii="Consolas" w:cs="Consolas" w:eastAsia="Consolas" w:hAnsi="Consolas"/>
+                <w:b/>
+                <w:bCs/>
+                <w:color w:val="1A1A1A"/>
+                <w:sz w:val="20"/>
+                <w:szCs w:val="20"/>
+                <w:rtl w:val="false"/>
+              </w:rPr>
+              <w:t xml:space="preserve">Default</w:t>
+            </w:r>
+          </w:p>
+        </w:tc>
+        <w:tc>
+          <w:tcPr>
+            <w:tcW w:type="dxa" w:w="6626"/>
+            <w:tcMar>
+              <w:top w:type="dxa" w:w="100"/>
+              <w:left w:type="dxa" w:w="130"/>
+              <w:bottom w:type="dxa" w:w="100"/>
+              <w:right w:type="dxa" w:w="130"/>
+            </w:tcMar>
+          </w:tcPr>
+          <w:p>
+            <w:pPr>
+              <w:bidi/>
+              <w:spacing w:after="0"/>
+              <w:jc w:val="right"/>
+            </w:pPr>
+            <w:r>
+              <w:rPr>
+                <w:rFonts w:ascii="Segoe UI" w:cs="Segoe UI" w:eastAsia="Segoe UI" w:hAnsi="Segoe UI"/>
+                <w:b w:val="false"/>
+                <w:bCs w:val="false"/>
+                <w:color w:val="5B6470"/>
+                <w:sz w:val="20"/>
+                <w:szCs w:val="20"/>
+                <w:rtl/>
+              </w:rPr>
+              <w:t xml:space="preserve">الوضع الحالي — متوازن</w:t>
+            </w:r>
+          </w:p>
+        </w:tc>
+      </w:tr>
+      <w:tr>
+        <w:tc>
+          <w:tcPr>
+            <w:tcW w:type="dxa" w:w="2400"/>
+            <w:tcMar>
+              <w:top w:type="dxa" w:w="100"/>
+              <w:left w:type="dxa" w:w="130"/>
+              <w:bottom w:type="dxa" w:w="100"/>
+              <w:right w:type="dxa" w:w="130"/>
+            </w:tcMar>
+          </w:tcPr>
+          <w:p>
+            <w:pPr>
+              <w:bidi/>
+              <w:spacing w:after="0"/>
+              <w:jc w:val="right"/>
+            </w:pPr>
+            <w:r>
+              <w:rPr>
+                <w:rFonts w:ascii="Consolas" w:cs="Consolas" w:eastAsia="Consolas" w:hAnsi="Consolas"/>
+                <w:color w:val="1A1A1A"/>
+                <w:sz w:val="20"/>
+                <w:szCs w:val="20"/>
+                <w:rtl w:val="false"/>
+              </w:rPr>
+              <w:t xml:space="preserve">Large</w:t>
+            </w:r>
+          </w:p>
+        </w:tc>
+        <w:tc>
+          <w:tcPr>
+            <w:tcW w:type="dxa" w:w="6626"/>
+            <w:tcMar>
+              <w:top w:type="dxa" w:w="100"/>
+              <w:left w:type="dxa" w:w="130"/>
+              <w:bottom w:type="dxa" w:w="100"/>
+              <w:right w:type="dxa" w:w="130"/>
+            </w:tcMar>
+          </w:tcPr>
+          <w:p>
+            <w:pPr>
+              <w:bidi/>
+              <w:spacing w:after="0"/>
+              <w:jc w:val="right"/>
+            </w:pPr>
+            <w:r>
+              <w:rPr>
+                <w:rFonts w:ascii="Segoe UI" w:cs="Segoe UI" w:eastAsia="Segoe UI" w:hAnsi="Segoe UI"/>
+                <w:b w:val="false"/>
+                <w:bCs w:val="false"/>
+                <w:color w:val="5B6470"/>
+                <w:sz w:val="20"/>
+                <w:szCs w:val="20"/>
+                <w:rtl/>
+              </w:rPr>
+              <w:t xml:space="preserve">استدارة واضحة</w:t>
+            </w:r>
+          </w:p>
+        </w:tc>
+      </w:tr>
+      <w:tr>
+        <w:tc>
+          <w:tcPr>
+            <w:tcW w:type="dxa" w:w="2400"/>
+            <w:tcMar>
+              <w:top w:type="dxa" w:w="100"/>
+              <w:left w:type="dxa" w:w="130"/>
+              <w:bottom w:type="dxa" w:w="100"/>
+              <w:right w:type="dxa" w:w="130"/>
+            </w:tcMar>
+          </w:tcPr>
+          <w:p>
+            <w:pPr>
+              <w:bidi/>
+              <w:spacing w:after="0"/>
+              <w:jc w:val="right"/>
+            </w:pPr>
+            <w:r>
+              <w:rPr>
+                <w:rFonts w:ascii="Consolas" w:cs="Consolas" w:eastAsia="Consolas" w:hAnsi="Consolas"/>
+                <w:color w:val="1A1A1A"/>
+                <w:sz w:val="20"/>
+                <w:szCs w:val="20"/>
+                <w:rtl w:val="false"/>
+              </w:rPr>
+              <w:t xml:space="preserve">Pill</w:t>
+            </w:r>
+          </w:p>
+        </w:tc>
+        <w:tc>
+          <w:tcPr>
+            <w:tcW w:type="dxa" w:w="6626"/>
+            <w:tcMar>
+              <w:top w:type="dxa" w:w="100"/>
+              <w:left w:type="dxa" w:w="130"/>
+              <w:bottom w:type="dxa" w:w="100"/>
+              <w:right w:type="dxa" w:w="130"/>
+            </w:tcMar>
+          </w:tcPr>
+          <w:p>
+            <w:pPr>
+              <w:bidi/>
+              <w:spacing w:after="0"/>
+              <w:jc w:val="right"/>
+            </w:pPr>
+            <w:r>
+              <w:rPr>
+                <w:rFonts w:ascii="Segoe UI" w:cs="Segoe UI" w:eastAsia="Segoe UI" w:hAnsi="Segoe UI"/>
+                <w:b w:val="false"/>
+                <w:bCs w:val="false"/>
+                <w:color w:val="5B6470"/>
+                <w:sz w:val="20"/>
+                <w:szCs w:val="20"/>
+                <w:rtl/>
+              </w:rPr>
+              <w:t xml:space="preserve">بيضاوي بالكامل زي الحبّاية</w:t>
+            </w:r>
+          </w:p>
+        </w:tc>
+      </w:tr>
+    </w:tbl>
+    <w:p>
+      <w:pPr>
+        <w:pStyle w:val="Heading2"/>
+        <w:bidi/>
+        <w:spacing w:after="150" w:before="300"/>
+        <w:jc w:val="right"/>
+      </w:pPr>
+      <w:r>
+        <w:rPr>
+          <w:rFonts w:ascii="Segoe UI" w:cs="Segoe UI" w:eastAsia="Segoe UI" w:hAnsi="Segoe UI"/>
+          <w:b/>
+          <w:bCs/>
+          <w:color w:val="1A1A1A"/>
+          <w:sz w:val="25"/>
+          <w:szCs w:val="25"/>
+          <w:rtl/>
+        </w:rPr>
+        <w:t xml:space="preserve">ترتيب الصفحة الرئيسية</w:t>
+      </w:r>
+    </w:p>
+    <w:p>
+      <w:pPr>
+        <w:bidi/>
+        <w:spacing w:after="130" w:line="310"/>
+        <w:jc w:val="right"/>
+      </w:pPr>
+      <w:r>
+        <w:rPr>
+          <w:rFonts w:ascii="Segoe UI" w:cs="Segoe UI" w:eastAsia="Segoe UI" w:hAnsi="Segoe UI"/>
+          <w:color w:val="1A1A1A"/>
+          <w:sz w:val="22"/>
+          <w:szCs w:val="22"/>
+          <w:rtl/>
+        </w:rPr>
+        <w:t xml:space="preserve">الصفحة الرئيسية متقسّمة سبع أجزاء. تقدر ترتّبهم وتخفي اللي مش عايزه:</w:t>
+      </w:r>
+    </w:p>
+    <w:tbl>
+      <w:tblPr>
+        <w:bidiVisual/>
+        <w:tblW w:type="dxa" w:w="9026"/>
+        <w:tblBorders>
+          <w:top w:val="single" w:color="D8DEDC" w:sz="2"/>
+          <w:left w:val="single" w:color="D8DEDC" w:sz="2"/>
+          <w:bottom w:val="single" w:color="D8DEDC" w:sz="2"/>
+          <w:right w:val="single" w:color="D8DEDC" w:sz="2"/>
+          <w:insideH w:val="single" w:color="E8EDEB" w:sz="2"/>
+          <w:insideV w:val="single" w:color="E8EDEB" w:sz="2"/>
+        </w:tblBorders>
+      </w:tblPr>
+      <w:tblGrid>
+        <w:gridCol w:w="2200"/>
+        <w:gridCol w:w="6826"/>
+      </w:tblGrid>
+      <w:tr>
+        <w:trPr>
+          <w:tblHeader/>
+        </w:trPr>
+        <w:tc>
+          <w:tcPr>
+            <w:tcW w:type="dxa" w:w="2200"/>
+            <w:shd w:fill="F1F5F4" w:val="clear"/>
+            <w:tcMar>
+              <w:top w:type="dxa" w:w="100"/>
+              <w:left w:type="dxa" w:w="130"/>
+              <w:bottom w:type="dxa" w:w="100"/>
+              <w:right w:type="dxa" w:w="130"/>
+            </w:tcMar>
+          </w:tcPr>
+          <w:p>
+            <w:pPr>
+              <w:bidi/>
+              <w:spacing w:after="0"/>
+              <w:jc w:val="right"/>
+            </w:pPr>
+            <w:r>
+              <w:rPr>
+                <w:rFonts w:ascii="Segoe UI" w:cs="Segoe UI" w:eastAsia="Segoe UI" w:hAnsi="Segoe UI"/>
+                <w:b/>
+                <w:bCs/>
+                <w:color w:val="1A1A1A"/>
+                <w:sz w:val="20"/>
+                <w:szCs w:val="20"/>
+                <w:rtl/>
+              </w:rPr>
+              <w:t xml:space="preserve">الجزء</w:t>
+            </w:r>
+          </w:p>
+        </w:tc>
+        <w:tc>
+          <w:tcPr>
+            <w:tcW w:type="dxa" w:w="6826"/>
+            <w:shd w:fill="F1F5F4" w:val="clear"/>
+            <w:tcMar>
+              <w:top w:type="dxa" w:w="100"/>
+              <w:left w:type="dxa" w:w="130"/>
+              <w:bottom w:type="dxa" w:w="100"/>
+              <w:right w:type="dxa" w:w="130"/>
+            </w:tcMar>
+          </w:tcPr>
+          <w:p>
+            <w:pPr>
+              <w:bidi/>
+              <w:spacing w:after="0"/>
+              <w:jc w:val="right"/>
+            </w:pPr>
+            <w:r>
+              <w:rPr>
+                <w:rFonts w:ascii="Segoe UI" w:cs="Segoe UI" w:eastAsia="Segoe UI" w:hAnsi="Segoe UI"/>
+                <w:b/>
+                <w:bCs/>
+                <w:color w:val="1A1A1A"/>
+                <w:sz w:val="20"/>
+                <w:szCs w:val="20"/>
+                <w:rtl/>
+              </w:rPr>
+              <w:t xml:space="preserve">هو إيه</w:t>
+            </w:r>
+          </w:p>
+        </w:tc>
+      </w:tr>
+      <w:tr>
+        <w:tc>
+          <w:tcPr>
+            <w:tcW w:type="dxa" w:w="2200"/>
+            <w:tcMar>
+              <w:top w:type="dxa" w:w="100"/>
+              <w:left w:type="dxa" w:w="130"/>
+              <w:bottom w:type="dxa" w:w="100"/>
+              <w:right w:type="dxa" w:w="130"/>
+            </w:tcMar>
+          </w:tcPr>
+          <w:p>
+            <w:pPr>
+              <w:bidi/>
+              <w:spacing w:after="0"/>
+              <w:jc w:val="right"/>
+            </w:pPr>
+            <w:r>
+              <w:rPr>
+                <w:rFonts w:ascii="Consolas" w:cs="Consolas" w:eastAsia="Consolas" w:hAnsi="Consolas"/>
+                <w:b/>
+                <w:bCs/>
+                <w:color w:val="1A1A1A"/>
+                <w:sz w:val="20"/>
+                <w:szCs w:val="20"/>
+                <w:rtl w:val="false"/>
+              </w:rPr>
+              <w:t xml:space="preserve">hero</w:t>
+            </w:r>
+          </w:p>
+        </w:tc>
+        <w:tc>
+          <w:tcPr>
+            <w:tcW w:type="dxa" w:w="6826"/>
+            <w:tcMar>
+              <w:top w:type="dxa" w:w="100"/>
+              <w:left w:type="dxa" w:w="130"/>
+              <w:bottom w:type="dxa" w:w="100"/>
+              <w:right w:type="dxa" w:w="130"/>
+            </w:tcMar>
+          </w:tcPr>
+          <w:p>
+            <w:pPr>
+              <w:bidi/>
+              <w:spacing w:after="0"/>
+              <w:jc w:val="right"/>
+            </w:pPr>
+            <w:r>
+              <w:rPr>
+                <w:rFonts w:ascii="Segoe UI" w:cs="Segoe UI" w:eastAsia="Segoe UI" w:hAnsi="Segoe UI"/>
+                <w:b w:val="false"/>
+                <w:bCs w:val="false"/>
+                <w:color w:val="5B6470"/>
+                <w:sz w:val="20"/>
+                <w:szCs w:val="20"/>
+                <w:rtl/>
+              </w:rPr>
+              <w:t xml:space="preserve">السلايدر الكبير اللي فوق خالص</w:t>
+            </w:r>
+          </w:p>
+        </w:tc>
+      </w:tr>
+      <w:tr>
+        <w:tc>
+          <w:tcPr>
+            <w:tcW w:type="dxa" w:w="2200"/>
+            <w:tcMar>
+              <w:top w:type="dxa" w:w="100"/>
+              <w:left w:type="dxa" w:w="130"/>
+              <w:bottom w:type="dxa" w:w="100"/>
+              <w:right w:type="dxa" w:w="130"/>
+            </w:tcMar>
+          </w:tcPr>
+          <w:p>
+            <w:pPr>
+              <w:bidi/>
+              <w:spacing w:after="0"/>
+              <w:jc w:val="right"/>
+            </w:pPr>
+            <w:r>
+              <w:rPr>
+                <w:rFonts w:ascii="Consolas" w:cs="Consolas" w:eastAsia="Consolas" w:hAnsi="Consolas"/>
+                <w:color w:val="1A1A1A"/>
+                <w:sz w:val="20"/>
+                <w:szCs w:val="20"/>
+                <w:rtl w:val="false"/>
+              </w:rPr>
+              <w:t xml:space="preserve">categories</w:t>
+            </w:r>
+          </w:p>
+        </w:tc>
+        <w:tc>
+          <w:tcPr>
+            <w:tcW w:type="dxa" w:w="6826"/>
+            <w:tcMar>
+              <w:top w:type="dxa" w:w="100"/>
+              <w:left w:type="dxa" w:w="130"/>
+              <w:bottom w:type="dxa" w:w="100"/>
+              <w:right w:type="dxa" w:w="130"/>
+            </w:tcMar>
+          </w:tcPr>
+          <w:p>
+            <w:pPr>
+              <w:bidi/>
+              <w:spacing w:after="0"/>
+              <w:jc w:val="right"/>
+            </w:pPr>
+            <w:r>
+              <w:rPr>
+                <w:rFonts w:ascii="Segoe UI" w:cs="Segoe UI" w:eastAsia="Segoe UI" w:hAnsi="Segoe UI"/>
+                <w:b w:val="false"/>
+                <w:bCs w:val="false"/>
+                <w:color w:val="5B6470"/>
+                <w:sz w:val="20"/>
+                <w:szCs w:val="20"/>
+                <w:rtl/>
+              </w:rPr>
+              <w:t xml:space="preserve">مربعات الأقسام الملوّنة</w:t>
+            </w:r>
+          </w:p>
+        </w:tc>
+      </w:tr>
+      <w:tr>
+        <w:tc>
+          <w:tcPr>
+            <w:tcW w:type="dxa" w:w="2200"/>
+            <w:tcMar>
+              <w:top w:type="dxa" w:w="100"/>
+              <w:left w:type="dxa" w:w="130"/>
+              <w:bottom w:type="dxa" w:w="100"/>
+              <w:right w:type="dxa" w:w="130"/>
+            </w:tcMar>
+          </w:tcPr>
+          <w:p>
+            <w:pPr>
+              <w:bidi/>
+              <w:spacing w:after="0"/>
+              <w:jc w:val="right"/>
+            </w:pPr>
+            <w:r>
+              <w:rPr>
+                <w:rFonts w:ascii="Consolas" w:cs="Consolas" w:eastAsia="Consolas" w:hAnsi="Consolas"/>
+                <w:color w:val="1A1A1A"/>
+                <w:sz w:val="20"/>
+                <w:szCs w:val="20"/>
+                <w:rtl w:val="false"/>
+              </w:rPr>
+              <w:t xml:space="preserve">featured</w:t>
+            </w:r>
+          </w:p>
+        </w:tc>
+        <w:tc>
+          <w:tcPr>
+            <w:tcW w:type="dxa" w:w="6826"/>
+            <w:tcMar>
+              <w:top w:type="dxa" w:w="100"/>
+              <w:left w:type="dxa" w:w="130"/>
+              <w:bottom w:type="dxa" w:w="100"/>
+              <w:right w:type="dxa" w:w="130"/>
+            </w:tcMar>
+          </w:tcPr>
+          <w:p>
+            <w:pPr>
+              <w:bidi/>
+              <w:spacing w:after="0"/>
+              <w:jc w:val="right"/>
+            </w:pPr>
+            <w:r>
+              <w:rPr>
+                <w:rFonts w:ascii="Segoe UI" w:cs="Segoe UI" w:eastAsia="Segoe UI" w:hAnsi="Segoe UI"/>
+                <w:b w:val="false"/>
+                <w:bCs w:val="false"/>
+                <w:color w:val="5B6470"/>
+                <w:sz w:val="20"/>
+                <w:szCs w:val="20"/>
+                <w:rtl/>
+              </w:rPr>
+              <w:t xml:space="preserve">منتجات مختارة</w:t>
+            </w:r>
+          </w:p>
+        </w:tc>
+      </w:tr>
+      <w:tr>
+        <w:tc>
+          <w:tcPr>
+            <w:tcW w:type="dxa" w:w="2200"/>
+            <w:tcMar>
+              <w:top w:type="dxa" w:w="100"/>
+              <w:left w:type="dxa" w:w="130"/>
+              <w:bottom w:type="dxa" w:w="100"/>
+              <w:right w:type="dxa" w:w="130"/>
+            </w:tcMar>
+          </w:tcPr>
+          <w:p>
+            <w:pPr>
+              <w:bidi/>
+              <w:spacing w:after="0"/>
+              <w:jc w:val="right"/>
+            </w:pPr>
+            <w:r>
+              <w:rPr>
+                <w:rFonts w:ascii="Consolas" w:cs="Consolas" w:eastAsia="Consolas" w:hAnsi="Consolas"/>
+                <w:color w:val="1A1A1A"/>
+                <w:sz w:val="20"/>
+                <w:szCs w:val="20"/>
+                <w:rtl w:val="false"/>
+              </w:rPr>
+              <w:t xml:space="preserve">bestsellers</w:t>
+            </w:r>
+          </w:p>
+        </w:tc>
+        <w:tc>
+          <w:tcPr>
+            <w:tcW w:type="dxa" w:w="6826"/>
+            <w:tcMar>
+              <w:top w:type="dxa" w:w="100"/>
+              <w:left w:type="dxa" w:w="130"/>
+              <w:bottom w:type="dxa" w:w="100"/>
+              <w:right w:type="dxa" w:w="130"/>
+            </w:tcMar>
+          </w:tcPr>
+          <w:p>
+            <w:pPr>
+              <w:bidi/>
+              <w:spacing w:after="0"/>
+              <w:jc w:val="right"/>
+            </w:pPr>
+            <w:r>
+              <w:rPr>
+                <w:rFonts w:ascii="Segoe UI" w:cs="Segoe UI" w:eastAsia="Segoe UI" w:hAnsi="Segoe UI"/>
+                <w:b w:val="false"/>
+                <w:bCs w:val="false"/>
+                <w:color w:val="5B6470"/>
+                <w:sz w:val="20"/>
+                <w:szCs w:val="20"/>
+                <w:rtl/>
+              </w:rPr>
+              <w:t xml:space="preserve">الأكثر مبيعاً</w:t>
+            </w:r>
+          </w:p>
+        </w:tc>
+      </w:tr>
+      <w:tr>
+        <w:tc>
+          <w:tcPr>
+            <w:tcW w:type="dxa" w:w="2200"/>
+            <w:tcMar>
+              <w:top w:type="dxa" w:w="100"/>
+              <w:left w:type="dxa" w:w="130"/>
+              <w:bottom w:type="dxa" w:w="100"/>
+              <w:right w:type="dxa" w:w="130"/>
+            </w:tcMar>
+          </w:tcPr>
+          <w:p>
+            <w:pPr>
+              <w:bidi/>
+              <w:spacing w:after="0"/>
+              <w:jc w:val="right"/>
+            </w:pPr>
+            <w:r>
+              <w:rPr>
+                <w:rFonts w:ascii="Consolas" w:cs="Consolas" w:eastAsia="Consolas" w:hAnsi="Consolas"/>
+                <w:color w:val="1A1A1A"/>
+                <w:sz w:val="20"/>
+                <w:szCs w:val="20"/>
+                <w:rtl w:val="false"/>
+              </w:rPr>
+              <w:t xml:space="preserve">brands</w:t>
+            </w:r>
+          </w:p>
+        </w:tc>
+        <w:tc>
+          <w:tcPr>
+            <w:tcW w:type="dxa" w:w="6826"/>
+            <w:tcMar>
+              <w:top w:type="dxa" w:w="100"/>
+              <w:left w:type="dxa" w:w="130"/>
+              <w:bottom w:type="dxa" w:w="100"/>
+              <w:right w:type="dxa" w:w="130"/>
+            </w:tcMar>
+          </w:tcPr>
+          <w:p>
+            <w:pPr>
+              <w:bidi/>
+              <w:spacing w:after="0"/>
+              <w:jc w:val="right"/>
+            </w:pPr>
+            <w:r>
+              <w:rPr>
+                <w:rFonts w:ascii="Segoe UI" w:cs="Segoe UI" w:eastAsia="Segoe UI" w:hAnsi="Segoe UI"/>
+                <w:b w:val="false"/>
+                <w:bCs w:val="false"/>
+                <w:color w:val="5B6470"/>
+                <w:sz w:val="20"/>
+                <w:szCs w:val="20"/>
+                <w:rtl/>
+              </w:rPr>
+              <w:t xml:space="preserve">شريط الماركات</w:t>
+            </w:r>
+          </w:p>
+        </w:tc>
+      </w:tr>
+      <w:tr>
+        <w:tc>
+          <w:tcPr>
+            <w:tcW w:type="dxa" w:w="2200"/>
+            <w:tcMar>
+              <w:top w:type="dxa" w:w="100"/>
+              <w:left w:type="dxa" w:w="130"/>
+              <w:bottom w:type="dxa" w:w="100"/>
+              <w:right w:type="dxa" w:w="130"/>
+            </w:tcMar>
+          </w:tcPr>
+          <w:p>
+            <w:pPr>
+              <w:bidi/>
+              <w:spacing w:after="0"/>
+              <w:jc w:val="right"/>
+            </w:pPr>
+            <w:r>
+              <w:rPr>
+                <w:rFonts w:ascii="Consolas" w:cs="Consolas" w:eastAsia="Consolas" w:hAnsi="Consolas"/>
+                <w:color w:val="1A1A1A"/>
+                <w:sz w:val="20"/>
+                <w:szCs w:val="20"/>
+                <w:rtl w:val="false"/>
+              </w:rPr>
+              <w:t xml:space="preserve">newsletter</w:t>
+            </w:r>
+          </w:p>
+        </w:tc>
+        <w:tc>
+          <w:tcPr>
+            <w:tcW w:type="dxa" w:w="6826"/>
+            <w:tcMar>
+              <w:top w:type="dxa" w:w="100"/>
+              <w:left w:type="dxa" w:w="130"/>
+              <w:bottom w:type="dxa" w:w="100"/>
+              <w:right w:type="dxa" w:w="130"/>
+            </w:tcMar>
+          </w:tcPr>
+          <w:p>
+            <w:pPr>
+              <w:bidi/>
+              <w:spacing w:after="0"/>
+              <w:jc w:val="right"/>
+            </w:pPr>
+            <w:r>
+              <w:rPr>
+                <w:rFonts w:ascii="Segoe UI" w:cs="Segoe UI" w:eastAsia="Segoe UI" w:hAnsi="Segoe UI"/>
+                <w:b w:val="false"/>
+                <w:bCs w:val="false"/>
+                <w:color w:val="5B6470"/>
+                <w:sz w:val="20"/>
+                <w:szCs w:val="20"/>
+                <w:rtl/>
+              </w:rPr>
+              <w:t xml:space="preserve">خانة الاشتراك بالبريد</w:t>
+            </w:r>
+          </w:p>
+        </w:tc>
+      </w:tr>
+      <w:tr>
+        <w:tc>
+          <w:tcPr>
+            <w:tcW w:type="dxa" w:w="2200"/>
+            <w:tcMar>
+              <w:top w:type="dxa" w:w="100"/>
+              <w:left w:type="dxa" w:w="130"/>
+              <w:bottom w:type="dxa" w:w="100"/>
+              <w:right w:type="dxa" w:w="130"/>
+            </w:tcMar>
+          </w:tcPr>
+          <w:p>
+            <w:pPr>
+              <w:bidi/>
+              <w:spacing w:after="0"/>
+              <w:jc w:val="right"/>
+            </w:pPr>
+            <w:r>
+              <w:rPr>
+                <w:rFonts w:ascii="Consolas" w:cs="Consolas" w:eastAsia="Consolas" w:hAnsi="Consolas"/>
+                <w:color w:val="1A1A1A"/>
+                <w:sz w:val="20"/>
+                <w:szCs w:val="20"/>
+                <w:rtl w:val="false"/>
+              </w:rPr>
+              <w:t xml:space="preserve">trust</w:t>
+            </w:r>
+          </w:p>
+        </w:tc>
+        <w:tc>
+          <w:tcPr>
+            <w:tcW w:type="dxa" w:w="6826"/>
+            <w:tcMar>
+              <w:top w:type="dxa" w:w="100"/>
+              <w:left w:type="dxa" w:w="130"/>
+              <w:bottom w:type="dxa" w:w="100"/>
+              <w:right w:type="dxa" w:w="130"/>
+            </w:tcMar>
+          </w:tcPr>
+          <w:p>
+            <w:pPr>
+              <w:bidi/>
+              <w:spacing w:after="0"/>
+              <w:jc w:val="right"/>
+            </w:pPr>
+            <w:r>
+              <w:rPr>
+                <w:rFonts w:ascii="Segoe UI" w:cs="Segoe UI" w:eastAsia="Segoe UI" w:hAnsi="Segoe UI"/>
+                <w:b w:val="false"/>
+                <w:bCs w:val="false"/>
+                <w:color w:val="5B6470"/>
+                <w:sz w:val="20"/>
+                <w:szCs w:val="20"/>
+                <w:rtl/>
+              </w:rPr>
+              <w:t xml:space="preserve">شريط الضمانات (ضمان، إرجاع، شحن)</w:t>
+            </w:r>
+          </w:p>
+        </w:tc>
+      </w:tr>
+    </w:tbl>
+    <w:p>
+      <w:pPr>
+        <w:spacing w:after="200"/>
+      </w:pPr>
+    </w:p>
+    <w:tbl>
+      <w:tblPr>
+        <w:bidiVisual/>
+        <w:tblW w:type="dxa" w:w="9026"/>
+        <w:tblBorders>
+          <w:top w:val="single" w:color="B91C1C" w:sz="2"/>
+          <w:left w:val="single" w:color="B91C1C" w:sz="20"/>
+          <w:bottom w:val="single" w:color="B91C1C" w:sz="2"/>
+          <w:right w:val="single" w:color="B91C1C" w:sz="20"/>
+          <w:insideH w:val="single" w:color="auto" w:sz="4"/>
+          <w:insideV w:val="single" w:color="auto" w:sz="4"/>
+        </w:tblBorders>
+      </w:tblPr>
+      <w:tblGrid>
+        <w:gridCol w:w="9026"/>
+      </w:tblGrid>
+      <w:tr>
+        <w:tc>
+          <w:tcPr>
+            <w:tcW w:type="dxa" w:w="9026"/>
+            <w:shd w:fill="FEE2E2" w:val="clear"/>
+            <w:tcMar>
+              <w:top w:type="dxa" w:w="170"/>
+              <w:left w:type="dxa" w:w="210"/>
+              <w:bottom w:type="dxa" w:w="170"/>
+              <w:right w:type="dxa" w:w="210"/>
+            </w:tcMar>
+          </w:tcPr>
+          <w:p>
+            <w:pPr>
+              <w:bidi/>
+              <w:spacing w:after="90"/>
+              <w:jc w:val="right"/>
+            </w:pPr>
+            <w:r>
+              <w:rPr>
+                <w:rFonts w:ascii="Segoe UI" w:cs="Segoe UI" w:eastAsia="Segoe UI" w:hAnsi="Segoe UI"/>
+                <w:b/>
+                <w:bCs/>
+                <w:color w:val="B91C1C"/>
+                <w:sz w:val="23"/>
+                <w:szCs w:val="23"/>
+                <w:rtl/>
+              </w:rPr>
+              <w:t xml:space="preserve">🛑 غيّر حاجة واحدة في المرة</w:t>
+            </w:r>
+          </w:p>
+          <w:p>
+            <w:pPr>
+              <w:bidi/>
+              <w:spacing w:after="70" w:line="305"/>
+              <w:jc w:val="right"/>
+            </w:pPr>
+            <w:r>
+              <w:rPr>
+                <w:rFonts w:ascii="Segoe UI" w:cs="Segoe UI" w:eastAsia="Segoe UI" w:hAnsi="Segoe UI"/>
+                <w:color w:val="1A1A1A"/>
+                <w:sz w:val="22"/>
+                <w:szCs w:val="22"/>
+                <w:rtl/>
+              </w:rPr>
+              <w:t xml:space="preserve">الألوان مرتبطة ببعضها. لو غيّرت أربع ألوان مرة واحدة وطلع الشكل وحش، </w:t>
+            </w:r>
+            <w:r>
+              <w:rPr>
+                <w:rFonts w:ascii="Segoe UI" w:cs="Segoe UI" w:eastAsia="Segoe UI" w:hAnsi="Segoe UI"/>
+                <w:b/>
+                <w:bCs/>
+                <w:color w:val="B91C1C"/>
+                <w:sz w:val="22"/>
+                <w:szCs w:val="22"/>
+                <w:rtl/>
+              </w:rPr>
+              <w:t xml:space="preserve">مش هتعرف مين السبب</w:t>
+            </w:r>
+            <w:r>
+              <w:rPr>
+                <w:rFonts w:ascii="Segoe UI" w:cs="Segoe UI" w:eastAsia="Segoe UI" w:hAnsi="Segoe UI"/>
+                <w:color w:val="1A1A1A"/>
+                <w:sz w:val="22"/>
+                <w:szCs w:val="22"/>
+                <w:rtl/>
+              </w:rPr>
+              <w:t xml:space="preserve">.</w:t>
+            </w:r>
+          </w:p>
+          <w:p>
+            <w:pPr>
+              <w:bidi/>
+              <w:spacing w:after="70" w:line="305"/>
+              <w:jc w:val="right"/>
+            </w:pPr>
+            <w:r>
+              <w:rPr>
+                <w:rFonts w:ascii="Segoe UI" w:cs="Segoe UI" w:eastAsia="Segoe UI" w:hAnsi="Segoe UI"/>
+                <w:color w:val="1A1A1A"/>
+                <w:sz w:val="22"/>
+                <w:szCs w:val="22"/>
+                <w:rtl/>
+              </w:rPr>
+              <w:t xml:space="preserve">الطريقة الصح: غيّر لون واحد ← بص على المعاينة ← احفظ ← افتح الموقع وشوفه ← وبعدين اللي بعده.</w:t>
+            </w:r>
+          </w:p>
+        </w:tc>
+      </w:tr>
+    </w:tbl>
+    <w:p>
+      <w:pPr>
+        <w:spacing w:after="160"/>
+      </w:pPr>
+    </w:p>
+    <w:tbl>
+      <w:tblPr>
+        <w:bidiVisual/>
+        <w:tblW w:type="dxa" w:w="9026"/>
+        <w:tblBorders>
+          <w:top w:val="single" w:color="0F766E" w:sz="2"/>
+          <w:left w:val="single" w:color="0F766E" w:sz="20"/>
+          <w:bottom w:val="single" w:color="0F766E" w:sz="2"/>
+          <w:right w:val="single" w:color="0F766E" w:sz="20"/>
+          <w:insideH w:val="single" w:color="auto" w:sz="4"/>
+          <w:insideV w:val="single" w:color="auto" w:sz="4"/>
+        </w:tblBorders>
+      </w:tblPr>
+      <w:tblGrid>
+        <w:gridCol w:w="9026"/>
+      </w:tblGrid>
+      <w:tr>
+        <w:tc>
+          <w:tcPr>
+            <w:tcW w:type="dxa" w:w="9026"/>
+            <w:shd w:fill="ECFDF5" w:val="clear"/>
+            <w:tcMar>
+              <w:top w:type="dxa" w:w="170"/>
+              <w:left w:type="dxa" w:w="210"/>
+              <w:bottom w:type="dxa" w:w="170"/>
+              <w:right w:type="dxa" w:w="210"/>
+            </w:tcMar>
+          </w:tcPr>
+          <w:p>
+            <w:pPr>
+              <w:bidi/>
+              <w:spacing w:after="90"/>
+              <w:jc w:val="right"/>
+            </w:pPr>
+            <w:r>
+              <w:rPr>
+                <w:rFonts w:ascii="Segoe UI" w:cs="Segoe UI" w:eastAsia="Segoe UI" w:hAnsi="Segoe UI"/>
+                <w:b/>
+                <w:bCs/>
+                <w:color w:val="0F766E"/>
+                <w:sz w:val="23"/>
+                <w:szCs w:val="23"/>
+                <w:rtl/>
+              </w:rPr>
+              <w:t xml:space="preserve">التغيير مبيحصلش غير لما تدوس Save</w:t>
+            </w:r>
+          </w:p>
+          <w:p>
+            <w:pPr>
+              <w:bidi/>
+              <w:spacing w:after="70" w:line="305"/>
+              <w:jc w:val="right"/>
+            </w:pPr>
+            <w:r>
+              <w:rPr>
+                <w:rFonts w:ascii="Segoe UI" w:cs="Segoe UI" w:eastAsia="Segoe UI" w:hAnsi="Segoe UI"/>
+                <w:color w:val="1A1A1A"/>
+                <w:sz w:val="22"/>
+                <w:szCs w:val="22"/>
+                <w:rtl/>
+              </w:rPr>
+              <w:t xml:space="preserve">فيه زرار </w:t>
+            </w:r>
+            <w:r>
+              <w:rPr>
+                <w:rFonts w:ascii="Consolas" w:cs="Consolas" w:eastAsia="Consolas" w:hAnsi="Consolas"/>
+                <w:b/>
+                <w:bCs/>
+                <w:color w:val="1A1A1A"/>
+                <w:sz w:val="20"/>
+                <w:szCs w:val="20"/>
+                <w:rtl w:val="false"/>
+              </w:rPr>
+              <w:t xml:space="preserve">Save Changes</w:t>
+            </w:r>
+            <w:r>
+              <w:rPr>
+                <w:rFonts w:ascii="Segoe UI" w:cs="Segoe UI" w:eastAsia="Segoe UI" w:hAnsi="Segoe UI"/>
+                <w:color w:val="1A1A1A"/>
+                <w:sz w:val="22"/>
+                <w:szCs w:val="22"/>
+                <w:rtl/>
+              </w:rPr>
+              <w:t xml:space="preserve"> — من غيره اللي عملته مش هيتطبّق. ولو مخافتش من حاجة، اقفل الصفحة من غير حفظ وكل حاجة هترجع زي ما كانت.</w:t>
+            </w:r>
+          </w:p>
+        </w:tc>
+      </w:tr>
+    </w:tbl>
+    <w:p>
+      <w:r>
+        <w:br w:type="page"/>
+      </w:r>
+    </w:p>
+    <w:p>
+      <w:pPr>
+        <w:pStyle w:val="Heading1"/>
+        <w:pBdr>
+          <w:bottom w:val="single" w:color="24BE90" w:sz="12" w:space="6"/>
+        </w:pBdr>
+        <w:bidi/>
+        <w:spacing w:after="200" w:before="420"/>
+        <w:jc w:val="right"/>
+      </w:pPr>
+      <w:r>
+        <w:rPr>
+          <w:rFonts w:ascii="Segoe UI" w:cs="Segoe UI" w:eastAsia="Segoe UI" w:hAnsi="Segoe UI"/>
+          <w:b/>
+          <w:bCs/>
+          <w:color w:val="1A1A1A"/>
+          <w:sz w:val="32"/>
+          <w:szCs w:val="32"/>
+          <w:rtl/>
+        </w:rPr>
+        <w:t xml:space="preserve">٩. لو حصلت مشكلة</w:t>
       </w:r>
     </w:p>
     <w:p>
@@ -5252,6 +9842,254 @@
           </w:p>
         </w:tc>
       </w:tr>
+      <w:tr>
+        <w:tc>
+          <w:tcPr>
+            <w:tcW w:type="dxa" w:w="3400"/>
+            <w:tcMar>
+              <w:top w:type="dxa" w:w="100"/>
+              <w:left w:type="dxa" w:w="130"/>
+              <w:bottom w:type="dxa" w:w="100"/>
+              <w:right w:type="dxa" w:w="130"/>
+            </w:tcMar>
+          </w:tcPr>
+          <w:p>
+            <w:pPr>
+              <w:bidi/>
+              <w:spacing w:after="0"/>
+              <w:jc w:val="right"/>
+            </w:pPr>
+            <w:r>
+              <w:rPr>
+                <w:rFonts w:ascii="Segoe UI" w:cs="Segoe UI" w:eastAsia="Segoe UI" w:hAnsi="Segoe UI"/>
+                <w:b w:val="false"/>
+                <w:bCs w:val="false"/>
+                <w:color w:val="5B6470"/>
+                <w:sz w:val="20"/>
+                <w:szCs w:val="20"/>
+                <w:rtl/>
+              </w:rPr>
+              <w:t xml:space="preserve">القسم مش ظاهر في الصفحة الرئيسية</w:t>
+            </w:r>
+          </w:p>
+        </w:tc>
+        <w:tc>
+          <w:tcPr>
+            <w:tcW w:type="dxa" w:w="5626"/>
+            <w:tcMar>
+              <w:top w:type="dxa" w:w="100"/>
+              <w:left w:type="dxa" w:w="130"/>
+              <w:bottom w:type="dxa" w:w="100"/>
+              <w:right w:type="dxa" w:w="130"/>
+            </w:tcMar>
+          </w:tcPr>
+          <w:p>
+            <w:pPr>
+              <w:bidi/>
+              <w:spacing w:after="0"/>
+              <w:jc w:val="right"/>
+            </w:pPr>
+            <w:r>
+              <w:rPr>
+                <w:rFonts w:ascii="Segoe UI" w:cs="Segoe UI" w:eastAsia="Segoe UI" w:hAnsi="Segoe UI"/>
+                <w:b w:val="false"/>
+                <w:bCs w:val="false"/>
+                <w:color w:val="5B6470"/>
+                <w:sz w:val="20"/>
+                <w:szCs w:val="20"/>
+                <w:rtl/>
+              </w:rPr>
+              <w:t xml:space="preserve">افتح Show on home page، وشوف رقم Order</w:t>
+            </w:r>
+          </w:p>
+        </w:tc>
+      </w:tr>
+      <w:tr>
+        <w:tc>
+          <w:tcPr>
+            <w:tcW w:type="dxa" w:w="3400"/>
+            <w:tcMar>
+              <w:top w:type="dxa" w:w="100"/>
+              <w:left w:type="dxa" w:w="130"/>
+              <w:bottom w:type="dxa" w:w="100"/>
+              <w:right w:type="dxa" w:w="130"/>
+            </w:tcMar>
+          </w:tcPr>
+          <w:p>
+            <w:pPr>
+              <w:bidi/>
+              <w:spacing w:after="0"/>
+              <w:jc w:val="right"/>
+            </w:pPr>
+            <w:r>
+              <w:rPr>
+                <w:rFonts w:ascii="Segoe UI" w:cs="Segoe UI" w:eastAsia="Segoe UI" w:hAnsi="Segoe UI"/>
+                <w:b w:val="false"/>
+                <w:bCs w:val="false"/>
+                <w:color w:val="5B6470"/>
+                <w:sz w:val="20"/>
+                <w:szCs w:val="20"/>
+                <w:rtl/>
+              </w:rPr>
+              <w:t xml:space="preserve">مربع القسم طالع بأيقونة شنطة</w:t>
+            </w:r>
+          </w:p>
+        </w:tc>
+        <w:tc>
+          <w:tcPr>
+            <w:tcW w:type="dxa" w:w="5626"/>
+            <w:tcMar>
+              <w:top w:type="dxa" w:w="100"/>
+              <w:left w:type="dxa" w:w="130"/>
+              <w:bottom w:type="dxa" w:w="100"/>
+              <w:right w:type="dxa" w:w="130"/>
+            </w:tcMar>
+          </w:tcPr>
+          <w:p>
+            <w:pPr>
+              <w:bidi/>
+              <w:spacing w:after="0"/>
+              <w:jc w:val="right"/>
+            </w:pPr>
+            <w:r>
+              <w:rPr>
+                <w:rFonts w:ascii="Segoe UI" w:cs="Segoe UI" w:eastAsia="Segoe UI" w:hAnsi="Segoe UI"/>
+                <w:b w:val="false"/>
+                <w:bCs w:val="false"/>
+                <w:color w:val="5B6470"/>
+                <w:sz w:val="20"/>
+                <w:szCs w:val="20"/>
+                <w:rtl/>
+              </w:rPr>
+              <w:t xml:space="preserve">اسم الأيقونة متكتب غلط — اختار من القائمة تاني</w:t>
+            </w:r>
+          </w:p>
+        </w:tc>
+      </w:tr>
+      <w:tr>
+        <w:tc>
+          <w:tcPr>
+            <w:tcW w:type="dxa" w:w="3400"/>
+            <w:tcMar>
+              <w:top w:type="dxa" w:w="100"/>
+              <w:left w:type="dxa" w:w="130"/>
+              <w:bottom w:type="dxa" w:w="100"/>
+              <w:right w:type="dxa" w:w="130"/>
+            </w:tcMar>
+          </w:tcPr>
+          <w:p>
+            <w:pPr>
+              <w:bidi/>
+              <w:spacing w:after="0"/>
+              <w:jc w:val="right"/>
+            </w:pPr>
+            <w:r>
+              <w:rPr>
+                <w:rFonts w:ascii="Segoe UI" w:cs="Segoe UI" w:eastAsia="Segoe UI" w:hAnsi="Segoe UI"/>
+                <w:b w:val="false"/>
+                <w:bCs w:val="false"/>
+                <w:color w:val="5B6470"/>
+                <w:sz w:val="20"/>
+                <w:szCs w:val="20"/>
+                <w:rtl/>
+              </w:rPr>
+              <w:t xml:space="preserve">غيّرت الألوان ومفيش حاجة اتغيّرت</w:t>
+            </w:r>
+          </w:p>
+        </w:tc>
+        <w:tc>
+          <w:tcPr>
+            <w:tcW w:type="dxa" w:w="5626"/>
+            <w:tcMar>
+              <w:top w:type="dxa" w:w="100"/>
+              <w:left w:type="dxa" w:w="130"/>
+              <w:bottom w:type="dxa" w:w="100"/>
+              <w:right w:type="dxa" w:w="130"/>
+            </w:tcMar>
+          </w:tcPr>
+          <w:p>
+            <w:pPr>
+              <w:bidi/>
+              <w:spacing w:after="0"/>
+              <w:jc w:val="right"/>
+            </w:pPr>
+            <w:r>
+              <w:rPr>
+                <w:rFonts w:ascii="Segoe UI" w:cs="Segoe UI" w:eastAsia="Segoe UI" w:hAnsi="Segoe UI"/>
+                <w:b w:val="false"/>
+                <w:bCs w:val="false"/>
+                <w:color w:val="5B6470"/>
+                <w:sz w:val="20"/>
+                <w:szCs w:val="20"/>
+                <w:rtl/>
+              </w:rPr>
+              <w:t xml:space="preserve">نسيت تدوس Save Changes</w:t>
+            </w:r>
+          </w:p>
+        </w:tc>
+      </w:tr>
+      <w:tr>
+        <w:tc>
+          <w:tcPr>
+            <w:tcW w:type="dxa" w:w="3400"/>
+            <w:tcMar>
+              <w:top w:type="dxa" w:w="100"/>
+              <w:left w:type="dxa" w:w="130"/>
+              <w:bottom w:type="dxa" w:w="100"/>
+              <w:right w:type="dxa" w:w="130"/>
+            </w:tcMar>
+          </w:tcPr>
+          <w:p>
+            <w:pPr>
+              <w:bidi/>
+              <w:spacing w:after="0"/>
+              <w:jc w:val="right"/>
+            </w:pPr>
+            <w:r>
+              <w:rPr>
+                <w:rFonts w:ascii="Segoe UI" w:cs="Segoe UI" w:eastAsia="Segoe UI" w:hAnsi="Segoe UI"/>
+                <w:b w:val="false"/>
+                <w:bCs w:val="false"/>
+                <w:color w:val="5B6470"/>
+                <w:sz w:val="20"/>
+                <w:szCs w:val="20"/>
+                <w:rtl/>
+              </w:rPr>
+              <w:t xml:space="preserve">الشكل بقى وحش بعد تغيير الألوان</w:t>
+            </w:r>
+          </w:p>
+        </w:tc>
+        <w:tc>
+          <w:tcPr>
+            <w:tcW w:type="dxa" w:w="5626"/>
+            <w:tcMar>
+              <w:top w:type="dxa" w:w="100"/>
+              <w:left w:type="dxa" w:w="130"/>
+              <w:bottom w:type="dxa" w:w="100"/>
+              <w:right w:type="dxa" w:w="130"/>
+            </w:tcMar>
+          </w:tcPr>
+          <w:p>
+            <w:pPr>
+              <w:bidi/>
+              <w:spacing w:after="0"/>
+              <w:jc w:val="right"/>
+            </w:pPr>
+            <w:r>
+              <w:rPr>
+                <w:rFonts w:ascii="Segoe UI" w:cs="Segoe UI" w:eastAsia="Segoe UI" w:hAnsi="Segoe UI"/>
+                <w:b w:val="false"/>
+                <w:bCs w:val="false"/>
+                <w:color w:val="5B6470"/>
+                <w:sz w:val="20"/>
+                <w:szCs w:val="20"/>
+                <w:rtl/>
+              </w:rPr>
+              <w:t xml:space="preserve">رجّعهم واحد واحد لحد ما تعرف مين السبب</w:t>
+            </w:r>
+          </w:p>
+        </w:tc>
+      </w:tr>
     </w:tbl>
     <w:p>
       <w:pPr>
@@ -5273,7 +10111,7 @@
           <w:szCs w:val="32"/>
           <w:rtl/>
         </w:rPr>
-        <w:t xml:space="preserve">٨. حاجات المتجر مبيعملهاش</w:t>
+        <w:t xml:space="preserve">١٠. حاجات المتجر مبيعملهاش</w:t>
       </w:r>
     </w:p>
     <w:p>
@@ -5423,6 +10261,50 @@
           <w:rtl/>
         </w:rPr>
         <w:t xml:space="preserve">العميل مش بيقدر يعمل حساب — بيشتري كضيف باسمه وتليفونه</w:t>
+      </w:r>
+    </w:p>
+    <w:p>
+      <w:pPr>
+        <w:pStyle w:val="ListParagraph"/>
+        <w:numPr>
+          <w:ilvl w:val="0"/>
+          <w:numId w:val="2"/>
+        </w:numPr>
+        <w:bidi/>
+        <w:spacing w:after="100" w:line="300"/>
+        <w:jc w:val="right"/>
+      </w:pPr>
+      <w:r>
+        <w:rPr>
+          <w:rFonts w:ascii="Segoe UI" w:cs="Segoe UI" w:eastAsia="Segoe UI" w:hAnsi="Segoe UI"/>
+          <w:color w:val="1A1A1A"/>
+          <w:sz w:val="22"/>
+          <w:szCs w:val="22"/>
+          <w:rtl/>
+        </w:rPr>
+        <w:t xml:space="preserve">صور السلايدر الكبير مش بتتغيّر من اللوحة — دي في الكود</w:t>
+      </w:r>
+    </w:p>
+    <w:p>
+      <w:pPr>
+        <w:pStyle w:val="ListParagraph"/>
+        <w:numPr>
+          <w:ilvl w:val="0"/>
+          <w:numId w:val="2"/>
+        </w:numPr>
+        <w:bidi/>
+        <w:spacing w:after="100" w:line="300"/>
+        <w:jc w:val="right"/>
+      </w:pPr>
+      <w:r>
+        <w:rPr>
+          <w:rFonts w:ascii="Segoe UI" w:cs="Segoe UI" w:eastAsia="Segoe UI" w:hAnsi="Segoe UI"/>
+          <w:color w:val="1A1A1A"/>
+          <w:sz w:val="22"/>
+          <w:szCs w:val="22"/>
+          <w:rtl/>
+        </w:rPr>
+        <w:t xml:space="preserve">مش تقدر تضيف أيقونة أو لون جديد للأقسام — الاختيارات ثابتة (٢٢ أيقونة و٨ ألوان)</w:t>
       </w:r>
     </w:p>
     <w:p>

--- a/LevelX-Admin-Guide-Simple.docx
+++ b/LevelX-Admin-Guide-Simple.docx
@@ -3362,7 +3362,7 @@
                 <w:szCs w:val="20"/>
                 <w:rtl/>
               </w:rPr>
-              <w:t xml:space="preserve">كود داخلي تعرف بيه المنتج — أي كود من عندك</w:t>
+              <w:t xml:space="preserve">كود داخلي تعرف بيه المنتج — أي كود من عندك. إجباري.</w:t>
             </w:r>
           </w:p>
         </w:tc>
@@ -3605,6 +3605,362 @@
                 <w:rtl/>
               </w:rPr>
               <w:t xml:space="preserve">حالة الجهاز — اختار من القائمة</w:t>
+            </w:r>
+          </w:p>
+        </w:tc>
+      </w:tr>
+    </w:tbl>
+    <w:p>
+      <w:pPr>
+        <w:spacing w:after="180"/>
+      </w:pPr>
+    </w:p>
+    <w:tbl>
+      <w:tblPr>
+        <w:bidiVisual/>
+        <w:tblW w:type="dxa" w:w="9026"/>
+        <w:tblBorders>
+          <w:top w:val="single" w:color="B91C1C" w:sz="2"/>
+          <w:left w:val="single" w:color="B91C1C" w:sz="20"/>
+          <w:bottom w:val="single" w:color="B91C1C" w:sz="2"/>
+          <w:right w:val="single" w:color="B91C1C" w:sz="20"/>
+          <w:insideH w:val="single" w:color="auto" w:sz="4"/>
+          <w:insideV w:val="single" w:color="auto" w:sz="4"/>
+        </w:tblBorders>
+      </w:tblPr>
+      <w:tblGrid>
+        <w:gridCol w:w="9026"/>
+      </w:tblGrid>
+      <w:tr>
+        <w:tc>
+          <w:tcPr>
+            <w:tcW w:type="dxa" w:w="9026"/>
+            <w:shd w:fill="FEE2E2" w:val="clear"/>
+            <w:tcMar>
+              <w:top w:type="dxa" w:w="170"/>
+              <w:left w:type="dxa" w:w="210"/>
+              <w:bottom w:type="dxa" w:w="170"/>
+              <w:right w:type="dxa" w:w="210"/>
+            </w:tcMar>
+          </w:tcPr>
+          <w:p>
+            <w:pPr>
+              <w:bidi/>
+              <w:spacing w:after="90"/>
+              <w:jc w:val="right"/>
+            </w:pPr>
+            <w:r>
+              <w:rPr>
+                <w:rFonts w:ascii="Segoe UI" w:cs="Segoe UI" w:eastAsia="Segoe UI" w:hAnsi="Segoe UI"/>
+                <w:b/>
+                <w:bCs/>
+                <w:color w:val="B91C1C"/>
+                <w:sz w:val="23"/>
+                <w:szCs w:val="23"/>
+                <w:rtl/>
+              </w:rPr>
+              <w:t xml:space="preserve">🛑 أشهر سببين إن الحفظ يترفض</w:t>
+            </w:r>
+          </w:p>
+          <w:p>
+            <w:pPr>
+              <w:bidi/>
+              <w:spacing w:after="70" w:line="305"/>
+              <w:jc w:val="right"/>
+            </w:pPr>
+            <w:r>
+              <w:rPr>
+                <w:rFonts w:ascii="Segoe UI" w:cs="Segoe UI" w:eastAsia="Segoe UI" w:hAnsi="Segoe UI"/>
+                <w:color w:val="1A1A1A"/>
+                <w:sz w:val="22"/>
+                <w:szCs w:val="22"/>
+                <w:rtl/>
+              </w:rPr>
+              <w:t xml:space="preserve">١) خانة </w:t>
+            </w:r>
+            <w:r>
+              <w:rPr>
+                <w:rFonts w:ascii="Consolas" w:cs="Consolas" w:eastAsia="Consolas" w:hAnsi="Consolas"/>
+                <w:b/>
+                <w:bCs/>
+                <w:color w:val="1A1A1A"/>
+                <w:sz w:val="20"/>
+                <w:szCs w:val="20"/>
+                <w:rtl w:val="false"/>
+              </w:rPr>
+              <w:t xml:space="preserve">SKU Code</w:t>
+            </w:r>
+            <w:r>
+              <w:rPr>
+                <w:rFonts w:ascii="Segoe UI" w:cs="Segoe UI" w:eastAsia="Segoe UI" w:hAnsi="Segoe UI"/>
+                <w:color w:val="1A1A1A"/>
+                <w:sz w:val="22"/>
+                <w:szCs w:val="22"/>
+                <w:rtl/>
+              </w:rPr>
+              <w:t xml:space="preserve"> سايبها فاضية. </w:t>
+            </w:r>
+            <w:r>
+              <w:rPr>
+                <w:rFonts w:ascii="Segoe UI" w:cs="Segoe UI" w:eastAsia="Segoe UI" w:hAnsi="Segoe UI"/>
+                <w:b/>
+                <w:bCs/>
+                <w:color w:val="B91C1C"/>
+                <w:sz w:val="22"/>
+                <w:szCs w:val="22"/>
+                <w:rtl/>
+              </w:rPr>
+              <w:t xml:space="preserve">دي إجبارية</w:t>
+            </w:r>
+            <w:r>
+              <w:rPr>
+                <w:rFonts w:ascii="Segoe UI" w:cs="Segoe UI" w:eastAsia="Segoe UI" w:hAnsi="Segoe UI"/>
+                <w:color w:val="1A1A1A"/>
+                <w:sz w:val="22"/>
+                <w:szCs w:val="22"/>
+                <w:rtl/>
+              </w:rPr>
+              <w:t xml:space="preserve"> — اكتب أي كود من عندك زي </w:t>
+            </w:r>
+            <w:r>
+              <w:rPr>
+                <w:rFonts w:ascii="Consolas" w:cs="Consolas" w:eastAsia="Consolas" w:hAnsi="Consolas"/>
+                <w:color w:val="5B6470"/>
+                <w:sz w:val="19"/>
+                <w:szCs w:val="19"/>
+                <w:rtl w:val="false"/>
+              </w:rPr>
+              <w:t xml:space="preserve">LX-001</w:t>
+            </w:r>
+            <w:r>
+              <w:rPr>
+                <w:rFonts w:ascii="Segoe UI" w:cs="Segoe UI" w:eastAsia="Segoe UI" w:hAnsi="Segoe UI"/>
+                <w:color w:val="1A1A1A"/>
+                <w:sz w:val="22"/>
+                <w:szCs w:val="22"/>
+                <w:rtl/>
+              </w:rPr>
+              <w:t xml:space="preserve">. لو سبتها فاضية، الحفظ هيترفض وهتشوف:</w:t>
+            </w:r>
+          </w:p>
+          <w:p>
+            <w:pPr>
+              <w:bidi/>
+              <w:spacing w:after="70" w:line="305"/>
+              <w:jc w:val="right"/>
+            </w:pPr>
+            <w:r>
+              <w:rPr>
+                <w:rFonts w:ascii="Consolas" w:cs="Consolas" w:eastAsia="Consolas" w:hAnsi="Consolas"/>
+                <w:b/>
+                <w:bCs/>
+                <w:color w:val="B91C1C"/>
+                <w:sz w:val="19"/>
+                <w:szCs w:val="19"/>
+                <w:rtl w:val="false"/>
+              </w:rPr>
+              <w:t xml:space="preserve">Variant 1 — SKU is required</w:t>
+            </w:r>
+          </w:p>
+          <w:p>
+            <w:pPr>
+              <w:bidi/>
+              <w:spacing w:after="70" w:line="305"/>
+              <w:jc w:val="right"/>
+            </w:pPr>
+            <w:r>
+              <w:rPr>
+                <w:rFonts w:ascii="Segoe UI" w:cs="Segoe UI" w:eastAsia="Segoe UI" w:hAnsi="Segoe UI"/>
+                <w:color w:val="1A1A1A"/>
+                <w:sz w:val="22"/>
+                <w:szCs w:val="22"/>
+                <w:rtl/>
+              </w:rPr>
+              <w:t xml:space="preserve">٢) خانة </w:t>
+            </w:r>
+            <w:r>
+              <w:rPr>
+                <w:rFonts w:ascii="Consolas" w:cs="Consolas" w:eastAsia="Consolas" w:hAnsi="Consolas"/>
+                <w:b/>
+                <w:bCs/>
+                <w:color w:val="1A1A1A"/>
+                <w:sz w:val="20"/>
+                <w:szCs w:val="20"/>
+                <w:rtl w:val="false"/>
+              </w:rPr>
+              <w:t xml:space="preserve">Regular Price</w:t>
+            </w:r>
+            <w:r>
+              <w:rPr>
+                <w:rFonts w:ascii="Segoe UI" w:cs="Segoe UI" w:eastAsia="Segoe UI" w:hAnsi="Segoe UI"/>
+                <w:color w:val="1A1A1A"/>
+                <w:sz w:val="22"/>
+                <w:szCs w:val="22"/>
+                <w:rtl/>
+              </w:rPr>
+              <w:t xml:space="preserve"> سايبها فاضية. </w:t>
+            </w:r>
+            <w:r>
+              <w:rPr>
+                <w:rFonts w:ascii="Segoe UI" w:cs="Segoe UI" w:eastAsia="Segoe UI" w:hAnsi="Segoe UI"/>
+                <w:b/>
+                <w:bCs/>
+                <w:color w:val="B91C1C"/>
+                <w:sz w:val="22"/>
+                <w:szCs w:val="22"/>
+                <w:rtl/>
+              </w:rPr>
+              <w:t xml:space="preserve">دي أخطر</w:t>
+            </w:r>
+            <w:r>
+              <w:rPr>
+                <w:rFonts w:ascii="Segoe UI" w:cs="Segoe UI" w:eastAsia="Segoe UI" w:hAnsi="Segoe UI"/>
+                <w:color w:val="1A1A1A"/>
+                <w:sz w:val="22"/>
+                <w:szCs w:val="22"/>
+                <w:rtl/>
+              </w:rPr>
+              <w:t xml:space="preserve"> — لأنها </w:t>
+            </w:r>
+            <w:r>
+              <w:rPr>
+                <w:rFonts w:ascii="Segoe UI" w:cs="Segoe UI" w:eastAsia="Segoe UI" w:hAnsi="Segoe UI"/>
+                <w:b/>
+                <w:bCs/>
+                <w:color w:val="1A1A1A"/>
+                <w:sz w:val="22"/>
+                <w:szCs w:val="22"/>
+                <w:rtl/>
+              </w:rPr>
+              <w:t xml:space="preserve">مش بتديك رسالة خطأ</w:t>
+            </w:r>
+            <w:r>
+              <w:rPr>
+                <w:rFonts w:ascii="Segoe UI" w:cs="Segoe UI" w:eastAsia="Segoe UI" w:hAnsi="Segoe UI"/>
+                <w:color w:val="1A1A1A"/>
+                <w:sz w:val="22"/>
+                <w:szCs w:val="22"/>
+                <w:rtl/>
+              </w:rPr>
+              <w:t xml:space="preserve">! بتتحسب صفر، والمنتج بيتعرض للبيع بـ </w:t>
+            </w:r>
+            <w:r>
+              <w:rPr>
+                <w:rFonts w:ascii="Segoe UI" w:cs="Segoe UI" w:eastAsia="Segoe UI" w:hAnsi="Segoe UI"/>
+                <w:b/>
+                <w:bCs/>
+                <w:color w:val="B91C1C"/>
+                <w:sz w:val="22"/>
+                <w:szCs w:val="22"/>
+                <w:rtl/>
+              </w:rPr>
+              <w:t xml:space="preserve">صفر جنيه</w:t>
+            </w:r>
+            <w:r>
+              <w:rPr>
+                <w:rFonts w:ascii="Segoe UI" w:cs="Segoe UI" w:eastAsia="Segoe UI" w:hAnsi="Segoe UI"/>
+                <w:color w:val="1A1A1A"/>
+                <w:sz w:val="22"/>
+                <w:szCs w:val="22"/>
+                <w:rtl/>
+              </w:rPr>
+              <w:t xml:space="preserve">. اكتب السعر الحقيقي دايماً.</w:t>
+            </w:r>
+          </w:p>
+        </w:tc>
+      </w:tr>
+    </w:tbl>
+    <w:p>
+      <w:pPr>
+        <w:spacing w:after="200"/>
+      </w:pPr>
+    </w:p>
+    <w:tbl>
+      <w:tblPr>
+        <w:bidiVisual/>
+        <w:tblW w:type="dxa" w:w="9026"/>
+        <w:tblBorders>
+          <w:top w:val="single" w:color="1D4ED8" w:sz="2"/>
+          <w:left w:val="single" w:color="1D4ED8" w:sz="20"/>
+          <w:bottom w:val="single" w:color="1D4ED8" w:sz="2"/>
+          <w:right w:val="single" w:color="1D4ED8" w:sz="20"/>
+          <w:insideH w:val="single" w:color="auto" w:sz="4"/>
+          <w:insideV w:val="single" w:color="auto" w:sz="4"/>
+        </w:tblBorders>
+      </w:tblPr>
+      <w:tblGrid>
+        <w:gridCol w:w="9026"/>
+      </w:tblGrid>
+      <w:tr>
+        <w:tc>
+          <w:tcPr>
+            <w:tcW w:type="dxa" w:w="9026"/>
+            <w:shd w:fill="EFF6FF" w:val="clear"/>
+            <w:tcMar>
+              <w:top w:type="dxa" w:w="170"/>
+              <w:left w:type="dxa" w:w="210"/>
+              <w:bottom w:type="dxa" w:w="170"/>
+              <w:right w:type="dxa" w:w="210"/>
+            </w:tcMar>
+          </w:tcPr>
+          <w:p>
+            <w:pPr>
+              <w:bidi/>
+              <w:spacing w:after="90"/>
+              <w:jc w:val="right"/>
+            </w:pPr>
+            <w:r>
+              <w:rPr>
+                <w:rFonts w:ascii="Segoe UI" w:cs="Segoe UI" w:eastAsia="Segoe UI" w:hAnsi="Segoe UI"/>
+                <w:b/>
+                <w:bCs/>
+                <w:color w:val="1D4ED8"/>
+                <w:sz w:val="23"/>
+                <w:szCs w:val="23"/>
+                <w:rtl/>
+              </w:rPr>
+              <w:t xml:space="preserve">الرسالة بتقول لك الخانة بالظبط</w:t>
+            </w:r>
+          </w:p>
+          <w:p>
+            <w:pPr>
+              <w:bidi/>
+              <w:spacing w:after="70" w:line="305"/>
+              <w:jc w:val="right"/>
+            </w:pPr>
+            <w:r>
+              <w:rPr>
+                <w:rFonts w:ascii="Segoe UI" w:cs="Segoe UI" w:eastAsia="Segoe UI" w:hAnsi="Segoe UI"/>
+                <w:b/>
+                <w:bCs/>
+                <w:color w:val="1A1A1A"/>
+                <w:sz w:val="22"/>
+                <w:szCs w:val="22"/>
+                <w:rtl/>
+              </w:rPr>
+              <w:t xml:space="preserve">لو الحفظ اترفض، الرسالة الحمرا فوق بتسمّي </w:t>
+            </w:r>
+            <w:r>
+              <w:rPr>
+                <w:rFonts w:ascii="Segoe UI" w:cs="Segoe UI" w:eastAsia="Segoe UI" w:hAnsi="Segoe UI"/>
+                <w:b/>
+                <w:bCs/>
+                <w:color w:val="1A1A1A"/>
+                <w:sz w:val="22"/>
+                <w:szCs w:val="22"/>
+                <w:rtl/>
+              </w:rPr>
+              <w:t xml:space="preserve">الخانة اللي فيها المشكلة</w:t>
+            </w:r>
+            <w:r>
+              <w:rPr>
+                <w:rFonts w:ascii="Segoe UI" w:cs="Segoe UI" w:eastAsia="Segoe UI" w:hAnsi="Segoe UI"/>
+                <w:color w:val="1A1A1A"/>
+                <w:sz w:val="22"/>
+                <w:szCs w:val="22"/>
+                <w:rtl/>
+              </w:rPr>
+              <w:t xml:space="preserve"> ورقم الصف — مش بتقول «فيه غلط» وخلاص. اقرأها وروح على الخانة دي.</w:t>
             </w:r>
           </w:p>
         </w:tc>
@@ -3869,10 +4225,10 @@
         <w:bidiVisual/>
         <w:tblW w:type="dxa" w:w="9026"/>
         <w:tblBorders>
-          <w:top w:val="single" w:color="B91C1C" w:sz="2"/>
-          <w:left w:val="single" w:color="B91C1C" w:sz="20"/>
-          <w:bottom w:val="single" w:color="B91C1C" w:sz="2"/>
-          <w:right w:val="single" w:color="B91C1C" w:sz="20"/>
+          <w:top w:val="single" w:color="0F766E" w:sz="2"/>
+          <w:left w:val="single" w:color="0F766E" w:sz="20"/>
+          <w:bottom w:val="single" w:color="0F766E" w:sz="2"/>
+          <w:right w:val="single" w:color="0F766E" w:sz="20"/>
           <w:insideH w:val="single" w:color="auto" w:sz="4"/>
           <w:insideV w:val="single" w:color="auto" w:sz="4"/>
         </w:tblBorders>
@@ -3884,7 +4240,7 @@
         <w:tc>
           <w:tcPr>
             <w:tcW w:type="dxa" w:w="9026"/>
-            <w:shd w:fill="FEE2E2" w:val="clear"/>
+            <w:shd w:fill="ECFDF5" w:val="clear"/>
             <w:tcMar>
               <w:top w:type="dxa" w:w="170"/>
               <w:left w:type="dxa" w:w="210"/>
@@ -3903,12 +4259,12 @@
                 <w:rFonts w:ascii="Segoe UI" w:cs="Segoe UI" w:eastAsia="Segoe UI" w:hAnsi="Segoe UI"/>
                 <w:b/>
                 <w:bCs/>
-                <w:color w:val="B91C1C"/>
+                <w:color w:val="0F766E"/>
                 <w:sz w:val="23"/>
                 <w:szCs w:val="23"/>
                 <w:rtl/>
               </w:rPr>
-              <w:t xml:space="preserve">🛑 مش هتقدر ترفع صور من اللوحة</w:t>
+              <w:t xml:space="preserve">✅ اسحب الصورة وسيبها — وخلاص</w:t>
             </w:r>
           </w:p>
           <w:p>
@@ -3925,19 +4281,19 @@
                 <w:szCs w:val="22"/>
                 <w:rtl/>
               </w:rPr>
-              <w:t xml:space="preserve">فيه مربع لرفع الصور، بس لو جربته هيديك رسالة خطأ. </w:t>
+              <w:t xml:space="preserve">في صفحة المنتج فيه مربع للصور. </w:t>
             </w:r>
             <w:r>
               <w:rPr>
                 <w:rFonts w:ascii="Segoe UI" w:cs="Segoe UI" w:eastAsia="Segoe UI" w:hAnsi="Segoe UI"/>
                 <w:b/>
                 <w:bCs/>
-                <w:color w:val="B91C1C"/>
+                <w:color w:val="1A1A1A"/>
                 <w:sz w:val="22"/>
                 <w:szCs w:val="22"/>
                 <w:rtl/>
               </w:rPr>
-              <w:t xml:space="preserve">ده مش عطل</w:t>
+              <w:t xml:space="preserve">اسحب الصورة من على جهازك وسيبها جوّاه</w:t>
             </w:r>
             <w:r>
               <w:rPr>
@@ -3947,7 +4303,7 @@
                 <w:szCs w:val="22"/>
                 <w:rtl/>
               </w:rPr>
-              <w:t xml:space="preserve"> — الصور بترفع بطريقة تانية عن طريق المسؤول التقني.</w:t>
+              <w:t xml:space="preserve">، أو دوس عليه واختار الملف.</w:t>
             </w:r>
           </w:p>
           <w:p>
@@ -3964,7 +4320,68 @@
                 <w:szCs w:val="22"/>
                 <w:rtl/>
               </w:rPr>
-              <w:t xml:space="preserve">اللي عليك: جهّز الصور بالمواصفات اللي تحت وابعتها له.</w:t>
+              <w:t xml:space="preserve">والموقع </w:t>
+            </w:r>
+            <w:r>
+              <w:rPr>
+                <w:rFonts w:ascii="Segoe UI" w:cs="Segoe UI" w:eastAsia="Segoe UI" w:hAnsi="Segoe UI"/>
+                <w:b/>
+                <w:bCs/>
+                <w:color w:val="1A1A1A"/>
+                <w:sz w:val="22"/>
+                <w:szCs w:val="22"/>
+                <w:rtl/>
+              </w:rPr>
+              <w:t xml:space="preserve">بيظبّط الصورة لوحده</w:t>
+            </w:r>
+            <w:r>
+              <w:rPr>
+                <w:rFonts w:ascii="Segoe UI" w:cs="Segoe UI" w:eastAsia="Segoe UI" w:hAnsi="Segoe UI"/>
+                <w:color w:val="1A1A1A"/>
+                <w:sz w:val="22"/>
+                <w:szCs w:val="22"/>
+                <w:rtl/>
+              </w:rPr>
+              <w:t xml:space="preserve">: بيخلّيها مربّعة ١٥٠٠×١٥٠٠، بيحطّ خلفية بيضا في الفاضي، وبيصغّر حجمها لأقل من ٥٠٠ كيلوبايت.</w:t>
+            </w:r>
+          </w:p>
+          <w:p>
+            <w:pPr>
+              <w:bidi/>
+              <w:spacing w:after="70" w:line="305"/>
+              <w:jc w:val="right"/>
+            </w:pPr>
+            <w:r>
+              <w:rPr>
+                <w:rFonts w:ascii="Segoe UI" w:cs="Segoe UI" w:eastAsia="Segoe UI" w:hAnsi="Segoe UI"/>
+                <w:color w:val="1A1A1A"/>
+                <w:sz w:val="22"/>
+                <w:szCs w:val="22"/>
+                <w:rtl/>
+              </w:rPr>
+              <w:t xml:space="preserve">يعني </w:t>
+            </w:r>
+            <w:r>
+              <w:rPr>
+                <w:rFonts w:ascii="Segoe UI" w:cs="Segoe UI" w:eastAsia="Segoe UI" w:hAnsi="Segoe UI"/>
+                <w:b/>
+                <w:bCs/>
+                <w:color w:val="1A1A1A"/>
+                <w:sz w:val="22"/>
+                <w:szCs w:val="22"/>
+                <w:rtl/>
+              </w:rPr>
+              <w:t xml:space="preserve">متتعبش نفسك في تظبيط المقاسات</w:t>
+            </w:r>
+            <w:r>
+              <w:rPr>
+                <w:rFonts w:ascii="Segoe UI" w:cs="Segoe UI" w:eastAsia="Segoe UI" w:hAnsi="Segoe UI"/>
+                <w:color w:val="1A1A1A"/>
+                <w:sz w:val="22"/>
+                <w:szCs w:val="22"/>
+                <w:rtl/>
+              </w:rPr>
+              <w:t xml:space="preserve"> — نزّل الصورة وارفعها زي ما هي.</w:t>
             </w:r>
           </w:p>
         </w:tc>
@@ -3992,8 +4409,30 @@
           <w:szCs w:val="25"/>
           <w:rtl/>
         </w:rPr>
-        <w:t xml:space="preserve">الصورة المطلوبة</w:t>
+        <w:t xml:space="preserve">إيه أحسن صورة ترفعها</w:t>
       </w:r>
+    </w:p>
+    <w:p>
+      <w:pPr>
+        <w:bidi/>
+        <w:spacing w:after="130" w:line="310"/>
+        <w:jc w:val="right"/>
+      </w:pPr>
+      <w:r>
+        <w:rPr>
+          <w:rFonts w:ascii="Segoe UI" w:cs="Segoe UI" w:eastAsia="Segoe UI" w:hAnsi="Segoe UI"/>
+          <w:color w:val="1A1A1A"/>
+          <w:sz w:val="22"/>
+          <w:szCs w:val="22"/>
+          <w:rtl/>
+        </w:rPr>
+        <w:t xml:space="preserve">الموقع بيظبّط أي صورة، بس كل ما الأصل يكون أحسن، النتيجة تطلع أحسن:</w:t>
+      </w:r>
+    </w:p>
+    <w:p>
+      <w:pPr>
+        <w:spacing w:after="80"/>
+      </w:pPr>
     </w:p>
     <w:tbl>
       <w:tblPr>
@@ -4075,7 +4514,7 @@
                 <w:szCs w:val="20"/>
                 <w:rtl/>
               </w:rPr>
-              <w:t xml:space="preserve">المطلوب</w:t>
+              <w:t xml:space="preserve">الأحسن</w:t>
             </w:r>
           </w:p>
         </w:tc>
@@ -4138,7 +4577,7 @@
                 <w:szCs w:val="20"/>
                 <w:rtl/>
               </w:rPr>
-              <w:t xml:space="preserve">الشكل</w:t>
+              <w:t xml:space="preserve">المقاس</w:t>
             </w:r>
           </w:p>
         </w:tc>
@@ -4168,7 +4607,7 @@
                 <w:szCs w:val="20"/>
                 <w:rtl/>
               </w:rPr>
-              <w:t xml:space="preserve">مربّعة</w:t>
+              <w:t xml:space="preserve">١٥٠٠ × ١٥٠٠ أو أكبر</w:t>
             </w:r>
           </w:p>
         </w:tc>
@@ -4198,7 +4637,7 @@
                 <w:szCs w:val="20"/>
                 <w:rtl/>
               </w:rPr>
-              <w:t xml:space="preserve">مكان الصورة في الموقع مربّع</w:t>
+              <w:t xml:space="preserve">الموقع بيصغّر الكبيرة — بس مبيكبّرش الصغيرة</w:t>
             </w:r>
           </w:p>
         </w:tc>
@@ -4230,7 +4669,7 @@
                 <w:szCs w:val="20"/>
                 <w:rtl/>
               </w:rPr>
-              <w:t xml:space="preserve">المقاس</w:t>
+              <w:t xml:space="preserve">أقل مقاس مفيد</w:t>
             </w:r>
           </w:p>
         </w:tc>
@@ -4260,7 +4699,7 @@
                 <w:szCs w:val="20"/>
                 <w:rtl/>
               </w:rPr>
-              <w:t xml:space="preserve">١٥٠٠ × ١٥٠٠</w:t>
+              <w:t xml:space="preserve">١٠٠٠ × ١٠٠٠</w:t>
             </w:r>
           </w:p>
         </w:tc>
@@ -4290,7 +4729,7 @@
                 <w:szCs w:val="20"/>
                 <w:rtl/>
               </w:rPr>
-              <w:t xml:space="preserve">أوضح مقاس</w:t>
+              <w:t xml:space="preserve">أقل من كده بتطلع ضبابية</w:t>
             </w:r>
           </w:p>
         </w:tc>
@@ -4322,7 +4761,7 @@
                 <w:szCs w:val="20"/>
                 <w:rtl/>
               </w:rPr>
-              <w:t xml:space="preserve">أقل مقاس</w:t>
+              <w:t xml:space="preserve">الخلفية</w:t>
             </w:r>
           </w:p>
         </w:tc>
@@ -4352,7 +4791,7 @@
                 <w:szCs w:val="20"/>
                 <w:rtl/>
               </w:rPr>
-              <w:t xml:space="preserve">١٠٠٠ × ١٠٠٠</w:t>
+              <w:t xml:space="preserve">بيضا أو شفافة</w:t>
             </w:r>
           </w:p>
         </w:tc>
@@ -4382,7 +4821,7 @@
                 <w:szCs w:val="20"/>
                 <w:rtl/>
               </w:rPr>
-              <w:t xml:space="preserve">أقل من كده بتبقى ضبابية</w:t>
+              <w:t xml:space="preserve">شكل أنضف مع باقي المنتجات</w:t>
             </w:r>
           </w:p>
         </w:tc>
@@ -4414,7 +4853,7 @@
                 <w:szCs w:val="20"/>
                 <w:rtl/>
               </w:rPr>
-              <w:t xml:space="preserve">الحجم</w:t>
+              <w:t xml:space="preserve">النوع</w:t>
             </w:r>
           </w:p>
         </w:tc>
@@ -4444,7 +4883,7 @@
                 <w:szCs w:val="20"/>
                 <w:rtl/>
               </w:rPr>
-              <w:t xml:space="preserve">أقل من ٥٠٠ كيلوبايت</w:t>
+              <w:t xml:space="preserve">JPG · PNG · WebP · AVIF</w:t>
             </w:r>
           </w:p>
         </w:tc>
@@ -4474,7 +4913,7 @@
                 <w:szCs w:val="20"/>
                 <w:rtl/>
               </w:rPr>
-              <w:t xml:space="preserve">عشان الصفحة تفتح بسرعة</w:t>
+              <w:t xml:space="preserve">دول المقبولين</w:t>
             </w:r>
           </w:p>
         </w:tc>
@@ -4506,7 +4945,7 @@
                 <w:szCs w:val="20"/>
                 <w:rtl/>
               </w:rPr>
-              <w:t xml:space="preserve">النوع</w:t>
+              <w:t xml:space="preserve">الحجم قبل الرفع</w:t>
             </w:r>
           </w:p>
         </w:tc>
@@ -4536,7 +4975,7 @@
                 <w:szCs w:val="20"/>
                 <w:rtl/>
               </w:rPr>
-              <w:t xml:space="preserve">JPG أو WebP</w:t>
+              <w:t xml:space="preserve">أقل من ٥ ميجا</w:t>
             </w:r>
           </w:p>
         </w:tc>
@@ -4566,7 +5005,7 @@
                 <w:szCs w:val="20"/>
                 <w:rtl/>
               </w:rPr>
-              <w:t xml:space="preserve">دول اللي الموقع بيقراهم</w:t>
+              <w:t xml:space="preserve">ده الحد الأقصى</w:t>
             </w:r>
           </w:p>
         </w:tc>
@@ -4598,7 +5037,7 @@
                 <w:szCs w:val="20"/>
                 <w:rtl/>
               </w:rPr>
-              <w:t xml:space="preserve">الخلفية</w:t>
+              <w:t xml:space="preserve">العدد للمنتج</w:t>
             </w:r>
           </w:p>
         </w:tc>
@@ -4628,7 +5067,7 @@
                 <w:szCs w:val="20"/>
                 <w:rtl/>
               </w:rPr>
-              <w:t xml:space="preserve">بيضاء</w:t>
+              <w:t xml:space="preserve">من ١ لـ ٦</w:t>
             </w:r>
           </w:p>
         </w:tc>
@@ -4658,7 +5097,7 @@
                 <w:szCs w:val="20"/>
                 <w:rtl/>
               </w:rPr>
-              <w:t xml:space="preserve">شكل أنضف</w:t>
+              <w:t xml:space="preserve">أول صورة هي الرئيسية</w:t>
             </w:r>
           </w:p>
         </w:tc>
@@ -4690,7 +5129,7 @@
                 <w:szCs w:val="20"/>
                 <w:rtl/>
               </w:rPr>
-              <w:t xml:space="preserve">العدد</w:t>
+              <w:t xml:space="preserve">في المرة الواحدة</w:t>
             </w:r>
           </w:p>
         </w:tc>
@@ -4720,7 +5159,7 @@
                 <w:szCs w:val="20"/>
                 <w:rtl/>
               </w:rPr>
-              <w:t xml:space="preserve">من ١ لـ ٦</w:t>
+              <w:t xml:space="preserve">١٠ صور</w:t>
             </w:r>
           </w:p>
         </w:tc>
@@ -4750,7 +5189,7 @@
                 <w:szCs w:val="20"/>
                 <w:rtl/>
               </w:rPr>
-              <w:t xml:space="preserve">أول صورة هي الرئيسية</w:t>
+              <w:t xml:space="preserve">لو أكتر، ارفعها على دفعات</w:t>
             </w:r>
           </w:p>
         </w:tc>
@@ -4805,7 +5244,7 @@
                 <w:szCs w:val="23"/>
                 <w:rtl/>
               </w:rPr>
-              <w:t xml:space="preserve">الجدول ده لصور المنتجات بس</w:t>
+              <w:t xml:space="preserve">لو ظهرت لك رسالة حمرا</w:t>
             </w:r>
           </w:p>
           <w:p>
@@ -4822,7 +5261,7 @@
                 <w:szCs w:val="22"/>
                 <w:rtl/>
               </w:rPr>
-              <w:t xml:space="preserve">الصور الكبيرة اللي فوق في الصفحة الرئيسية (السلايدر) </w:t>
+              <w:t xml:space="preserve">الرسالة بتقول السبب. أشهر واحدة: </w:t>
             </w:r>
             <w:r>
               <w:rPr>
@@ -4834,7 +5273,7 @@
                 <w:szCs w:val="22"/>
                 <w:rtl/>
               </w:rPr>
-              <w:t xml:space="preserve">مش بتترفع من اللوحة</w:t>
+              <w:t xml:space="preserve">جلستك انتهت</w:t>
             </w:r>
             <w:r>
               <w:rPr>
@@ -4844,7 +5283,7 @@
                 <w:szCs w:val="22"/>
                 <w:rtl/>
               </w:rPr>
-              <w:t xml:space="preserve"> — دي صور جاهزة مكتوبة جوّه الكود. لو عايز تغيّرها، دي شغلانة للمسؤول التقني.</w:t>
+              <w:t xml:space="preserve"> — اقفل الصفحة، ادخل بحسابك تاني، وارفع الصورة تاني.</w:t>
             </w:r>
           </w:p>
           <w:p>
@@ -4861,29 +5300,160 @@
                 <w:szCs w:val="22"/>
                 <w:rtl/>
               </w:rPr>
-              <w:t xml:space="preserve">يعني الصور الوحيدة اللي بتجهّزها إنت هي </w:t>
-            </w:r>
+              <w:t xml:space="preserve">لو الرسالة بتقول إن نوع الملف مش مقبول، بصّ على جدول فوق واتأكد إن الملف صورة مش </w:t>
+            </w:r>
+            <w:r>
+              <w:rPr>
+                <w:rFonts w:ascii="Consolas" w:cs="Consolas" w:eastAsia="Consolas" w:hAnsi="Consolas"/>
+                <w:color w:val="1A1A1A"/>
+                <w:sz w:val="20"/>
+                <w:szCs w:val="20"/>
+                <w:rtl w:val="false"/>
+              </w:rPr>
+              <w:t xml:space="preserve">PDF</w:t>
+            </w:r>
+            <w:r>
+              <w:rPr>
+                <w:rFonts w:ascii="Segoe UI" w:cs="Segoe UI" w:eastAsia="Segoe UI" w:hAnsi="Segoe UI"/>
+                <w:color w:val="1A1A1A"/>
+                <w:sz w:val="22"/>
+                <w:szCs w:val="22"/>
+                <w:rtl/>
+              </w:rPr>
+              <w:t xml:space="preserve"> مثلاً.</w:t>
+            </w:r>
+          </w:p>
+        </w:tc>
+      </w:tr>
+    </w:tbl>
+    <w:p>
+      <w:pPr>
+        <w:spacing w:after="200"/>
+      </w:pPr>
+    </w:p>
+    <w:tbl>
+      <w:tblPr>
+        <w:bidiVisual/>
+        <w:tblW w:type="dxa" w:w="9026"/>
+        <w:tblBorders>
+          <w:top w:val="single" w:color="B45309" w:sz="2"/>
+          <w:left w:val="single" w:color="B45309" w:sz="20"/>
+          <w:bottom w:val="single" w:color="B45309" w:sz="2"/>
+          <w:right w:val="single" w:color="B45309" w:sz="20"/>
+          <w:insideH w:val="single" w:color="auto" w:sz="4"/>
+          <w:insideV w:val="single" w:color="auto" w:sz="4"/>
+        </w:tblBorders>
+      </w:tblPr>
+      <w:tblGrid>
+        <w:gridCol w:w="9026"/>
+      </w:tblGrid>
+      <w:tr>
+        <w:tc>
+          <w:tcPr>
+            <w:tcW w:type="dxa" w:w="9026"/>
+            <w:shd w:fill="FEF3C7" w:val="clear"/>
+            <w:tcMar>
+              <w:top w:type="dxa" w:w="170"/>
+              <w:left w:type="dxa" w:w="210"/>
+              <w:bottom w:type="dxa" w:w="170"/>
+              <w:right w:type="dxa" w:w="210"/>
+            </w:tcMar>
+          </w:tcPr>
+          <w:p>
+            <w:pPr>
+              <w:bidi/>
+              <w:spacing w:after="90"/>
+              <w:jc w:val="right"/>
+            </w:pPr>
             <w:r>
               <w:rPr>
                 <w:rFonts w:ascii="Segoe UI" w:cs="Segoe UI" w:eastAsia="Segoe UI" w:hAnsi="Segoe UI"/>
                 <w:b/>
                 <w:bCs/>
+                <w:color w:val="B45309"/>
+                <w:sz w:val="23"/>
+                <w:szCs w:val="23"/>
+                <w:rtl/>
+              </w:rPr>
+              <w:t xml:space="preserve">الكلام ده كله عن صور المنتجات بس</w:t>
+            </w:r>
+          </w:p>
+          <w:p>
+            <w:pPr>
+              <w:bidi/>
+              <w:spacing w:after="70" w:line="305"/>
+              <w:jc w:val="right"/>
+            </w:pPr>
+            <w:r>
+              <w:rPr>
+                <w:rFonts w:ascii="Segoe UI" w:cs="Segoe UI" w:eastAsia="Segoe UI" w:hAnsi="Segoe UI"/>
                 <w:color w:val="1A1A1A"/>
                 <w:sz w:val="22"/>
                 <w:szCs w:val="22"/>
                 <w:rtl/>
               </w:rPr>
-              <w:t xml:space="preserve">صور المنتجات</w:t>
-            </w:r>
-            <w:r>
-              <w:rPr>
-                <w:rFonts w:ascii="Segoe UI" w:cs="Segoe UI" w:eastAsia="Segoe UI" w:hAnsi="Segoe UI"/>
-                <w:color w:val="1A1A1A"/>
+              <w:t xml:space="preserve">الصور الكبيرة اللي فوق في الصفحة الرئيسية (السلايدر) </w:t>
+            </w:r>
+            <w:r>
+              <w:rPr>
+                <w:rFonts w:ascii="Segoe UI" w:cs="Segoe UI" w:eastAsia="Segoe UI" w:hAnsi="Segoe UI"/>
+                <w:b/>
+                <w:bCs/>
+                <w:color w:val="B45309"/>
                 <w:sz w:val="22"/>
                 <w:szCs w:val="22"/>
                 <w:rtl/>
               </w:rPr>
+              <w:t xml:space="preserve">مش بتترفع من اللوحة</w:t>
+            </w:r>
+            <w:r>
+              <w:rPr>
+                <w:rFonts w:ascii="Segoe UI" w:cs="Segoe UI" w:eastAsia="Segoe UI" w:hAnsi="Segoe UI"/>
+                <w:color w:val="1A1A1A"/>
+                <w:sz w:val="22"/>
+                <w:szCs w:val="22"/>
+                <w:rtl/>
+              </w:rPr>
+              <w:t xml:space="preserve"> — دي صور مكتوبة جوّه الكود نفسه، </w:t>
+            </w:r>
+            <w:r>
+              <w:rPr>
+                <w:rFonts w:ascii="Segoe UI" w:cs="Segoe UI" w:eastAsia="Segoe UI" w:hAnsi="Segoe UI"/>
+                <w:b/>
+                <w:bCs/>
+                <w:color w:val="1A1A1A"/>
+                <w:sz w:val="22"/>
+                <w:szCs w:val="22"/>
+                <w:rtl/>
+              </w:rPr>
+              <w:t xml:space="preserve">ومفيش شاشة تتحكم فيها لسه</w:t>
+            </w:r>
+            <w:r>
+              <w:rPr>
+                <w:rFonts w:ascii="Segoe UI" w:cs="Segoe UI" w:eastAsia="Segoe UI" w:hAnsi="Segoe UI"/>
+                <w:color w:val="1A1A1A"/>
+                <w:sz w:val="22"/>
+                <w:szCs w:val="22"/>
+                <w:rtl/>
+              </w:rPr>
               <w:t xml:space="preserve">.</w:t>
+            </w:r>
+          </w:p>
+          <w:p>
+            <w:pPr>
+              <w:bidi/>
+              <w:spacing w:after="70" w:line="305"/>
+              <w:jc w:val="right"/>
+            </w:pPr>
+            <w:r>
+              <w:rPr>
+                <w:rFonts w:ascii="Segoe UI" w:cs="Segoe UI" w:eastAsia="Segoe UI" w:hAnsi="Segoe UI"/>
+                <w:color w:val="1A1A1A"/>
+                <w:sz w:val="22"/>
+                <w:szCs w:val="22"/>
+                <w:rtl/>
+              </w:rPr>
+              <w:t xml:space="preserve">تغييرها محتاج تعديل في الكود ونشر نسخة جديدة من الموقع — يعني حاجة تتطلب من اللي بيشتغل على الكود، مش حاجة تعملها من اللوحة.</w:t>
             </w:r>
           </w:p>
         </w:tc>
@@ -9614,14 +10184,22 @@
             <w:r>
               <w:rPr>
                 <w:rFonts w:ascii="Segoe UI" w:cs="Segoe UI" w:eastAsia="Segoe UI" w:hAnsi="Segoe UI"/>
-                <w:b w:val="false"/>
-                <w:bCs w:val="false"/>
-                <w:color w:val="5B6470"/>
-                <w:sz w:val="20"/>
-                <w:szCs w:val="20"/>
-                <w:rtl/>
-              </w:rPr>
-              <w:t xml:space="preserve">رفع الصورة بيدي خطأ</w:t>
+                <w:color w:val="5B6470"/>
+                <w:sz w:val="20"/>
+                <w:szCs w:val="20"/>
+                <w:rtl/>
+              </w:rPr>
+              <w:t xml:space="preserve">الحفظ بيقول </w:t>
+            </w:r>
+            <w:r>
+              <w:rPr>
+                <w:rFonts w:ascii="Consolas" w:cs="Consolas" w:eastAsia="Consolas" w:hAnsi="Consolas"/>
+                <w:color w:val="5B6470"/>
+                <w:sz w:val="19"/>
+                <w:szCs w:val="19"/>
+                <w:rtl w:val="false"/>
+              </w:rPr>
+              <w:t xml:space="preserve">Validation failed</w:t>
             </w:r>
           </w:p>
         </w:tc>
@@ -9651,7 +10229,7 @@
                 <w:szCs w:val="20"/>
                 <w:rtl/>
               </w:rPr>
-              <w:t xml:space="preserve">طبيعي — ابعت الصور للمسؤول التقني</w:t>
+              <w:t xml:space="preserve">اقرا باقي الرسالة — بتسمّي الخانة الناقصة. غالباً SKU.</w:t>
             </w:r>
           </w:p>
         </w:tc>
@@ -9683,7 +10261,7 @@
                 <w:szCs w:val="20"/>
                 <w:rtl/>
               </w:rPr>
-              <w:t xml:space="preserve">عدّلت حاجة ومش ظاهرة في الموقع</w:t>
+              <w:t xml:space="preserve">الصورة مش بترفع وبتظهر رسالة</w:t>
             </w:r>
           </w:p>
         </w:tc>
@@ -9713,7 +10291,7 @@
                 <w:szCs w:val="20"/>
                 <w:rtl/>
               </w:rPr>
-              <w:t xml:space="preserve">استنى شوية، الموقع بيحدّث نفسه كل ساعة</w:t>
+              <w:t xml:space="preserve">غالباً جلستك انتهت — ادخل بحسابك تاني وجرّب</w:t>
             </w:r>
           </w:p>
         </w:tc>
@@ -9745,7 +10323,7 @@
                 <w:szCs w:val="20"/>
                 <w:rtl/>
               </w:rPr>
-              <w:t xml:space="preserve">الأرقام في أول صفحة غريبة</w:t>
+              <w:t xml:space="preserve">المنتج بيتباع بصفر جنيه</w:t>
             </w:r>
           </w:p>
         </w:tc>
@@ -9775,7 +10353,7 @@
                 <w:szCs w:val="20"/>
                 <w:rtl/>
               </w:rPr>
-              <w:t xml:space="preserve">دي أرقام تجريبية — شوف Orders</w:t>
+              <w:t xml:space="preserve">خانة السعر كانت فاضية — افتح المنتج واكتب السعر</w:t>
             </w:r>
           </w:p>
         </w:tc>
@@ -9807,6 +10385,130 @@
                 <w:szCs w:val="20"/>
                 <w:rtl/>
               </w:rPr>
+              <w:t xml:space="preserve">عدّلت حاجة ومش ظاهرة في الموقع</w:t>
+            </w:r>
+          </w:p>
+        </w:tc>
+        <w:tc>
+          <w:tcPr>
+            <w:tcW w:type="dxa" w:w="5626"/>
+            <w:tcMar>
+              <w:top w:type="dxa" w:w="100"/>
+              <w:left w:type="dxa" w:w="130"/>
+              <w:bottom w:type="dxa" w:w="100"/>
+              <w:right w:type="dxa" w:w="130"/>
+            </w:tcMar>
+          </w:tcPr>
+          <w:p>
+            <w:pPr>
+              <w:bidi/>
+              <w:spacing w:after="0"/>
+              <w:jc w:val="right"/>
+            </w:pPr>
+            <w:r>
+              <w:rPr>
+                <w:rFonts w:ascii="Segoe UI" w:cs="Segoe UI" w:eastAsia="Segoe UI" w:hAnsi="Segoe UI"/>
+                <w:b w:val="false"/>
+                <w:bCs w:val="false"/>
+                <w:color w:val="5B6470"/>
+                <w:sz w:val="20"/>
+                <w:szCs w:val="20"/>
+                <w:rtl/>
+              </w:rPr>
+              <w:t xml:space="preserve">استنى شوية، الموقع بيحدّث نفسه كل ساعة</w:t>
+            </w:r>
+          </w:p>
+        </w:tc>
+      </w:tr>
+      <w:tr>
+        <w:tc>
+          <w:tcPr>
+            <w:tcW w:type="dxa" w:w="3400"/>
+            <w:tcMar>
+              <w:top w:type="dxa" w:w="100"/>
+              <w:left w:type="dxa" w:w="130"/>
+              <w:bottom w:type="dxa" w:w="100"/>
+              <w:right w:type="dxa" w:w="130"/>
+            </w:tcMar>
+          </w:tcPr>
+          <w:p>
+            <w:pPr>
+              <w:bidi/>
+              <w:spacing w:after="0"/>
+              <w:jc w:val="right"/>
+            </w:pPr>
+            <w:r>
+              <w:rPr>
+                <w:rFonts w:ascii="Segoe UI" w:cs="Segoe UI" w:eastAsia="Segoe UI" w:hAnsi="Segoe UI"/>
+                <w:b w:val="false"/>
+                <w:bCs w:val="false"/>
+                <w:color w:val="5B6470"/>
+                <w:sz w:val="20"/>
+                <w:szCs w:val="20"/>
+                <w:rtl/>
+              </w:rPr>
+              <w:t xml:space="preserve">الأرقام في أول صفحة غريبة</w:t>
+            </w:r>
+          </w:p>
+        </w:tc>
+        <w:tc>
+          <w:tcPr>
+            <w:tcW w:type="dxa" w:w="5626"/>
+            <w:tcMar>
+              <w:top w:type="dxa" w:w="100"/>
+              <w:left w:type="dxa" w:w="130"/>
+              <w:bottom w:type="dxa" w:w="100"/>
+              <w:right w:type="dxa" w:w="130"/>
+            </w:tcMar>
+          </w:tcPr>
+          <w:p>
+            <w:pPr>
+              <w:bidi/>
+              <w:spacing w:after="0"/>
+              <w:jc w:val="right"/>
+            </w:pPr>
+            <w:r>
+              <w:rPr>
+                <w:rFonts w:ascii="Segoe UI" w:cs="Segoe UI" w:eastAsia="Segoe UI" w:hAnsi="Segoe UI"/>
+                <w:b w:val="false"/>
+                <w:bCs w:val="false"/>
+                <w:color w:val="5B6470"/>
+                <w:sz w:val="20"/>
+                <w:szCs w:val="20"/>
+                <w:rtl/>
+              </w:rPr>
+              <w:t xml:space="preserve">دي أرقام تجريبية — شوف Orders</w:t>
+            </w:r>
+          </w:p>
+        </w:tc>
+      </w:tr>
+      <w:tr>
+        <w:tc>
+          <w:tcPr>
+            <w:tcW w:type="dxa" w:w="3400"/>
+            <w:tcMar>
+              <w:top w:type="dxa" w:w="100"/>
+              <w:left w:type="dxa" w:w="130"/>
+              <w:bottom w:type="dxa" w:w="100"/>
+              <w:right w:type="dxa" w:w="130"/>
+            </w:tcMar>
+          </w:tcPr>
+          <w:p>
+            <w:pPr>
+              <w:bidi/>
+              <w:spacing w:after="0"/>
+              <w:jc w:val="right"/>
+            </w:pPr>
+            <w:r>
+              <w:rPr>
+                <w:rFonts w:ascii="Segoe UI" w:cs="Segoe UI" w:eastAsia="Segoe UI" w:hAnsi="Segoe UI"/>
+                <w:b w:val="false"/>
+                <w:bCs w:val="false"/>
+                <w:color w:val="5B6470"/>
+                <w:sz w:val="20"/>
+                <w:szCs w:val="20"/>
+                <w:rtl/>
+              </w:rPr>
               <w:t xml:space="preserve">مش عارف أدخل</w:t>
             </w:r>
           </w:p>
@@ -9837,7 +10539,7 @@
                 <w:szCs w:val="20"/>
                 <w:rtl/>
               </w:rPr>
-              <w:t xml:space="preserve">اضغط «نسيت كلمة المرور؟» أو كلّم المسؤول التقني</w:t>
+              <w:t xml:space="preserve">اضغط «نسيت كلمة المرور؟» — هييجي لك إيميل فيه لينك</w:t>
             </w:r>
           </w:p>
         </w:tc>
@@ -10345,7 +11047,7 @@
           <w:szCs w:val="20"/>
           <w:rtl/>
         </w:rPr>
-        <w:t xml:space="preserve">لو لقيت الشاشة مختلفة عن الدليل، الشاشة هي الصح — بلّغ المسؤول التقني.</w:t>
+        <w:t xml:space="preserve">لو لقيت الشاشة مختلفة عن الدليل، الشاشة هي الصح — الدليل ده اتكتب في ٤ أغسطس ٢٠٢٦.</w:t>
       </w:r>
     </w:p>
     <w:sectPr>

--- a/LevelX-Admin-Guide-Simple.docx
+++ b/LevelX-Admin-Guide-Simple.docx
@@ -3659,7 +3659,7 @@
                 <w:szCs w:val="23"/>
                 <w:rtl/>
               </w:rPr>
-              <w:t xml:space="preserve">🛑 أشهر سببين إن الحفظ يترفض</w:t>
+              <w:t xml:space="preserve">🛑 خانتين من غيرهم الحفظ هيترفض</w:t>
             </w:r>
           </w:p>
           <w:p>
@@ -3668,38 +3668,6 @@
               <w:spacing w:after="70" w:line="305"/>
               <w:jc w:val="right"/>
             </w:pPr>
-            <w:r>
-              <w:rPr>
-                <w:rFonts w:ascii="Segoe UI" w:cs="Segoe UI" w:eastAsia="Segoe UI" w:hAnsi="Segoe UI"/>
-                <w:color w:val="1A1A1A"/>
-                <w:sz w:val="22"/>
-                <w:szCs w:val="22"/>
-                <w:rtl/>
-              </w:rPr>
-              <w:t xml:space="preserve">١) خانة </w:t>
-            </w:r>
-            <w:r>
-              <w:rPr>
-                <w:rFonts w:ascii="Consolas" w:cs="Consolas" w:eastAsia="Consolas" w:hAnsi="Consolas"/>
-                <w:b/>
-                <w:bCs/>
-                <w:color w:val="1A1A1A"/>
-                <w:sz w:val="20"/>
-                <w:szCs w:val="20"/>
-                <w:rtl w:val="false"/>
-              </w:rPr>
-              <w:t xml:space="preserve">SKU Code</w:t>
-            </w:r>
-            <w:r>
-              <w:rPr>
-                <w:rFonts w:ascii="Segoe UI" w:cs="Segoe UI" w:eastAsia="Segoe UI" w:hAnsi="Segoe UI"/>
-                <w:color w:val="1A1A1A"/>
-                <w:sz w:val="22"/>
-                <w:szCs w:val="22"/>
-                <w:rtl/>
-              </w:rPr>
-              <w:t xml:space="preserve"> سايبها فاضية. </w:t>
-            </w:r>
             <w:r>
               <w:rPr>
                 <w:rFonts w:ascii="Segoe UI" w:cs="Segoe UI" w:eastAsia="Segoe UI" w:hAnsi="Segoe UI"/>
@@ -3710,7 +3678,19 @@
                 <w:szCs w:val="22"/>
                 <w:rtl/>
               </w:rPr>
-              <w:t xml:space="preserve">دي إجبارية</w:t>
+              <w:t xml:space="preserve">١) </w:t>
+            </w:r>
+            <w:r>
+              <w:rPr>
+                <w:rFonts w:ascii="Consolas" w:cs="Consolas" w:eastAsia="Consolas" w:hAnsi="Consolas"/>
+                <w:b/>
+                <w:bCs/>
+                <w:color w:val="1A1A1A"/>
+                <w:sz w:val="20"/>
+                <w:szCs w:val="20"/>
+                <w:rtl w:val="false"/>
+              </w:rPr>
+              <w:t xml:space="preserve">SKU Code</w:t>
             </w:r>
             <w:r>
               <w:rPr>
@@ -3720,7 +3700,7 @@
                 <w:szCs w:val="22"/>
                 <w:rtl/>
               </w:rPr>
-              <w:t xml:space="preserve"> — اكتب أي كود من عندك زي </w:t>
+              <w:t xml:space="preserve"> — كود من عندك تعرف بيه المنتج، زي </w:t>
             </w:r>
             <w:r>
               <w:rPr>
@@ -3740,7 +3720,7 @@
                 <w:szCs w:val="22"/>
                 <w:rtl/>
               </w:rPr>
-              <w:t xml:space="preserve">. لو سبتها فاضية، الحفظ هيترفض وهتشوف:</w:t>
+              <w:t xml:space="preserve">. لو سبتها فاضية هتشوف:</w:t>
             </w:r>
           </w:p>
           <w:p>
@@ -3771,38 +3751,6 @@
             <w:r>
               <w:rPr>
                 <w:rFonts w:ascii="Segoe UI" w:cs="Segoe UI" w:eastAsia="Segoe UI" w:hAnsi="Segoe UI"/>
-                <w:color w:val="1A1A1A"/>
-                <w:sz w:val="22"/>
-                <w:szCs w:val="22"/>
-                <w:rtl/>
-              </w:rPr>
-              <w:t xml:space="preserve">٢) خانة </w:t>
-            </w:r>
-            <w:r>
-              <w:rPr>
-                <w:rFonts w:ascii="Consolas" w:cs="Consolas" w:eastAsia="Consolas" w:hAnsi="Consolas"/>
-                <w:b/>
-                <w:bCs/>
-                <w:color w:val="1A1A1A"/>
-                <w:sz w:val="20"/>
-                <w:szCs w:val="20"/>
-                <w:rtl w:val="false"/>
-              </w:rPr>
-              <w:t xml:space="preserve">Regular Price</w:t>
-            </w:r>
-            <w:r>
-              <w:rPr>
-                <w:rFonts w:ascii="Segoe UI" w:cs="Segoe UI" w:eastAsia="Segoe UI" w:hAnsi="Segoe UI"/>
-                <w:color w:val="1A1A1A"/>
-                <w:sz w:val="22"/>
-                <w:szCs w:val="22"/>
-                <w:rtl/>
-              </w:rPr>
-              <w:t xml:space="preserve"> سايبها فاضية. </w:t>
-            </w:r>
-            <w:r>
-              <w:rPr>
-                <w:rFonts w:ascii="Segoe UI" w:cs="Segoe UI" w:eastAsia="Segoe UI" w:hAnsi="Segoe UI"/>
                 <w:b/>
                 <w:bCs/>
                 <w:color w:val="B91C1C"/>
@@ -3810,7 +3758,19 @@
                 <w:szCs w:val="22"/>
                 <w:rtl/>
               </w:rPr>
-              <w:t xml:space="preserve">دي أخطر</w:t>
+              <w:t xml:space="preserve">٢) </w:t>
+            </w:r>
+            <w:r>
+              <w:rPr>
+                <w:rFonts w:ascii="Consolas" w:cs="Consolas" w:eastAsia="Consolas" w:hAnsi="Consolas"/>
+                <w:b/>
+                <w:bCs/>
+                <w:color w:val="1A1A1A"/>
+                <w:sz w:val="20"/>
+                <w:szCs w:val="20"/>
+                <w:rtl w:val="false"/>
+              </w:rPr>
+              <w:t xml:space="preserve">Regular Price</w:t>
             </w:r>
             <w:r>
               <w:rPr>
@@ -3820,42 +3780,125 @@
                 <w:szCs w:val="22"/>
                 <w:rtl/>
               </w:rPr>
-              <w:t xml:space="preserve"> — لأنها </w:t>
-            </w:r>
-            <w:r>
-              <w:rPr>
-                <w:rFonts w:ascii="Segoe UI" w:cs="Segoe UI" w:eastAsia="Segoe UI" w:hAnsi="Segoe UI"/>
-                <w:b/>
-                <w:bCs/>
-                <w:color w:val="1A1A1A"/>
-                <w:sz w:val="22"/>
-                <w:szCs w:val="22"/>
-                <w:rtl/>
-              </w:rPr>
-              <w:t xml:space="preserve">مش بتديك رسالة خطأ</w:t>
-            </w:r>
-            <w:r>
-              <w:rPr>
-                <w:rFonts w:ascii="Segoe UI" w:cs="Segoe UI" w:eastAsia="Segoe UI" w:hAnsi="Segoe UI"/>
-                <w:color w:val="1A1A1A"/>
-                <w:sz w:val="22"/>
-                <w:szCs w:val="22"/>
-                <w:rtl/>
-              </w:rPr>
-              <w:t xml:space="preserve">! بتتحسب صفر، والمنتج بيتعرض للبيع بـ </w:t>
-            </w:r>
-            <w:r>
-              <w:rPr>
-                <w:rFonts w:ascii="Segoe UI" w:cs="Segoe UI" w:eastAsia="Segoe UI" w:hAnsi="Segoe UI"/>
+              <w:t xml:space="preserve"> — السعر بالجنيه. لو سبتها فاضية هتشوف:</w:t>
+            </w:r>
+          </w:p>
+          <w:p>
+            <w:pPr>
+              <w:bidi/>
+              <w:spacing w:after="70" w:line="305"/>
+              <w:jc w:val="right"/>
+            </w:pPr>
+            <w:r>
+              <w:rPr>
+                <w:rFonts w:ascii="Consolas" w:cs="Consolas" w:eastAsia="Consolas" w:hAnsi="Consolas"/>
                 <w:b/>
                 <w:bCs/>
                 <w:color w:val="B91C1C"/>
+                <w:sz w:val="19"/>
+                <w:szCs w:val="19"/>
+                <w:rtl w:val="false"/>
+              </w:rPr>
+              <w:t xml:space="preserve">Variant 1 — Price is required</w:t>
+            </w:r>
+          </w:p>
+          <w:p>
+            <w:pPr>
+              <w:bidi/>
+              <w:spacing w:after="70" w:line="305"/>
+              <w:jc w:val="right"/>
+            </w:pPr>
+            <w:r>
+              <w:rPr>
+                <w:rFonts w:ascii="Segoe UI" w:cs="Segoe UI" w:eastAsia="Segoe UI" w:hAnsi="Segoe UI"/>
+                <w:color w:val="1A1A1A"/>
                 <w:sz w:val="22"/>
                 <w:szCs w:val="22"/>
                 <w:rtl/>
               </w:rPr>
-              <w:t xml:space="preserve">صفر جنيه</w:t>
-            </w:r>
+              <w:t xml:space="preserve">ولو كتبت فيها صفر:</w:t>
+            </w:r>
+          </w:p>
+          <w:p>
+            <w:pPr>
+              <w:bidi/>
+              <w:spacing w:after="70" w:line="305"/>
+              <w:jc w:val="right"/>
+            </w:pPr>
+            <w:r>
+              <w:rPr>
+                <w:rFonts w:ascii="Consolas" w:cs="Consolas" w:eastAsia="Consolas" w:hAnsi="Consolas"/>
+                <w:b/>
+                <w:bCs/>
+                <w:color w:val="B91C1C"/>
+                <w:sz w:val="19"/>
+                <w:szCs w:val="19"/>
+                <w:rtl w:val="false"/>
+              </w:rPr>
+              <w:t xml:space="preserve">Variant 1 — Price must be greater than zero</w:t>
+            </w:r>
+          </w:p>
+        </w:tc>
+      </w:tr>
+    </w:tbl>
+    <w:p>
+      <w:pPr>
+        <w:spacing w:after="200"/>
+      </w:pPr>
+    </w:p>
+    <w:tbl>
+      <w:tblPr>
+        <w:bidiVisual/>
+        <w:tblW w:type="dxa" w:w="9026"/>
+        <w:tblBorders>
+          <w:top w:val="single" w:color="0F766E" w:sz="2"/>
+          <w:left w:val="single" w:color="0F766E" w:sz="20"/>
+          <w:bottom w:val="single" w:color="0F766E" w:sz="2"/>
+          <w:right w:val="single" w:color="0F766E" w:sz="20"/>
+          <w:insideH w:val="single" w:color="auto" w:sz="4"/>
+          <w:insideV w:val="single" w:color="auto" w:sz="4"/>
+        </w:tblBorders>
+      </w:tblPr>
+      <w:tblGrid>
+        <w:gridCol w:w="9026"/>
+      </w:tblGrid>
+      <w:tr>
+        <w:tc>
+          <w:tcPr>
+            <w:tcW w:type="dxa" w:w="9026"/>
+            <w:shd w:fill="ECFDF5" w:val="clear"/>
+            <w:tcMar>
+              <w:top w:type="dxa" w:w="170"/>
+              <w:left w:type="dxa" w:w="210"/>
+              <w:bottom w:type="dxa" w:w="170"/>
+              <w:right w:type="dxa" w:w="210"/>
+            </w:tcMar>
+          </w:tcPr>
+          <w:p>
+            <w:pPr>
+              <w:bidi/>
+              <w:spacing w:after="90"/>
+              <w:jc w:val="right"/>
+            </w:pPr>
+            <w:r>
+              <w:rPr>
+                <w:rFonts w:ascii="Segoe UI" w:cs="Segoe UI" w:eastAsia="Segoe UI" w:hAnsi="Segoe UI"/>
+                <w:b/>
+                <w:bCs/>
+                <w:color w:val="0F766E"/>
+                <w:sz w:val="23"/>
+                <w:szCs w:val="23"/>
+                <w:rtl/>
+              </w:rPr>
+              <w:t xml:space="preserve">ليه الموقع بيمنع سعر الصفر؟</w:t>
+            </w:r>
+          </w:p>
+          <w:p>
+            <w:pPr>
+              <w:bidi/>
+              <w:spacing w:after="70" w:line="305"/>
+              <w:jc w:val="right"/>
+            </w:pPr>
             <w:r>
               <w:rPr>
                 <w:rFonts w:ascii="Segoe UI" w:cs="Segoe UI" w:eastAsia="Segoe UI" w:hAnsi="Segoe UI"/>
@@ -3864,7 +3907,51 @@
                 <w:szCs w:val="22"/>
                 <w:rtl/>
               </w:rPr>
-              <w:t xml:space="preserve">. اكتب السعر الحقيقي دايماً.</w:t>
+              <w:t xml:space="preserve">قبل كده، لو سبت خانة السعر فاضية كان بيحفظ عادي ويحسبها </w:t>
+            </w:r>
+            <w:r>
+              <w:rPr>
+                <w:rFonts w:ascii="Segoe UI" w:cs="Segoe UI" w:eastAsia="Segoe UI" w:hAnsi="Segoe UI"/>
+                <w:b/>
+                <w:bCs/>
+                <w:color w:val="1A1A1A"/>
+                <w:sz w:val="22"/>
+                <w:szCs w:val="22"/>
+                <w:rtl/>
+              </w:rPr>
+              <w:t xml:space="preserve">صفر</w:t>
+            </w:r>
+            <w:r>
+              <w:rPr>
+                <w:rFonts w:ascii="Segoe UI" w:cs="Segoe UI" w:eastAsia="Segoe UI" w:hAnsi="Segoe UI"/>
+                <w:color w:val="1A1A1A"/>
+                <w:sz w:val="22"/>
+                <w:szCs w:val="22"/>
+                <w:rtl/>
+              </w:rPr>
+              <w:t xml:space="preserve"> — والمنتج يروح للبيع بصفر جنيه من غير ما حد ياخد باله. </w:t>
+            </w:r>
+            <w:r>
+              <w:rPr>
+                <w:rFonts w:ascii="Segoe UI" w:cs="Segoe UI" w:eastAsia="Segoe UI" w:hAnsi="Segoe UI"/>
+                <w:b/>
+                <w:bCs/>
+                <w:color w:val="0F766E"/>
+                <w:sz w:val="22"/>
+                <w:szCs w:val="22"/>
+                <w:rtl/>
+              </w:rPr>
+              <w:t xml:space="preserve">دلوقتي بقى بيرفض</w:t>
+            </w:r>
+            <w:r>
+              <w:rPr>
+                <w:rFonts w:ascii="Segoe UI" w:cs="Segoe UI" w:eastAsia="Segoe UI" w:hAnsi="Segoe UI"/>
+                <w:color w:val="1A1A1A"/>
+                <w:sz w:val="22"/>
+                <w:szCs w:val="22"/>
+                <w:rtl/>
+              </w:rPr>
+              <w:t xml:space="preserve"> بدل ما يسيبك تكتشفها من أول طلب.</w:t>
             </w:r>
           </w:p>
         </w:tc>
@@ -10184,22 +10271,14 @@
             <w:r>
               <w:rPr>
                 <w:rFonts w:ascii="Segoe UI" w:cs="Segoe UI" w:eastAsia="Segoe UI" w:hAnsi="Segoe UI"/>
-                <w:color w:val="5B6470"/>
-                <w:sz w:val="20"/>
-                <w:szCs w:val="20"/>
-                <w:rtl/>
-              </w:rPr>
-              <w:t xml:space="preserve">الحفظ بيقول </w:t>
-            </w:r>
-            <w:r>
-              <w:rPr>
-                <w:rFonts w:ascii="Consolas" w:cs="Consolas" w:eastAsia="Consolas" w:hAnsi="Consolas"/>
-                <w:color w:val="5B6470"/>
-                <w:sz w:val="19"/>
-                <w:szCs w:val="19"/>
-                <w:rtl w:val="false"/>
-              </w:rPr>
-              <w:t xml:space="preserve">Validation failed</w:t>
+                <w:b w:val="false"/>
+                <w:bCs w:val="false"/>
+                <w:color w:val="5B6470"/>
+                <w:sz w:val="20"/>
+                <w:szCs w:val="20"/>
+                <w:rtl/>
+              </w:rPr>
+              <w:t xml:space="preserve">الحفظ اترفض وظهرت رسالة حمرا</w:t>
             </w:r>
           </w:p>
         </w:tc>
@@ -10229,7 +10308,7 @@
                 <w:szCs w:val="20"/>
                 <w:rtl/>
               </w:rPr>
-              <w:t xml:space="preserve">اقرا باقي الرسالة — بتسمّي الخانة الناقصة. غالباً SKU.</w:t>
+              <w:t xml:space="preserve">الرسالة بتسمّي الخانة والصف — غالباً SKU أو السعر</w:t>
             </w:r>
           </w:p>
         </w:tc>
@@ -10292,68 +10371,6 @@
                 <w:rtl/>
               </w:rPr>
               <w:t xml:space="preserve">غالباً جلستك انتهت — ادخل بحسابك تاني وجرّب</w:t>
-            </w:r>
-          </w:p>
-        </w:tc>
-      </w:tr>
-      <w:tr>
-        <w:tc>
-          <w:tcPr>
-            <w:tcW w:type="dxa" w:w="3400"/>
-            <w:tcMar>
-              <w:top w:type="dxa" w:w="100"/>
-              <w:left w:type="dxa" w:w="130"/>
-              <w:bottom w:type="dxa" w:w="100"/>
-              <w:right w:type="dxa" w:w="130"/>
-            </w:tcMar>
-          </w:tcPr>
-          <w:p>
-            <w:pPr>
-              <w:bidi/>
-              <w:spacing w:after="0"/>
-              <w:jc w:val="right"/>
-            </w:pPr>
-            <w:r>
-              <w:rPr>
-                <w:rFonts w:ascii="Segoe UI" w:cs="Segoe UI" w:eastAsia="Segoe UI" w:hAnsi="Segoe UI"/>
-                <w:b w:val="false"/>
-                <w:bCs w:val="false"/>
-                <w:color w:val="5B6470"/>
-                <w:sz w:val="20"/>
-                <w:szCs w:val="20"/>
-                <w:rtl/>
-              </w:rPr>
-              <w:t xml:space="preserve">المنتج بيتباع بصفر جنيه</w:t>
-            </w:r>
-          </w:p>
-        </w:tc>
-        <w:tc>
-          <w:tcPr>
-            <w:tcW w:type="dxa" w:w="5626"/>
-            <w:tcMar>
-              <w:top w:type="dxa" w:w="100"/>
-              <w:left w:type="dxa" w:w="130"/>
-              <w:bottom w:type="dxa" w:w="100"/>
-              <w:right w:type="dxa" w:w="130"/>
-            </w:tcMar>
-          </w:tcPr>
-          <w:p>
-            <w:pPr>
-              <w:bidi/>
-              <w:spacing w:after="0"/>
-              <w:jc w:val="right"/>
-            </w:pPr>
-            <w:r>
-              <w:rPr>
-                <w:rFonts w:ascii="Segoe UI" w:cs="Segoe UI" w:eastAsia="Segoe UI" w:hAnsi="Segoe UI"/>
-                <w:b w:val="false"/>
-                <w:bCs w:val="false"/>
-                <w:color w:val="5B6470"/>
-                <w:sz w:val="20"/>
-                <w:szCs w:val="20"/>
-                <w:rtl/>
-              </w:rPr>
-              <w:t xml:space="preserve">خانة السعر كانت فاضية — افتح المنتج واكتب السعر</w:t>
             </w:r>
           </w:p>
         </w:tc>
